--- a/Assignment3_Report_final_version.docx
+++ b/Assignment3_Report_final_version.docx
@@ -13,6 +13,13 @@
         </w:rPr>
         <w:t>Assignment 3: Agents — doit Shell Agent</w:t>
       </w:r>
+      <w:r>
+        <w:rPr>
+          <w:b/>
+          <w:sz w:val="40"/>
+        </w:rPr>
+        <w:t xml:space="preserve"> by Nadav Banay (326277910)</w:t>
+      </w:r>
     </w:p>
     <w:p>
       <w:pPr>
@@ -41,11 +48,9 @@
       <w:r>
         <w:t xml:space="preserve">anguage requests, calls an LLM to produce a structured </w:t>
       </w:r>
-      <w:proofErr w:type="spellStart"/>
       <w:r>
         <w:t>json</w:t>
       </w:r>
-      <w:proofErr w:type="spellEnd"/>
       <w:r>
         <w:t xml:space="preserve"> response</w:t>
       </w:r>
@@ -64,59 +69,19 @@
     </w:p>
     <w:p>
       <w:r>
-        <w:t>3 model configurations are supported with ~/</w:t>
-      </w:r>
-      <w:proofErr w:type="spellStart"/>
-      <w:r>
-        <w:t>doit.cfg</w:t>
-      </w:r>
-      <w:proofErr w:type="spellEnd"/>
-      <w:r>
-        <w:t xml:space="preserve">: a hosted </w:t>
-      </w:r>
-      <w:proofErr w:type="spellStart"/>
-      <w:r>
-        <w:t>api</w:t>
-      </w:r>
-      <w:proofErr w:type="spellEnd"/>
-      <w:r>
-        <w:t xml:space="preserve"> model (</w:t>
-      </w:r>
-      <w:proofErr w:type="spellStart"/>
-      <w:r>
-        <w:t>Groq</w:t>
-      </w:r>
-      <w:proofErr w:type="spellEnd"/>
-      <w:r>
-        <w:t xml:space="preserve"> / llama-3.1-8b-instant), a local instruction model without tool</w:t>
+        <w:t>3 model configurations are supported with ~/doit.cfg: a hosted api model (Groq / llama-3.1-8b-instant), a local instruction model without tool</w:t>
       </w:r>
       <w:r>
         <w:t xml:space="preserve"> </w:t>
       </w:r>
       <w:r>
-        <w:t>calling (</w:t>
-      </w:r>
-      <w:proofErr w:type="spellStart"/>
-      <w:r>
-        <w:t>ollama</w:t>
-      </w:r>
-      <w:proofErr w:type="spellEnd"/>
-      <w:r>
-        <w:t>/gemma3:4b), and a local tool</w:t>
+        <w:t>calling (ollama/gemma3:4b), and a local tool</w:t>
       </w:r>
       <w:r>
         <w:t xml:space="preserve"> </w:t>
       </w:r>
       <w:r>
-        <w:t>calling model (</w:t>
-      </w:r>
-      <w:proofErr w:type="spellStart"/>
-      <w:r>
-        <w:t>ollama</w:t>
-      </w:r>
-      <w:proofErr w:type="spellEnd"/>
-      <w:r>
-        <w:t>/qwen3:4b).</w:t>
+        <w:t>calling model (ollama/qwen3:4b).</w:t>
       </w:r>
     </w:p>
     <w:p>
@@ -137,43 +102,17 @@
     </w:p>
     <w:p>
       <w:r>
-        <w:t>_</w:t>
-      </w:r>
-      <w:proofErr w:type="spellStart"/>
-      <w:r>
-        <w:t>build_messages</w:t>
-      </w:r>
-      <w:proofErr w:type="spellEnd"/>
-      <w:r>
-        <w:t xml:space="preserve">() </w:t>
+        <w:t xml:space="preserve">_build_messages() </w:t>
       </w:r>
       <w:r>
         <w:t>creates</w:t>
       </w:r>
       <w:r>
-        <w:t xml:space="preserve"> the message list. _</w:t>
-      </w:r>
-      <w:proofErr w:type="spellStart"/>
-      <w:r>
-        <w:t>call_llm</w:t>
-      </w:r>
-      <w:proofErr w:type="spellEnd"/>
-      <w:r>
-        <w:t xml:space="preserve">() calls </w:t>
-      </w:r>
-      <w:proofErr w:type="spellStart"/>
-      <w:r>
-        <w:t>LiteLLM</w:t>
-      </w:r>
-      <w:proofErr w:type="spellEnd"/>
-      <w:r>
-        <w:t xml:space="preserve"> and parses the </w:t>
-      </w:r>
-      <w:proofErr w:type="spellStart"/>
+        <w:t xml:space="preserve"> the message list. _call_llm() calls LiteLLM and parses the </w:t>
+      </w:r>
       <w:r>
         <w:t>json</w:t>
       </w:r>
-      <w:proofErr w:type="spellEnd"/>
       <w:r>
         <w:t xml:space="preserve"> response (with a markdown</w:t>
       </w:r>
@@ -187,15 +126,7 @@
         <w:t xml:space="preserve"> </w:t>
       </w:r>
       <w:r>
-        <w:t>stripping step and a regex fallback for models that add extra prose). _</w:t>
-      </w:r>
-      <w:proofErr w:type="spellStart"/>
-      <w:r>
-        <w:t>process_response</w:t>
-      </w:r>
-      <w:proofErr w:type="spellEnd"/>
-      <w:r>
-        <w:t xml:space="preserve">() dispatches on </w:t>
+        <w:t xml:space="preserve">stripping step and a regex fallback for models that add extra prose). _process_response() dispatches on </w:t>
       </w:r>
       <w:proofErr w:type="gramStart"/>
       <w:r>
@@ -268,11 +199,9 @@
       <w:r>
         <w:t xml:space="preserve">clarification — </w:t>
       </w:r>
-      <w:proofErr w:type="spellStart"/>
       <w:r>
         <w:t>llm</w:t>
       </w:r>
-      <w:proofErr w:type="spellEnd"/>
       <w:r>
         <w:t xml:space="preserve"> needs more information</w:t>
       </w:r>
@@ -286,13 +215,8 @@
         </w:numPr>
         <w:ind w:left="360"/>
       </w:pPr>
-      <w:proofErr w:type="spellStart"/>
-      <w:r>
-        <w:t>multi_step</w:t>
-      </w:r>
-      <w:proofErr w:type="spellEnd"/>
-      <w:r>
-        <w:t xml:space="preserve"> — ordered sequence of commands</w:t>
+      <w:r>
+        <w:t>multi_step — ordered sequence of commands</w:t>
       </w:r>
     </w:p>
     <w:p>
@@ -304,11 +228,9 @@
       </w:r>
     </w:p>
     <w:p>
-      <w:proofErr w:type="spellStart"/>
       <w:r>
         <w:t>json</w:t>
       </w:r>
-      <w:proofErr w:type="spellEnd"/>
       <w:r>
         <w:t xml:space="preserve"> </w:t>
       </w:r>
@@ -337,23 +259,7 @@
         <w:t xml:space="preserve"> </w:t>
       </w:r>
       <w:r>
-        <w:t xml:space="preserve">command classification is embedded in the same </w:t>
-      </w:r>
-      <w:proofErr w:type="spellStart"/>
-      <w:r>
-        <w:t>json</w:t>
-      </w:r>
-      <w:proofErr w:type="spellEnd"/>
-      <w:r>
-        <w:t xml:space="preserve"> response (the "dangerous" </w:t>
-      </w:r>
-      <w:proofErr w:type="spellStart"/>
-      <w:r>
-        <w:t>boolean</w:t>
-      </w:r>
-      <w:proofErr w:type="spellEnd"/>
-      <w:r>
-        <w:t xml:space="preserve"> field), avoiding an extra LLM call.</w:t>
+        <w:t>command classification is embedded in the same json response (the "dangerous" boolean field), avoiding an extra LLM call.</w:t>
       </w:r>
     </w:p>
     <w:p>
@@ -529,7 +435,6 @@
         </w:rPr>
         <w:t xml:space="preserve">"impossible" is triggered only by the </w:t>
       </w:r>
-      <w:proofErr w:type="spellStart"/>
       <w:r>
         <w:rPr>
           <w:bCs/>
@@ -537,7 +442,6 @@
         </w:rPr>
         <w:t>llm's</w:t>
       </w:r>
-      <w:proofErr w:type="spellEnd"/>
       <w:r>
         <w:rPr>
           <w:bCs/>
@@ -587,29 +491,11 @@
       <w:r>
         <w:t xml:space="preserve">commands). The </w:t>
       </w:r>
-      <w:proofErr w:type="spellStart"/>
       <w:r>
         <w:t>llm</w:t>
       </w:r>
-      <w:proofErr w:type="spellEnd"/>
-      <w:r>
-        <w:t xml:space="preserve"> sets the "dangerous" </w:t>
-      </w:r>
-      <w:proofErr w:type="spellStart"/>
-      <w:r>
-        <w:t>boolean</w:t>
-      </w:r>
-      <w:proofErr w:type="spellEnd"/>
-      <w:r>
-        <w:t xml:space="preserve"> in the same response — no extra LLM call. When dangerous=true, </w:t>
-      </w:r>
-      <w:proofErr w:type="spellStart"/>
-      <w:r>
-        <w:t>handle_command</w:t>
-      </w:r>
-      <w:proofErr w:type="spellEnd"/>
-      <w:r>
-        <w:t>() prints a warning and prompts y/N before executing.</w:t>
+      <w:r>
+        <w:t xml:space="preserve"> sets the "dangerous" boolean in the same response — no extra LLM call. When dangerous=true, handle_command() prints a warning and prompts y/N before executing.</w:t>
       </w:r>
     </w:p>
     <w:p>
@@ -622,23 +508,7 @@
     </w:p>
     <w:p>
       <w:r>
-        <w:t xml:space="preserve">Keeping the classification in the same call avoids disagreement between 2 separate calls. The prompt lists concrete examples to help the </w:t>
-      </w:r>
-      <w:proofErr w:type="spellStart"/>
-      <w:r>
-        <w:t>llm</w:t>
-      </w:r>
-      <w:proofErr w:type="spellEnd"/>
-      <w:r>
-        <w:t xml:space="preserve"> </w:t>
-      </w:r>
-      <w:proofErr w:type="spellStart"/>
-      <w:r>
-        <w:t>generalise</w:t>
-      </w:r>
-      <w:proofErr w:type="spellEnd"/>
-      <w:r>
-        <w:t xml:space="preserve"> to other dangerous cases.</w:t>
+        <w:t>Keeping the classification in the same call avoids disagreement between 2 separate calls. The prompt lists concrete examples to help the llm generalise to other dangerous cases.</w:t>
       </w:r>
     </w:p>
     <w:p>
@@ -760,23 +630,7 @@
           <w:b/>
           <w:color w:val="005FAF"/>
         </w:rPr>
-        <w:t xml:space="preserve">Limitation found during testing: </w:t>
-      </w:r>
-      <w:proofErr w:type="spellStart"/>
-      <w:r>
-        <w:rPr>
-          <w:b/>
-          <w:color w:val="005FAF"/>
-        </w:rPr>
-        <w:t>mkdir</w:t>
-      </w:r>
-      <w:proofErr w:type="spellEnd"/>
-      <w:r>
-        <w:rPr>
-          <w:b/>
-          <w:color w:val="005FAF"/>
-        </w:rPr>
-        <w:t xml:space="preserve"> classified as dangerous=false</w:t>
+        <w:t>Limitation found during testing: mkdir classified as dangerous=false</w:t>
       </w:r>
     </w:p>
     <w:p>
@@ -789,23 +643,7 @@
           <w:rFonts w:ascii="Courier New" w:hAnsi="Courier New"/>
           <w:sz w:val="18"/>
         </w:rPr>
-        <w:t xml:space="preserve">$ doit "create a folder called </w:t>
-      </w:r>
-      <w:proofErr w:type="spellStart"/>
-      <w:r>
-        <w:rPr>
-          <w:rFonts w:ascii="Courier New" w:hAnsi="Courier New"/>
-          <w:sz w:val="18"/>
-        </w:rPr>
-        <w:t>doit_test</w:t>
-      </w:r>
-      <w:proofErr w:type="spellEnd"/>
-      <w:r>
-        <w:rPr>
-          <w:rFonts w:ascii="Courier New" w:hAnsi="Courier New"/>
-          <w:sz w:val="18"/>
-        </w:rPr>
-        <w:t>"</w:t>
+        <w:t>$ doit "create a folder called doit_test"</w:t>
       </w:r>
     </w:p>
     <w:p>
@@ -831,23 +669,7 @@
           <w:rFonts w:ascii="Courier New" w:hAnsi="Courier New"/>
           <w:sz w:val="18"/>
         </w:rPr>
-        <w:t xml:space="preserve"># </w:t>
-      </w:r>
-      <w:proofErr w:type="spellStart"/>
-      <w:r>
-        <w:rPr>
-          <w:rFonts w:ascii="Courier New" w:hAnsi="Courier New"/>
-          <w:sz w:val="18"/>
-        </w:rPr>
-        <w:t>mkdir</w:t>
-      </w:r>
-      <w:proofErr w:type="spellEnd"/>
-      <w:r>
-        <w:rPr>
-          <w:rFonts w:ascii="Courier New" w:hAnsi="Courier New"/>
-          <w:sz w:val="18"/>
-        </w:rPr>
-        <w:t xml:space="preserve"> ran immediately without confirmation.</w:t>
+        <w:t># mkdir ran immediately without confirmation.</w:t>
       </w:r>
     </w:p>
     <w:p>
@@ -860,39 +682,7 @@
           <w:rFonts w:ascii="Courier New" w:hAnsi="Courier New"/>
           <w:sz w:val="18"/>
         </w:rPr>
-        <w:t xml:space="preserve"># The system prompt lists </w:t>
-      </w:r>
-      <w:proofErr w:type="spellStart"/>
-      <w:r>
-        <w:rPr>
-          <w:rFonts w:ascii="Courier New" w:hAnsi="Courier New"/>
-          <w:sz w:val="18"/>
-        </w:rPr>
-        <w:t>rmdir</w:t>
-      </w:r>
-      <w:proofErr w:type="spellEnd"/>
-      <w:r>
-        <w:rPr>
-          <w:rFonts w:ascii="Courier New" w:hAnsi="Courier New"/>
-          <w:sz w:val="18"/>
-        </w:rPr>
-        <w:t xml:space="preserve"> but not </w:t>
-      </w:r>
-      <w:proofErr w:type="spellStart"/>
-      <w:r>
-        <w:rPr>
-          <w:rFonts w:ascii="Courier New" w:hAnsi="Courier New"/>
-          <w:sz w:val="18"/>
-        </w:rPr>
-        <w:t>mkdir</w:t>
-      </w:r>
-      <w:proofErr w:type="spellEnd"/>
-      <w:r>
-        <w:rPr>
-          <w:rFonts w:ascii="Courier New" w:hAnsi="Courier New"/>
-          <w:sz w:val="18"/>
-        </w:rPr>
-        <w:t xml:space="preserve"> explicitly;</w:t>
+        <w:t># The system prompt lists rmdir but not mkdir explicitly;</w:t>
       </w:r>
     </w:p>
     <w:p>
@@ -923,1001 +713,788 @@
           <w:color w:val="000000" w:themeColor="text1"/>
         </w:rPr>
       </w:pPr>
-      <w:proofErr w:type="spellStart"/>
       <w:r>
         <w:rPr>
           <w:bCs/>
           <w:color w:val="000000" w:themeColor="text1"/>
         </w:rPr>
-        <w:t>mkdir</w:t>
-      </w:r>
-      <w:proofErr w:type="spellEnd"/>
+        <w:t xml:space="preserve">mkdir, touch, and </w:t>
+      </w:r>
       <w:r>
         <w:rPr>
           <w:bCs/>
           <w:color w:val="000000" w:themeColor="text1"/>
         </w:rPr>
-        <w:t xml:space="preserve">, touch, and </w:t>
+        <w:t>other</w:t>
       </w:r>
       <w:r>
         <w:rPr>
           <w:bCs/>
           <w:color w:val="000000" w:themeColor="text1"/>
         </w:rPr>
-        <w:t>other</w:t>
+        <w:t xml:space="preserve"> commands are sometimes misclassified as safe. The system prompt lists rmdir but not mkdir — the </w:t>
       </w:r>
       <w:r>
         <w:rPr>
           <w:bCs/>
           <w:color w:val="000000" w:themeColor="text1"/>
         </w:rPr>
-        <w:t xml:space="preserve"> commands are sometimes misclassified as safe. The system prompt lists </w:t>
-      </w:r>
-      <w:proofErr w:type="spellStart"/>
+        <w:t>llm</w:t>
+      </w:r>
       <w:r>
         <w:rPr>
           <w:bCs/>
           <w:color w:val="000000" w:themeColor="text1"/>
         </w:rPr>
-        <w:t>rmdir</w:t>
-      </w:r>
-      <w:proofErr w:type="spellEnd"/>
+        <w:t xml:space="preserve"> does not always generalise </w:t>
+      </w:r>
       <w:r>
         <w:rPr>
           <w:bCs/>
           <w:color w:val="000000" w:themeColor="text1"/>
         </w:rPr>
-        <w:t xml:space="preserve"> but not </w:t>
-      </w:r>
-      <w:proofErr w:type="spellStart"/>
-      <w:r>
-        <w:rPr>
-          <w:bCs/>
-          <w:color w:val="000000" w:themeColor="text1"/>
-        </w:rPr>
-        <w:t>mkdir</w:t>
-      </w:r>
-      <w:proofErr w:type="spellEnd"/>
-      <w:r>
-        <w:rPr>
-          <w:bCs/>
-          <w:color w:val="000000" w:themeColor="text1"/>
-        </w:rPr>
-        <w:t xml:space="preserve"> — the </w:t>
-      </w:r>
-      <w:proofErr w:type="spellStart"/>
-      <w:r>
-        <w:rPr>
-          <w:bCs/>
-          <w:color w:val="000000" w:themeColor="text1"/>
-        </w:rPr>
+        <w:t>the dangerous scenarios.</w:t>
+      </w:r>
+    </w:p>
+    <w:p/>
+    <w:p>
+      <w:pPr>
+        <w:pStyle w:val="Heading1"/>
+      </w:pPr>
+      <w:r>
+        <w:t>Section 3: Model Flexibility</w:t>
+      </w:r>
+    </w:p>
+    <w:p>
+      <w:pPr>
+        <w:pStyle w:val="Heading2"/>
+      </w:pPr>
+      <w:r>
+        <w:t>What was implemented</w:t>
+      </w:r>
+    </w:p>
+    <w:p>
+      <w:r>
+        <w:t>~/doit.cfg selects the model and provider. _call_llm() passes the config directly to LiteLLM's completion</w:t>
+      </w:r>
+      <w:proofErr w:type="gramStart"/>
+      <w:r>
+        <w:t>() —</w:t>
+      </w:r>
+      <w:proofErr w:type="gramEnd"/>
+      <w:r>
+        <w:t xml:space="preserve"> no provider-specific code exists in doit. Three configurations were tested:</w:t>
+      </w:r>
+    </w:p>
+    <w:p>
+      <w:pPr>
+        <w:pStyle w:val="ListBullet"/>
+      </w:pPr>
+      <w:r>
+        <w:t>API: groq/llama-3.1-8b-instant</w:t>
+      </w:r>
+    </w:p>
+    <w:p>
+      <w:pPr>
+        <w:pStyle w:val="ListBullet"/>
+      </w:pPr>
+      <w:r>
+        <w:t>local_tools: ollama/qwen3:4b</w:t>
+      </w:r>
+    </w:p>
+    <w:p>
+      <w:pPr>
+        <w:pStyle w:val="ListBullet"/>
+      </w:pPr>
+      <w:r>
+        <w:t>local_no_tools: ollama/gemma3:4b</w:t>
+      </w:r>
+    </w:p>
+    <w:p>
+      <w:pPr>
+        <w:pStyle w:val="Heading2"/>
+      </w:pPr>
+      <w:r>
+        <w:t>doit.cfg examples</w:t>
+      </w:r>
+    </w:p>
+    <w:p>
+      <w:pPr>
+        <w:shd w:val="clear" w:color="auto" w:fill="F2F2F2"/>
+      </w:pPr>
+      <w:r>
+        <w:rPr>
+          <w:rFonts w:ascii="Courier New" w:hAnsi="Courier New"/>
+          <w:sz w:val="18"/>
+        </w:rPr>
+        <w:t>{"model":"groq/llama-3.1-8b-instant","api_key":"gsk_...","api_base</w:t>
+      </w:r>
+      <w:proofErr w:type="gramStart"/>
+      <w:r>
+        <w:rPr>
+          <w:rFonts w:ascii="Courier New" w:hAnsi="Courier New"/>
+          <w:sz w:val="18"/>
+        </w:rPr>
+        <w:t>":"","</w:t>
+      </w:r>
+      <w:proofErr w:type="gramEnd"/>
+      <w:r>
+        <w:rPr>
+          <w:rFonts w:ascii="Courier New" w:hAnsi="Courier New"/>
+          <w:sz w:val="18"/>
+        </w:rPr>
+        <w:t>model_type":"</w:t>
+      </w:r>
+      <w:proofErr w:type="gramStart"/>
+      <w:r>
+        <w:rPr>
+          <w:rFonts w:ascii="Courier New" w:hAnsi="Courier New"/>
+          <w:sz w:val="18"/>
+        </w:rPr>
+        <w:t>api"}</w:t>
+      </w:r>
+      <w:proofErr w:type="gramEnd"/>
+    </w:p>
+    <w:p>
+      <w:pPr>
+        <w:shd w:val="clear" w:color="auto" w:fill="F2F2F2"/>
+      </w:pPr>
+      <w:r>
+        <w:rPr>
+          <w:rFonts w:ascii="Courier New" w:hAnsi="Courier New"/>
+          <w:sz w:val="18"/>
+        </w:rPr>
+        <w:t>{"model":"ollama/qwen3:4b","api_key":"","api_base":"</w:t>
+      </w:r>
+      <w:proofErr w:type="gramStart"/>
+      <w:r>
+        <w:rPr>
+          <w:rFonts w:ascii="Courier New" w:hAnsi="Courier New"/>
+          <w:sz w:val="18"/>
+        </w:rPr>
+        <w:t>http://localhost:11434","model_type":"local_tools"}</w:t>
+      </w:r>
+      <w:proofErr w:type="gramEnd"/>
+    </w:p>
+    <w:p>
+      <w:pPr>
+        <w:shd w:val="clear" w:color="auto" w:fill="F2F2F2"/>
+      </w:pPr>
+      <w:r>
+        <w:rPr>
+          <w:rFonts w:ascii="Courier New" w:hAnsi="Courier New"/>
+          <w:sz w:val="18"/>
+        </w:rPr>
+        <w:t>{"model":"ollama/gemma3:4b","api_key":"","api_base":"</w:t>
+      </w:r>
+      <w:proofErr w:type="gramStart"/>
+      <w:r>
+        <w:rPr>
+          <w:rFonts w:ascii="Courier New" w:hAnsi="Courier New"/>
+          <w:sz w:val="18"/>
+        </w:rPr>
+        <w:t>http://localhost:11434","model_type":"local_no_tools"}</w:t>
+      </w:r>
+      <w:proofErr w:type="gramEnd"/>
+    </w:p>
+    <w:p>
+      <w:pPr>
+        <w:pStyle w:val="Heading2"/>
+      </w:pPr>
+      <w:r>
+        <w:t>Model comparison — same request, all three models</w:t>
+      </w:r>
+    </w:p>
+    <w:p>
+      <w:pPr>
+        <w:pStyle w:val="Heading3"/>
+      </w:pPr>
+      <w:r>
+        <w:t>Test 1: Basic read-</w:t>
+      </w:r>
+      <w:proofErr w:type="gramStart"/>
+      <w:r>
+        <w:t>only — "</w:t>
+      </w:r>
+      <w:proofErr w:type="gramEnd"/>
+      <w:r>
+        <w:t>list all python files in this directory"</w:t>
+      </w:r>
+    </w:p>
+    <w:p>
+      <w:r>
+        <w:t>All three models: direct_json, correct command, dangerous=false.</w:t>
+      </w:r>
+    </w:p>
+    <w:p>
+      <w:pPr>
+        <w:shd w:val="clear" w:color="auto" w:fill="F2F2F2"/>
+      </w:pPr>
+      <w:r>
+        <w:rPr>
+          <w:rFonts w:ascii="Courier New" w:hAnsi="Courier New"/>
+          <w:sz w:val="18"/>
+        </w:rPr>
+        <w:t>groq:   ls *.py  [direct_json]</w:t>
+      </w:r>
+      <w:r>
+        <w:rPr>
+          <w:rFonts w:ascii="Courier New" w:hAnsi="Courier New"/>
+          <w:sz w:val="18"/>
+        </w:rPr>
+        <w:br/>
+        <w:t>qwen3:  ls *.py  [direct_json]</w:t>
+      </w:r>
+      <w:r>
+        <w:rPr>
+          <w:rFonts w:ascii="Courier New" w:hAnsi="Courier New"/>
+          <w:sz w:val="18"/>
+        </w:rPr>
+        <w:br/>
+        <w:t>gemma3: ls *.py  [direct_json — markdown fences stripped by regex]</w:t>
+      </w:r>
+    </w:p>
+    <w:p>
+      <w:r>
+        <w:t>gemma3 wrapped output with "json..." fences despite the instruction not to. The fence-stripping regex recovered it cleanly. On simple requests all three models behave correctly.</w:t>
+      </w:r>
+    </w:p>
+    <w:p>
+      <w:pPr>
+        <w:pStyle w:val="Heading3"/>
+      </w:pPr>
+      <w:r>
+        <w:lastRenderedPageBreak/>
+        <w:t>Test 2: Complex multi-</w:t>
+      </w:r>
+      <w:proofErr w:type="gramStart"/>
+      <w:r>
+        <w:t>step — "</w:t>
+      </w:r>
+      <w:proofErr w:type="gramEnd"/>
+      <w:r>
+        <w:t>find all files modified in the last 24 hours and move them to a backup folder"</w:t>
+      </w:r>
+    </w:p>
+    <w:p>
+      <w:r>
+        <w:t>groq/llama-3.1-8b-instant  →  fallback_answer (invalid JSON escape)</w:t>
+      </w:r>
+    </w:p>
+    <w:p>
+      <w:pPr>
+        <w:shd w:val="clear" w:color="auto" w:fill="F2F2F2"/>
+      </w:pPr>
+      <w:r>
+        <w:rPr>
+          <w:rFonts w:ascii="Courier New" w:hAnsi="Courier New"/>
+          <w:sz w:val="18"/>
+        </w:rPr>
+        <w:t xml:space="preserve">{"type":"command","command":"find . -type f -mtime -1 -exec </w:t>
+      </w:r>
+      <w:proofErr w:type="gramStart"/>
+      <w:r>
+        <w:rPr>
+          <w:rFonts w:ascii="Courier New" w:hAnsi="Courier New"/>
+          <w:sz w:val="18"/>
+        </w:rPr>
+        <w:t>mv {} /</w:t>
+      </w:r>
+      <w:proofErr w:type="gramEnd"/>
+      <w:r>
+        <w:rPr>
+          <w:rFonts w:ascii="Courier New" w:hAnsi="Courier New"/>
+          <w:sz w:val="18"/>
+        </w:rPr>
+        <w:t>backup/ \;", ...,"dangerous":true}</w:t>
+      </w:r>
+    </w:p>
+    <w:p>
+      <w:r>
+        <w:t>The command contains \; which is invalid JSON (backslash must be escaped as \\). json.loads() failed and the regex fallback also failed, so the response was silently demoted to type=answer — the command was never executed.</w:t>
+      </w:r>
+    </w:p>
+    <w:p>
+      <w:r>
+        <w:t>ollama/qwen3:4b  →  clarification (direct_json)</w:t>
+      </w:r>
+    </w:p>
+    <w:p>
+      <w:pPr>
+        <w:shd w:val="clear" w:color="auto" w:fill="F2F2F2"/>
+      </w:pPr>
+      <w:r>
+        <w:rPr>
+          <w:rFonts w:ascii="Courier New" w:hAnsi="Courier New"/>
+          <w:sz w:val="18"/>
+        </w:rPr>
+        <w:t>{"type":"clarification","question":"Which backup folder should I use?",</w:t>
+      </w:r>
+      <w:r>
+        <w:rPr>
+          <w:rFonts w:ascii="Courier New" w:hAnsi="Courier New"/>
+          <w:sz w:val="18"/>
+        </w:rPr>
+        <w:br/>
+        <w:t xml:space="preserve"> "options":["/backup","~/backup","custom</w:t>
+      </w:r>
+      <w:proofErr w:type="gramStart"/>
+      <w:r>
+        <w:rPr>
+          <w:rFonts w:ascii="Courier New" w:hAnsi="Courier New"/>
+          <w:sz w:val="18"/>
+        </w:rPr>
+        <w:t>"]}</w:t>
+      </w:r>
+      <w:proofErr w:type="gramEnd"/>
+    </w:p>
+    <w:p>
+      <w:r>
+        <w:t>qwen3 recognised the destination was unspecified and asked before acting — the most correct response.</w:t>
+      </w:r>
+    </w:p>
+    <w:p>
+      <w:r>
+        <w:t>ollama/gemma3:4b  →  fallback_answer (malformed JSON)</w:t>
+      </w:r>
+    </w:p>
+    <w:p>
+      <w:pPr>
+        <w:shd w:val="clear" w:color="auto" w:fill="F2F2F2"/>
+      </w:pPr>
+      <w:r>
+        <w:rPr>
+          <w:rFonts w:ascii="Courier New" w:hAnsi="Courier New"/>
+          <w:sz w:val="18"/>
+        </w:rPr>
+        <w:t>{"type":"multi_step","steps":[</w:t>
+      </w:r>
+      <w:r>
+        <w:rPr>
+          <w:rFonts w:ascii="Courier New" w:hAnsi="Courier New"/>
+          <w:sz w:val="18"/>
+        </w:rPr>
+        <w:br/>
+        <w:t xml:space="preserve">  {"command":"find / -type f -mtime -1 -print0", ...},</w:t>
+      </w:r>
+      <w:r>
+        <w:rPr>
+          <w:rFonts w:ascii="Courier New" w:hAnsi="Courier New"/>
+          <w:sz w:val="18"/>
+        </w:rPr>
+        <w:br/>
+        <w:t xml:space="preserve">  {"command":"mkdir -p /path/to/backup", ...},</w:t>
+      </w:r>
+      <w:r>
+        <w:rPr>
+          <w:rFonts w:ascii="Courier New" w:hAnsi="Courier New"/>
+          <w:sz w:val="18"/>
+        </w:rPr>
+        <w:br/>
+        <w:t xml:space="preserve">  {"command":"xargs -0 mv </w:t>
+      </w:r>
+      <w:proofErr w:type="gramStart"/>
+      <w:r>
+        <w:rPr>
+          <w:rFonts w:ascii="Courier New" w:hAnsi="Courier New"/>
+          <w:sz w:val="18"/>
+        </w:rPr>
+        <w:t>-- {}",</w:t>
+      </w:r>
+      <w:proofErr w:type="gramEnd"/>
+      <w:r>
+        <w:rPr>
+          <w:rFonts w:ascii="Courier New" w:hAnsi="Courier New"/>
+          <w:sz w:val="18"/>
+        </w:rPr>
+        <w:t>description":"</w:t>
+      </w:r>
+      <w:proofErr w:type="gramStart"/>
+      <w:r>
+        <w:rPr>
+          <w:rFonts w:ascii="Courier New" w:hAnsi="Courier New"/>
+          <w:sz w:val="18"/>
+        </w:rPr>
+        <w:t xml:space="preserve">..."}  </w:t>
+      </w:r>
+      <w:proofErr w:type="gramEnd"/>
+      <w:r>
+        <w:rPr>
+          <w:rFonts w:ascii="Courier New" w:hAnsi="Courier New"/>
+          <w:sz w:val="18"/>
+        </w:rPr>
+        <w:t xml:space="preserve"> &lt;-- missing opening quote</w:t>
+      </w:r>
+      <w:r>
+        <w:rPr>
+          <w:rFonts w:ascii="Courier New" w:hAnsi="Courier New"/>
+          <w:sz w:val="18"/>
+        </w:rPr>
+        <w:br/>
+        <w:t>]}</w:t>
+      </w:r>
+    </w:p>
+    <w:p>
+      <w:r>
+        <w:t>gemma3 attempted the right structure (multi_step with 3 steps) but the JSON was malformed — a missing quote on the third step's key. Both json.loads() and the regex fallback failed, so the entire plan was silently discarded. gemma3 also searched from / instead of ., which would scan the entire filesystem.</w:t>
+      </w:r>
+    </w:p>
+    <w:p>
+      <w:pPr>
+        <w:pStyle w:val="Heading3"/>
+      </w:pPr>
+      <w:r>
+        <w:t xml:space="preserve">Test 3: Ambiguous </w:t>
+      </w:r>
+      <w:proofErr w:type="gramStart"/>
+      <w:r>
+        <w:t>request — "</w:t>
+      </w:r>
+      <w:proofErr w:type="gramEnd"/>
+      <w:r>
+        <w:t>move the files"</w:t>
+      </w:r>
+    </w:p>
+    <w:p>
+      <w:r>
+        <w:t>groq/llama-3.1-8b-instant  -&gt;  command with placeholder paths (direct_json, dangerous=true)</w:t>
+      </w:r>
+    </w:p>
+    <w:p>
+      <w:pPr>
+        <w:shd w:val="clear" w:color="auto" w:fill="F2F2F2"/>
+      </w:pPr>
+      <w:r>
+        <w:rPr>
+          <w:rFonts w:ascii="Courier New" w:hAnsi="Courier New"/>
+          <w:sz w:val="18"/>
+        </w:rPr>
+        <w:t>{"type":"command","command":"mv /path/to/source /path/to/destination","dangerous":true}</w:t>
+      </w:r>
+    </w:p>
+    <w:p>
+      <w:r>
+        <w:t xml:space="preserve">Didn't </w:t>
+      </w:r>
+      <w:proofErr w:type="gramStart"/>
+      <w:r>
+        <w:t>clarify, but</w:t>
+      </w:r>
+      <w:proofErr w:type="gramEnd"/>
+      <w:r>
+        <w:t xml:space="preserve"> used placeholder paths and correctly flagged dangerous=true.</w:t>
+      </w:r>
+    </w:p>
+    <w:p>
+      <w:r>
+        <w:t>ollama/qwen3:4b  →  clarification (direct_json)</w:t>
+      </w:r>
+    </w:p>
+    <w:p>
+      <w:pPr>
+        <w:shd w:val="clear" w:color="auto" w:fill="F2F2F2"/>
+      </w:pPr>
+      <w:r>
+        <w:rPr>
+          <w:rFonts w:ascii="Courier New" w:hAnsi="Courier New"/>
+          <w:sz w:val="18"/>
+        </w:rPr>
+        <w:t>{"type":"clarification","question":"Which files do you want to move?",</w:t>
+      </w:r>
+      <w:r>
+        <w:rPr>
+          <w:rFonts w:ascii="Courier New" w:hAnsi="Courier New"/>
+          <w:sz w:val="18"/>
+        </w:rPr>
+        <w:br/>
+        <w:t xml:space="preserve"> "options":["all files in current directory","specific files</w:t>
+      </w:r>
+      <w:proofErr w:type="gramStart"/>
+      <w:r>
+        <w:rPr>
+          <w:rFonts w:ascii="Courier New" w:hAnsi="Courier New"/>
+          <w:sz w:val="18"/>
+        </w:rPr>
+        <w:t>"]}</w:t>
+      </w:r>
+      <w:proofErr w:type="gramEnd"/>
+    </w:p>
+    <w:p>
+      <w:r>
+        <w:t>Correct action, asked before acting.</w:t>
+      </w:r>
+    </w:p>
+    <w:p>
+      <w:r>
+        <w:t>ollama/gemma3:4b  →  no-op command (direct_json, dangerous=false)</w:t>
+      </w:r>
+    </w:p>
+    <w:p>
+      <w:pPr>
+        <w:shd w:val="clear" w:color="auto" w:fill="F2F2F2"/>
+      </w:pPr>
+      <w:r>
+        <w:rPr>
+          <w:rFonts w:ascii="Courier New" w:hAnsi="Courier New"/>
+          <w:sz w:val="18"/>
+        </w:rPr>
+        <w:lastRenderedPageBreak/>
+        <w:t>{"type":"command","command":"</w:t>
+      </w:r>
+      <w:proofErr w:type="gramStart"/>
+      <w:r>
+        <w:rPr>
+          <w:rFonts w:ascii="Courier New" w:hAnsi="Courier New"/>
+          <w:sz w:val="18"/>
+        </w:rPr>
+        <w:t>mv * ."</w:t>
+      </w:r>
+      <w:proofErr w:type="gramEnd"/>
+      <w:r>
+        <w:rPr>
+          <w:rFonts w:ascii="Courier New" w:hAnsi="Courier New"/>
+          <w:sz w:val="18"/>
+        </w:rPr>
+        <w:t>,"description":"Moves all files to the same location (effectively doing nothing).","dangerous":false}</w:t>
+      </w:r>
+    </w:p>
+    <w:p>
+      <w:r>
+        <w:t>Two failures: mv is listed as dangerous in the system prompt but was flagged false; and the model "resolved" the ambiguity by generating a no-op rather than asking. type=clarification appears to be outside gemma3's output distribution.</w:t>
+      </w:r>
+    </w:p>
+    <w:p>
+      <w:pPr>
+        <w:pStyle w:val="Heading3"/>
+      </w:pPr>
+      <w:r>
+        <w:t xml:space="preserve">Test 4: Dangerous </w:t>
+      </w:r>
+      <w:proofErr w:type="gramStart"/>
+      <w:r>
+        <w:t>classification — "</w:t>
+      </w:r>
+      <w:proofErr w:type="gramEnd"/>
+      <w:r>
+        <w:t>clean up temp files in /tmp"</w:t>
+      </w:r>
+    </w:p>
+    <w:p>
+      <w:r>
+        <w:t>All three correctly set dangerous=true:</w:t>
+      </w:r>
+    </w:p>
+    <w:p>
+      <w:pPr>
+        <w:shd w:val="clear" w:color="auto" w:fill="F2F2F2"/>
+      </w:pPr>
+      <w:r>
+        <w:rPr>
+          <w:rFonts w:ascii="Courier New" w:hAnsi="Courier New"/>
+          <w:sz w:val="18"/>
+        </w:rPr>
+        <w:t>groq:   rm -rf /tmp/*                          dangerous=true</w:t>
+      </w:r>
+      <w:r>
+        <w:rPr>
+          <w:rFonts w:ascii="Courier New" w:hAnsi="Courier New"/>
+          <w:sz w:val="18"/>
+        </w:rPr>
+        <w:br/>
+        <w:t>qwen3:  rm -rf /tmp/*                          dangerous=true</w:t>
+      </w:r>
+      <w:r>
+        <w:rPr>
+          <w:rFonts w:ascii="Courier New" w:hAnsi="Courier New"/>
+          <w:sz w:val="18"/>
+        </w:rPr>
+        <w:br/>
+        <w:t>gemma3: find /tmp -name '*temp*' -delete       dangerous=true</w:t>
+      </w:r>
+    </w:p>
+    <w:p>
+      <w:r>
+        <w:t>gemma3 used a narrower command (only deletes *temp* matches, not all files) but the dangerous flag was correct.</w:t>
+      </w:r>
+    </w:p>
+    <w:p>
+      <w:pPr>
+        <w:pStyle w:val="Heading2"/>
+      </w:pPr>
+      <w:r>
+        <w:t>Synthesis — what the comparison reveals</w:t>
+      </w:r>
+    </w:p>
+    <w:p>
+      <w:r>
+        <w:t>The failures are around two main things: structured output reliability and clarification decisions. qwen3 produced valid json on all 4 tests and asked for clarification on both ambiguous requests. gemma3 used markdown fences consistently (handled by fence-stripping), produced malformed json on the complex request (causing silent discard of the entire plan), and never once used type=clarification.</w:t>
+      </w:r>
+    </w:p>
+    <w:p>
+      <w:r>
+        <w:t xml:space="preserve">The root cause is that gemma3 </w:t>
+      </w:r>
+      <w:proofErr w:type="gramStart"/>
+      <w:r>
+        <w:t>was instruction</w:t>
+      </w:r>
+      <w:proofErr w:type="gramEnd"/>
+      <w:r>
+        <w:t xml:space="preserve"> </w:t>
+      </w:r>
+      <w:proofErr w:type="gramStart"/>
+      <w:r>
+        <w:t>tuned</w:t>
+      </w:r>
+      <w:proofErr w:type="gramEnd"/>
+      <w:r>
+        <w:t xml:space="preserve"> to be helpful in natural language, not to produce machine structured output as </w:t>
+      </w:r>
+      <w:proofErr w:type="gramStart"/>
+      <w:r>
+        <w:t>a</w:t>
+      </w:r>
+      <w:proofErr w:type="gramEnd"/>
+      <w:r>
+        <w:t xml:space="preserve"> objective. The json protocol is a soft pattern for it, not a hard constraint. qwen3 was trained with structured tool use as an explicit objective — JSON output is its native format and staying within the protocol is how it handles uncertainty (it asks and doesn't guess).</w:t>
+      </w:r>
+    </w:p>
+    <w:p>
+      <w:r>
+        <w:t>An unexpected finding: the API model (groq/llama-3.1-8b-instant) also failed on the second test due to a \; escape in the command string — valid bash but invalid json. This suggests a gap in the system prompt: it specifies the response format but does not remind models to json-escape backslashes in command strings.</w:t>
+      </w:r>
+    </w:p>
+    <w:p>
+      <w:pPr>
+        <w:pStyle w:val="Heading2"/>
+      </w:pPr>
+      <w:r>
+        <w:t>Limitations</w:t>
+      </w:r>
+    </w:p>
+    <w:p>
+      <w:pPr>
+        <w:pStyle w:val="ListBullet"/>
+      </w:pPr>
+      <w:r>
+        <w:t>Tests ran in isolation (no history or memory context). Real doit usage injects prior turns, which may affect the json compliance on follow-up requests.</w:t>
+      </w:r>
+    </w:p>
+    <w:p>
+      <w:pPr>
+        <w:pStyle w:val="ListBullet"/>
+      </w:pPr>
+      <w:r>
+        <w:t>gemma3</w:t>
+      </w:r>
+      <w:r>
+        <w:t xml:space="preserve"> </w:t>
+      </w:r>
+      <w:r>
+        <w:t xml:space="preserve"> fence</w:t>
+      </w:r>
+      <w:r>
+        <w:t xml:space="preserve"> </w:t>
+      </w:r>
+      <w:r>
+        <w:t xml:space="preserve">wrapping </w:t>
+      </w:r>
+      <w:r>
+        <w:t>behavior</w:t>
+      </w:r>
+      <w:r>
+        <w:t xml:space="preserve"> means every simple call </w:t>
+      </w:r>
+      <w:r>
+        <w:t>uses</w:t>
+      </w:r>
+      <w:r>
+        <w:t xml:space="preserve"> the fence</w:t>
+      </w:r>
+      <w:r>
+        <w:t xml:space="preserve"> </w:t>
+      </w:r>
+      <w:r>
+        <w:t>stripping regex. The fallback works on single</w:t>
+      </w:r>
+      <w:r>
+        <w:t xml:space="preserve"> </w:t>
+      </w:r>
+      <w:r>
+        <w:t>object responses</w:t>
+      </w:r>
+      <w:r>
+        <w:t>.</w:t>
+      </w:r>
+      <w:r>
+        <w:t xml:space="preserve"> </w:t>
+      </w:r>
+      <w:r>
+        <w:t>m</w:t>
+      </w:r>
+      <w:r>
+        <w:t>ulti</w:t>
+      </w:r>
+      <w:r>
+        <w:t xml:space="preserve"> </w:t>
+      </w:r>
+      <w:r>
+        <w:t xml:space="preserve">step responses expressed with embedded code fences are unrecoverable if the </w:t>
+      </w:r>
+      <w:r>
+        <w:t>json</w:t>
+      </w:r>
+      <w:r>
+        <w:t xml:space="preserve"> is also malformed.</w:t>
+      </w:r>
+    </w:p>
+    <w:p>
+      <w:pPr>
+        <w:pStyle w:val="ListBullet"/>
+        <w:numPr>
+          <w:ilvl w:val="0"/>
+          <w:numId w:val="0"/>
+        </w:numPr>
+        <w:ind w:left="360"/>
+      </w:pPr>
+    </w:p>
+    <w:p/>
+    <w:p>
+      <w:pPr>
+        <w:pStyle w:val="Heading1"/>
+      </w:pPr>
+      <w:r>
+        <w:lastRenderedPageBreak/>
+        <w:t>Section 4: Multi-Turn</w:t>
+      </w:r>
+    </w:p>
+    <w:p>
+      <w:pPr>
+        <w:pStyle w:val="Heading2"/>
+      </w:pPr>
+      <w:r>
+        <w:t>What was implemented</w:t>
+      </w:r>
+    </w:p>
+    <w:p>
+      <w:r>
+        <w:t xml:space="preserve">History is stored in ~/.doit/history.json. </w:t>
+      </w:r>
+      <w:r>
+        <w:t>each</w:t>
+      </w:r>
+      <w:r>
+        <w:t xml:space="preserve"> entry </w:t>
+      </w:r>
+      <w:r>
+        <w:t>saves</w:t>
+      </w:r>
+      <w:r>
+        <w:t xml:space="preserve"> session_id, timestamp, cwd, request, </w:t>
+      </w:r>
+      <w:r>
         <w:t>llm</w:t>
       </w:r>
-      <w:proofErr w:type="spellEnd"/>
-      <w:r>
-        <w:rPr>
-          <w:bCs/>
-          <w:color w:val="000000" w:themeColor="text1"/>
-        </w:rPr>
-        <w:t xml:space="preserve"> does not always </w:t>
-      </w:r>
-      <w:proofErr w:type="spellStart"/>
-      <w:r>
-        <w:rPr>
-          <w:bCs/>
-          <w:color w:val="000000" w:themeColor="text1"/>
-        </w:rPr>
-        <w:t>generalise</w:t>
-      </w:r>
-      <w:proofErr w:type="spellEnd"/>
-      <w:r>
-        <w:rPr>
-          <w:bCs/>
-          <w:color w:val="000000" w:themeColor="text1"/>
-        </w:rPr>
-        <w:t xml:space="preserve"> </w:t>
-      </w:r>
-      <w:r>
-        <w:rPr>
-          <w:bCs/>
-          <w:color w:val="000000" w:themeColor="text1"/>
-        </w:rPr>
-        <w:t>the dangerous scenarios.</w:t>
-      </w:r>
-    </w:p>
-    <w:p/>
-    <w:p>
-      <w:pPr>
-        <w:pStyle w:val="Heading1"/>
-      </w:pPr>
-      <w:r>
-        <w:t>Section 3: Model Flexibility</w:t>
-      </w:r>
-    </w:p>
-    <w:p>
-      <w:pPr>
-        <w:pStyle w:val="Heading2"/>
-      </w:pPr>
-      <w:r>
-        <w:t>What was implemented</w:t>
-      </w:r>
-    </w:p>
-    <w:p>
-      <w:r>
-        <w:t>~/doit.cfg selects the model and provider. _call_llm() passes the config directly to LiteLLM's completion() — no provider-specific code exists in doit. Three configurations were tested:</w:t>
-      </w:r>
-    </w:p>
-    <w:p>
-      <w:pPr>
-        <w:pStyle w:val="ListBullet"/>
-      </w:pPr>
-      <w:r>
-        <w:t>API: groq/llama-3.1-8b-instant</w:t>
-      </w:r>
-    </w:p>
-    <w:p>
-      <w:pPr>
-        <w:pStyle w:val="ListBullet"/>
-      </w:pPr>
-      <w:r>
-        <w:t>local_tools: ollama/qwen3:4b</w:t>
-      </w:r>
-    </w:p>
-    <w:p>
-      <w:pPr>
-        <w:pStyle w:val="ListBullet"/>
-      </w:pPr>
-      <w:r>
-        <w:t>local_no_tools: ollama/gemma3:4b</w:t>
-      </w:r>
-    </w:p>
-    <w:p>
-      <w:pPr>
-        <w:pStyle w:val="Heading2"/>
-      </w:pPr>
-      <w:r>
-        <w:t>doit.cfg examples</w:t>
-      </w:r>
-    </w:p>
-    <w:p>
-      <w:pPr>
-        <w:pStyle w:val="NoSpacing"/>
-        <w:shd w:val="clear" w:color="auto" w:fill="F0F0F0"/>
-      </w:pPr>
-      <w:r>
-        <w:rPr>
-          <w:rFonts w:ascii="Courier New" w:hAnsi="Courier New"/>
-          <w:sz w:val="18"/>
-        </w:rPr>
-        <w:t>{"model":"groq/llama-3.1-8b-instant","api_key":"gsk_...","api_base":"","model_type":"api"}</w:t>
-      </w:r>
-    </w:p>
-    <w:p/>
-    <w:p>
-      <w:pPr>
-        <w:pStyle w:val="NoSpacing"/>
-        <w:shd w:val="clear" w:color="auto" w:fill="F0F0F0"/>
-      </w:pPr>
-      <w:r>
-        <w:rPr>
-          <w:rFonts w:ascii="Courier New" w:hAnsi="Courier New"/>
-          <w:sz w:val="18"/>
-        </w:rPr>
-        <w:t>{"model":"ollama/qwen3:4b","api_key":"","api_base":"http://localhost:11434","model_type":"local_tools"}</w:t>
-      </w:r>
-    </w:p>
-    <w:p/>
-    <w:p>
-      <w:pPr>
-        <w:pStyle w:val="NoSpacing"/>
-        <w:shd w:val="clear" w:color="auto" w:fill="F0F0F0"/>
-      </w:pPr>
-      <w:r>
-        <w:rPr>
-          <w:rFonts w:ascii="Courier New" w:hAnsi="Courier New"/>
-          <w:sz w:val="18"/>
-        </w:rPr>
-        <w:t>{"model":"ollama/gemma3:4b","api_key":"","api_base":"http://localhost:11434","model_type":"local_no_tools"}</w:t>
-      </w:r>
-    </w:p>
-    <w:p>
-      <w:pPr>
-        <w:pStyle w:val="Heading2"/>
-      </w:pPr>
-      <w:r>
-        <w:t>Model comparison — same request, all three models</w:t>
-      </w:r>
-    </w:p>
-    <w:p>
-      <w:r>
-        <w:rPr>
-          <w:b/>
-          <w:color w:val="005FAF"/>
-        </w:rPr>
-        <w:t>doit "list all python files in this directory" — groq/llama-3.1-8b-instant (real run)</w:t>
-      </w:r>
-    </w:p>
-    <w:p>
-      <w:pPr>
-        <w:pStyle w:val="NoSpacing"/>
-        <w:shd w:val="clear" w:color="auto" w:fill="F0F0F0"/>
-      </w:pPr>
-      <w:r>
-        <w:rPr>
-          <w:rFonts w:ascii="Courier New" w:hAnsi="Courier New"/>
-          <w:sz w:val="18"/>
-        </w:rPr>
-        <w:t>$ find . -type f -name *.py</w:t>
-      </w:r>
-    </w:p>
-    <w:p>
-      <w:pPr>
-        <w:pStyle w:val="NoSpacing"/>
-        <w:shd w:val="clear" w:color="auto" w:fill="F0F0F0"/>
-      </w:pPr>
-      <w:r>
-        <w:rPr>
-          <w:rFonts w:ascii="Courier New" w:hAnsi="Courier New"/>
-          <w:sz w:val="18"/>
-        </w:rPr>
-        <w:t xml:space="preserve">  -&gt; List all Python files in the current directory and its subdirectories</w:t>
-      </w:r>
-    </w:p>
-    <w:p>
-      <w:pPr>
-        <w:pStyle w:val="NoSpacing"/>
-        <w:shd w:val="clear" w:color="auto" w:fill="F0F0F0"/>
-      </w:pPr>
-      <w:r>
-        <w:rPr>
-          <w:rFonts w:ascii="Courier New" w:hAnsi="Courier New"/>
-          <w:sz w:val="18"/>
-        </w:rPr>
-        <w:t>./test.py</w:t>
-      </w:r>
-    </w:p>
-    <w:p>
-      <w:r>
-        <w:rPr>
-          <w:b/>
-          <w:color w:val="005FAF"/>
-        </w:rPr>
-        <w:t>same request — ollama/qwen3:4b (representative output, ~35s on CPU)</w:t>
-      </w:r>
-    </w:p>
-    <w:p>
-      <w:pPr>
-        <w:pStyle w:val="NoSpacing"/>
-        <w:shd w:val="clear" w:color="auto" w:fill="F0F0F0"/>
-      </w:pPr>
-      <w:r>
-        <w:rPr>
-          <w:rFonts w:ascii="Courier New" w:hAnsi="Courier New"/>
-          <w:sz w:val="18"/>
-        </w:rPr>
-        <w:t>$ find . -name "*.py"</w:t>
-      </w:r>
-    </w:p>
-    <w:p>
-      <w:pPr>
-        <w:pStyle w:val="NoSpacing"/>
-        <w:shd w:val="clear" w:color="auto" w:fill="F0F0F0"/>
-      </w:pPr>
-      <w:r>
-        <w:rPr>
-          <w:rFonts w:ascii="Courier New" w:hAnsi="Courier New"/>
-          <w:sz w:val="18"/>
-        </w:rPr>
-        <w:t xml:space="preserve">  -&gt; Find all Python files in the current directory</w:t>
-      </w:r>
-    </w:p>
-    <w:p>
-      <w:pPr>
-        <w:pStyle w:val="NoSpacing"/>
-        <w:shd w:val="clear" w:color="auto" w:fill="F0F0F0"/>
-      </w:pPr>
-      <w:r>
-        <w:rPr>
-          <w:rFonts w:ascii="Courier New" w:hAnsi="Courier New"/>
-          <w:sz w:val="18"/>
-        </w:rPr>
-        <w:t>./test.py</w:t>
-      </w:r>
-    </w:p>
-    <w:p>
-      <w:r>
-        <w:rPr>
-          <w:b/>
-          <w:color w:val="005FAF"/>
-        </w:rPr>
-        <w:t>same request — ollama/gemma3:4b (representative output, ~45s on CPU)</w:t>
-      </w:r>
-    </w:p>
-    <w:p>
-      <w:pPr>
-        <w:pStyle w:val="NoSpacing"/>
-        <w:shd w:val="clear" w:color="auto" w:fill="F0F0F0"/>
-      </w:pPr>
-      <w:r>
-        <w:rPr>
-          <w:rFonts w:ascii="Courier New" w:hAnsi="Courier New"/>
-          <w:sz w:val="18"/>
-        </w:rPr>
-        <w:lastRenderedPageBreak/>
-        <w:t>Sure! Here's the command to list all Python files in the current directory:</w:t>
-      </w:r>
-    </w:p>
-    <w:p>
-      <w:pPr>
-        <w:pStyle w:val="NoSpacing"/>
-        <w:shd w:val="clear" w:color="auto" w:fill="F0F0F0"/>
-      </w:pPr>
-      <w:r>
-        <w:rPr>
-          <w:rFonts w:ascii="Courier New" w:hAnsi="Courier New"/>
-          <w:sz w:val="18"/>
-        </w:rPr>
-        <w:t>{"type":"command","command":"find . -name '*.py'","description":"List Python files","dangerous":false}</w:t>
-      </w:r>
-    </w:p>
-    <w:p>
-      <w:pPr>
-        <w:pStyle w:val="NoSpacing"/>
-        <w:shd w:val="clear" w:color="auto" w:fill="F0F0F0"/>
-      </w:pPr>
-      <w:r>
-        <w:rPr>
-          <w:rFonts w:ascii="Courier New" w:hAnsi="Courier New"/>
-          <w:sz w:val="18"/>
-        </w:rPr>
-        <w:t xml:space="preserve">  -&gt; (prose prefix stripped by regex fallback in _call_llm())</w:t>
-      </w:r>
-    </w:p>
-    <w:p>
-      <w:pPr>
-        <w:pStyle w:val="NoSpacing"/>
-        <w:shd w:val="clear" w:color="auto" w:fill="F0F0F0"/>
-      </w:pPr>
-      <w:r>
-        <w:rPr>
-          <w:rFonts w:ascii="Courier New" w:hAnsi="Courier New"/>
-          <w:sz w:val="18"/>
-        </w:rPr>
-        <w:t>./test.py</w:t>
-      </w:r>
-    </w:p>
-    <w:p>
-      <w:pPr>
-        <w:pStyle w:val="Heading2"/>
-      </w:pPr>
-      <w:r>
-        <w:t>Local model comparison — where they differ</w:t>
-      </w:r>
-    </w:p>
-    <w:p>
-      <w:r>
-        <w:t>On simple requests both local models eventually produce correct output. The differences emerge on three axes: structured output format, clarification decisions, and dangerous-command classification.</w:t>
-      </w:r>
-    </w:p>
-    <w:p>
-      <w:pPr>
-        <w:pStyle w:val="Heading3"/>
-      </w:pPr>
-      <w:r>
-        <w:t>Failure 1: structured output — complex multi-step request</w:t>
-      </w:r>
-    </w:p>
-    <w:p>
-      <w:r>
-        <w:t>For a more complex request, gemma3 (instruction-tuned, no tool-calling training) produced output that even the regex fallback could not recover:</w:t>
-      </w:r>
-    </w:p>
-    <w:p>
-      <w:r>
-        <w:rPr>
-          <w:b/>
-          <w:color w:val="005FAF"/>
-        </w:rPr>
-        <w:t>doit "find all files modified in the last 24 hours and move them to a backup folder" — ollama/gemma3:4b</w:t>
-      </w:r>
-    </w:p>
-    <w:p>
-      <w:pPr>
-        <w:pStyle w:val="NoSpacing"/>
-        <w:shd w:val="clear" w:color="auto" w:fill="F0F0F0"/>
-      </w:pPr>
-      <w:r>
-        <w:rPr>
-          <w:rFonts w:ascii="Courier New" w:hAnsi="Courier New"/>
-          <w:sz w:val="18"/>
-        </w:rPr>
-        <w:t>I'll help you with that! Here's what you need to do:</w:t>
-      </w:r>
-    </w:p>
-    <w:p>
-      <w:pPr>
-        <w:pStyle w:val="NoSpacing"/>
-        <w:shd w:val="clear" w:color="auto" w:fill="F0F0F0"/>
-      </w:pPr>
-      <w:r>
-        <w:rPr>
-          <w:rFonts w:ascii="Courier New" w:hAnsi="Courier New"/>
-          <w:sz w:val="18"/>
-        </w:rPr>
-        <w:t xml:space="preserve"> </w:t>
-      </w:r>
-    </w:p>
-    <w:p>
-      <w:pPr>
-        <w:pStyle w:val="NoSpacing"/>
-        <w:shd w:val="clear" w:color="auto" w:fill="F0F0F0"/>
-      </w:pPr>
-      <w:r>
-        <w:rPr>
-          <w:rFonts w:ascii="Courier New" w:hAnsi="Courier New"/>
-          <w:sz w:val="18"/>
-        </w:rPr>
-        <w:t>Step 1 - find the files:</w:t>
-      </w:r>
-    </w:p>
-    <w:p>
-      <w:pPr>
-        <w:pStyle w:val="NoSpacing"/>
-        <w:shd w:val="clear" w:color="auto" w:fill="F0F0F0"/>
-      </w:pPr>
-      <w:r>
-        <w:rPr>
-          <w:rFonts w:ascii="Courier New" w:hAnsi="Courier New"/>
-          <w:sz w:val="18"/>
-        </w:rPr>
-        <w:t xml:space="preserve">  find . -mtime -1 -type f</w:t>
-      </w:r>
-    </w:p>
-    <w:p>
-      <w:pPr>
-        <w:pStyle w:val="NoSpacing"/>
-        <w:shd w:val="clear" w:color="auto" w:fill="F0F0F0"/>
-      </w:pPr>
-      <w:r>
-        <w:rPr>
-          <w:rFonts w:ascii="Courier New" w:hAnsi="Courier New"/>
-          <w:sz w:val="18"/>
-        </w:rPr>
-        <w:t xml:space="preserve"> </w:t>
-      </w:r>
-    </w:p>
-    <w:p>
-      <w:pPr>
-        <w:pStyle w:val="NoSpacing"/>
-        <w:shd w:val="clear" w:color="auto" w:fill="F0F0F0"/>
-      </w:pPr>
-      <w:r>
-        <w:rPr>
-          <w:rFonts w:ascii="Courier New" w:hAnsi="Courier New"/>
-          <w:sz w:val="18"/>
-        </w:rPr>
-        <w:t>Step 2 - move them:</w:t>
-      </w:r>
-    </w:p>
-    <w:p>
-      <w:pPr>
-        <w:pStyle w:val="NoSpacing"/>
-        <w:shd w:val="clear" w:color="auto" w:fill="F0F0F0"/>
-      </w:pPr>
-      <w:r>
-        <w:rPr>
-          <w:rFonts w:ascii="Courier New" w:hAnsi="Courier New"/>
-          <w:sz w:val="18"/>
-        </w:rPr>
-        <w:t xml:space="preserve">  mv $(find . -mtime -1 -type f) ./backup/</w:t>
-      </w:r>
-    </w:p>
-    <w:p>
-      <w:pPr>
-        <w:pStyle w:val="NoSpacing"/>
-        <w:shd w:val="clear" w:color="auto" w:fill="F0F0F0"/>
-      </w:pPr>
-      <w:r>
-        <w:rPr>
-          <w:rFonts w:ascii="Courier New" w:hAnsi="Courier New"/>
-          <w:sz w:val="18"/>
-        </w:rPr>
-        <w:t xml:space="preserve"> </w:t>
-      </w:r>
-    </w:p>
-    <w:p>
-      <w:pPr>
-        <w:pStyle w:val="NoSpacing"/>
-        <w:shd w:val="clear" w:color="auto" w:fill="F0F0F0"/>
-      </w:pPr>
-      <w:r>
-        <w:rPr>
-          <w:rFonts w:ascii="Courier New" w:hAnsi="Courier New"/>
-          <w:sz w:val="18"/>
-        </w:rPr>
-        <w:t>Make sure the backup folder exists first.</w:t>
-      </w:r>
-    </w:p>
-    <w:p>
-      <w:proofErr w:type="gramStart"/>
-      <w:r>
-        <w:t>n</w:t>
-      </w:r>
-      <w:r>
-        <w:t>o</w:t>
-      </w:r>
-      <w:proofErr w:type="gramEnd"/>
-      <w:r>
-        <w:t xml:space="preserve"> JSON object was present</w:t>
-      </w:r>
-      <w:r>
-        <w:t>ed</w:t>
-      </w:r>
-      <w:r>
-        <w:t xml:space="preserve"> in the response. The regex fallback found nothing to extract, so _call_llm() returned {"type":"answer","text":"..."} with the prose — the request was treated as an informational answer instead of a command.</w:t>
-      </w:r>
-    </w:p>
-    <w:p>
-      <w:r>
-        <w:rPr>
-          <w:b/>
-          <w:color w:val="005FAF"/>
-        </w:rPr>
-        <w:t>same request — ollama/qwen3:4b (tool-calling trained)</w:t>
-      </w:r>
-    </w:p>
-    <w:p>
-      <w:pPr>
-        <w:pStyle w:val="NoSpacing"/>
-        <w:shd w:val="clear" w:color="auto" w:fill="F0F0F0"/>
-      </w:pPr>
-      <w:r>
-        <w:rPr>
-          <w:rFonts w:ascii="Courier New" w:hAnsi="Courier New"/>
-          <w:sz w:val="18"/>
-        </w:rPr>
-        <w:t>{"type":"multi_step","description":"Find and move recently modified files to backup"</w:t>
-      </w:r>
-    </w:p>
-    <w:p>
-      <w:pPr>
-        <w:pStyle w:val="NoSpacing"/>
-        <w:shd w:val="clear" w:color="auto" w:fill="F0F0F0"/>
-      </w:pPr>
-      <w:r>
-        <w:rPr>
-          <w:rFonts w:ascii="Courier New" w:hAnsi="Courier New"/>
-          <w:sz w:val="18"/>
-        </w:rPr>
-        <w:t xml:space="preserve"> "steps":[</w:t>
-      </w:r>
-    </w:p>
-    <w:p>
-      <w:pPr>
-        <w:pStyle w:val="NoSpacing"/>
-        <w:shd w:val="clear" w:color="auto" w:fill="F0F0F0"/>
-      </w:pPr>
-      <w:r>
-        <w:rPr>
-          <w:rFonts w:ascii="Courier New" w:hAnsi="Courier New"/>
-          <w:sz w:val="18"/>
-        </w:rPr>
-        <w:t xml:space="preserve">   {"command":"mkdir -p backup","description":"Ensure backup folder exists","dangerous":false},</w:t>
-      </w:r>
-    </w:p>
-    <w:p>
-      <w:pPr>
-        <w:pStyle w:val="NoSpacing"/>
-        <w:shd w:val="clear" w:color="auto" w:fill="F0F0F0"/>
-      </w:pPr>
-      <w:r>
-        <w:rPr>
-          <w:rFonts w:ascii="Courier New" w:hAnsi="Courier New"/>
-          <w:sz w:val="18"/>
-        </w:rPr>
-        <w:t xml:space="preserve">   {"command":"find . -mtime -1 -type f -exec mv {} backup/ \\;",</w:t>
-      </w:r>
-    </w:p>
-    <w:p>
-      <w:pPr>
-        <w:pStyle w:val="NoSpacing"/>
-        <w:shd w:val="clear" w:color="auto" w:fill="F0F0F0"/>
-      </w:pPr>
-      <w:r>
-        <w:rPr>
-          <w:rFonts w:ascii="Courier New" w:hAnsi="Courier New"/>
-          <w:sz w:val="18"/>
-        </w:rPr>
-        <w:t xml:space="preserve">    "description":"Move files modified in last 24h","dangerous":true}</w:t>
-      </w:r>
-    </w:p>
-    <w:p>
-      <w:pPr>
-        <w:pStyle w:val="NoSpacing"/>
-        <w:shd w:val="clear" w:color="auto" w:fill="F0F0F0"/>
-      </w:pPr>
-      <w:r>
-        <w:rPr>
-          <w:rFonts w:ascii="Courier New" w:hAnsi="Courier New"/>
-          <w:sz w:val="18"/>
-        </w:rPr>
-        <w:t xml:space="preserve"> ]}</w:t>
-      </w:r>
-    </w:p>
-    <w:p>
-      <w:pPr>
-        <w:pStyle w:val="Heading3"/>
-      </w:pPr>
-      <w:r>
-        <w:t>Failure 2: clarification on ambiguous request</w:t>
-      </w:r>
-    </w:p>
-    <w:p>
-      <w:r>
-        <w:t>Given a deliberately underspecified request ("move the files"), the two models produced different strategies:</w:t>
-      </w:r>
-    </w:p>
-    <w:p>
-      <w:r>
-        <w:rPr>
-          <w:b/>
-          <w:color w:val="005FAF"/>
-        </w:rPr>
-        <w:t>doit "move the files" — ollama/gemma3:4b</w:t>
-      </w:r>
-    </w:p>
-    <w:p>
-      <w:pPr>
-        <w:pStyle w:val="NoSpacing"/>
-        <w:shd w:val="clear" w:color="auto" w:fill="F0F0F0"/>
-      </w:pPr>
-      <w:r>
-        <w:rPr>
-          <w:rFonts w:ascii="Courier New" w:hAnsi="Courier New"/>
-          <w:sz w:val="18"/>
-        </w:rPr>
-        <w:t>$ mv * ~/Documents/</w:t>
-      </w:r>
-    </w:p>
-    <w:p>
-      <w:pPr>
-        <w:pStyle w:val="NoSpacing"/>
-        <w:shd w:val="clear" w:color="auto" w:fill="F0F0F0"/>
-      </w:pPr>
-      <w:r>
-        <w:rPr>
-          <w:rFonts w:ascii="Courier New" w:hAnsi="Courier New"/>
-          <w:sz w:val="18"/>
-        </w:rPr>
-        <w:t xml:space="preserve">  -&gt; Move all files to the Documents folder</w:t>
-      </w:r>
-    </w:p>
-    <w:p>
-      <w:r>
-        <w:t xml:space="preserve">gemma3 silently chose a destination and ran the command without flagging </w:t>
-      </w:r>
-      <w:r>
-        <w:t>that's unclear</w:t>
-      </w:r>
-      <w:r>
-        <w:t xml:space="preserve">. </w:t>
-      </w:r>
-      <w:r>
-        <w:t>I</w:t>
-      </w:r>
-      <w:r>
-        <w:t>t</w:t>
-      </w:r>
-      <w:r>
-        <w:t xml:space="preserve"> was </w:t>
-      </w:r>
-      <w:r>
-        <w:t>executed immediately with no confirmation — moving every file in the working directory.</w:t>
-      </w:r>
-    </w:p>
-    <w:p>
-      <w:r>
-        <w:rPr>
-          <w:b/>
-          <w:color w:val="005FAF"/>
-        </w:rPr>
-        <w:lastRenderedPageBreak/>
-        <w:t>same request — ollama/qwen3:4b</w:t>
-      </w:r>
-    </w:p>
-    <w:p>
-      <w:pPr>
-        <w:pStyle w:val="NoSpacing"/>
-        <w:shd w:val="clear" w:color="auto" w:fill="F0F0F0"/>
-      </w:pPr>
-      <w:r>
-        <w:rPr>
-          <w:rFonts w:ascii="Courier New" w:hAnsi="Courier New"/>
-          <w:sz w:val="18"/>
-        </w:rPr>
-        <w:t>{"type":"clarification",</w:t>
-      </w:r>
-    </w:p>
-    <w:p>
-      <w:pPr>
-        <w:pStyle w:val="NoSpacing"/>
-        <w:shd w:val="clear" w:color="auto" w:fill="F0F0F0"/>
-      </w:pPr>
-      <w:r>
-        <w:rPr>
-          <w:rFonts w:ascii="Courier New" w:hAnsi="Courier New"/>
-          <w:sz w:val="18"/>
-        </w:rPr>
-        <w:t xml:space="preserve"> "question":"Which files should I move, and to which destination?",</w:t>
-      </w:r>
-    </w:p>
-    <w:p>
-      <w:pPr>
-        <w:pStyle w:val="NoSpacing"/>
-        <w:shd w:val="clear" w:color="auto" w:fill="F0F0F0"/>
-      </w:pPr>
-      <w:r>
-        <w:rPr>
-          <w:rFonts w:ascii="Courier New" w:hAnsi="Courier New"/>
-          <w:sz w:val="18"/>
-        </w:rPr>
-        <w:t xml:space="preserve"> "options":["Specify source files and target directory",</w:t>
-      </w:r>
-    </w:p>
-    <w:p>
-      <w:pPr>
-        <w:pStyle w:val="NoSpacing"/>
-        <w:shd w:val="clear" w:color="auto" w:fill="F0F0F0"/>
-      </w:pPr>
-      <w:r>
-        <w:rPr>
-          <w:rFonts w:ascii="Courier New" w:hAnsi="Courier New"/>
-          <w:sz w:val="18"/>
-        </w:rPr>
-        <w:t xml:space="preserve">            "Move all files in the current directory to ~/Documents"]}</w:t>
-      </w:r>
-    </w:p>
-    <w:p>
-      <w:r>
-        <w:t xml:space="preserve">qwen3 correctly identified the request as </w:t>
-      </w:r>
-      <w:r>
-        <w:t>unclear</w:t>
-      </w:r>
-      <w:r>
-        <w:t xml:space="preserve"> and used type=clarification before taking any action. This matches the intended design</w:t>
-      </w:r>
-      <w:r>
-        <w:t>,</w:t>
-      </w:r>
-      <w:r>
-        <w:t xml:space="preserve"> qwen3</w:t>
-      </w:r>
-      <w:r>
-        <w:t xml:space="preserve"> performance was better likely </w:t>
-      </w:r>
-      <w:r>
-        <w:t>because clarification is part of its structured</w:t>
-      </w:r>
-      <w:r>
-        <w:t xml:space="preserve"> </w:t>
-      </w:r>
-      <w:r>
-        <w:t>output training.</w:t>
-      </w:r>
-    </w:p>
-    <w:p>
-      <w:pPr>
-        <w:pStyle w:val="Heading3"/>
-      </w:pPr>
-      <w:r>
-        <w:t>Failure 3: dangerous-command classification</w:t>
-      </w:r>
-    </w:p>
-    <w:p>
-      <w:r>
-        <w:t>gemma3 also showed inconsistency in dangerous flag classification. For the request "clean up temp files in /tmp", it produced:</w:t>
-      </w:r>
-    </w:p>
-    <w:p>
-      <w:r>
-        <w:rPr>
-          <w:b/>
-          <w:color w:val="005FAF"/>
-        </w:rPr>
-        <w:t>ollama/gemma3:4b</w:t>
-      </w:r>
-    </w:p>
-    <w:p>
-      <w:pPr>
-        <w:pStyle w:val="NoSpacing"/>
-        <w:shd w:val="clear" w:color="auto" w:fill="F0F0F0"/>
-      </w:pPr>
-      <w:r>
-        <w:rPr>
-          <w:rFonts w:ascii="Courier New" w:hAnsi="Courier New"/>
-          <w:sz w:val="18"/>
-        </w:rPr>
-        <w:t>{"type":"command","command":"rm -rf /tmp/*",</w:t>
-      </w:r>
-    </w:p>
-    <w:p>
-      <w:pPr>
-        <w:pStyle w:val="NoSpacing"/>
-        <w:shd w:val="clear" w:color="auto" w:fill="F0F0F0"/>
-      </w:pPr>
-      <w:r>
-        <w:rPr>
-          <w:rFonts w:ascii="Courier New" w:hAnsi="Courier New"/>
-          <w:sz w:val="18"/>
-        </w:rPr>
-        <w:t xml:space="preserve"> "description":"Remove all temporary files","dangerous":false}</w:t>
-      </w:r>
-    </w:p>
-    <w:p>
-      <w:r>
-        <w:t xml:space="preserve">dangerous=false on rm -rf is a clear misclassification. The system prompt explicitly lists rm as dangerous, but gemma3 did not apply </w:t>
-      </w:r>
-      <w:r>
-        <w:t>it due to user prompt pressure</w:t>
-      </w:r>
-      <w:r>
-        <w:t xml:space="preserve">. </w:t>
-      </w:r>
-      <w:r>
-        <w:t xml:space="preserve"> Thise while </w:t>
-      </w:r>
-      <w:r>
-        <w:t xml:space="preserve">qwen3 correctly </w:t>
-      </w:r>
-      <w:r>
-        <w:t xml:space="preserve">triggered </w:t>
-      </w:r>
-      <w:r>
-        <w:t>the y/N confirmation prompt before execution.</w:t>
-      </w:r>
-    </w:p>
-    <w:p>
-      <w:pPr>
-        <w:pStyle w:val="Heading2"/>
-      </w:pPr>
-      <w:r>
-        <w:t>Synthesis — what the comparison reveals</w:t>
-      </w:r>
-    </w:p>
-    <w:p>
-      <w:r>
-        <w:t>The failures across those 3 aspects (structured output format, clarification decisions, and dangerous-command classification) all share the same root cause: gemma3:4b learned these behaviours from examples in its instruction fine</w:t>
-      </w:r>
-      <w:r>
-        <w:t xml:space="preserve"> </w:t>
-      </w:r>
-      <w:r>
-        <w:t xml:space="preserve">tuning, </w:t>
-      </w:r>
-      <w:r>
-        <w:t>that's while</w:t>
-      </w:r>
-      <w:r>
-        <w:t xml:space="preserve"> qwen3:4b was explicitly trained with structured tool</w:t>
-      </w:r>
-      <w:r>
-        <w:t xml:space="preserve"> </w:t>
-      </w:r>
-      <w:r>
-        <w:t xml:space="preserve">use as </w:t>
-      </w:r>
-      <w:proofErr w:type="gramStart"/>
-      <w:r>
-        <w:t>a</w:t>
-      </w:r>
-      <w:proofErr w:type="gramEnd"/>
-      <w:r>
-        <w:t xml:space="preserve"> objective.</w:t>
-      </w:r>
-    </w:p>
-    <w:p>
-      <w:r>
-        <w:t>For gemma3, each of these behaviours is a soft pattern that competes with the model's prior to "explain helpfully". Under any pressure — a complex request, an ambiguous goal, or an unfamiliar dangerous pattern — the explanation prior wins and the structured behaviour breaks down. The result is prose where JSON was expected, guessing where clarification was warranted, and under-flagging where a dangerous confirmation was required.</w:t>
-      </w:r>
-    </w:p>
-    <w:p>
-      <w:r>
-        <w:t>For qwen3, these behaviours are native output formats. The model has a strong prior that its output must be a JSON object matching a schema, and choosing between type=command, type=clarification, or setting dangerous=true are decisions it was trained to make explicitly. This means it degrades gracefully: even on novel or ambiguous inputs it stays within the protocol rather than escaping to prose.</w:t>
-      </w:r>
-    </w:p>
-    <w:p>
-      <w:r>
-        <w:t>The practical implication for doit is that the JSON-in-prompt approach works reliably only with a model trained for tool-calling. Using an instruction-only model requires either accepting frequent regex rescues (and silent failures for multi-step responses) or switching to a heavier prompting strategy (like some few-shot examples of every response type before each call).</w:t>
-      </w:r>
-    </w:p>
-    <w:p>
-      <w:pPr>
-        <w:pStyle w:val="Heading2"/>
-      </w:pPr>
-      <w:r>
-        <w:t>Limitations</w:t>
-      </w:r>
-    </w:p>
-    <w:p>
-      <w:pPr>
-        <w:pStyle w:val="ListBullet"/>
-      </w:pPr>
-      <w:r>
-        <w:t>On weak hardware (like my pc :) local models take much more time per call.</w:t>
-      </w:r>
-    </w:p>
-    <w:p>
-      <w:pPr>
-        <w:pStyle w:val="ListBullet"/>
-      </w:pPr>
-      <w:r>
-        <w:lastRenderedPageBreak/>
-        <w:t>gemma3 requires the regex fallback frequently and fails completely on complex requests — the regex fallback only recovers a single JSON object, so multi-step responses expressed as prose with embedded snippets are unrecoverable.</w:t>
-      </w:r>
-    </w:p>
-    <w:p/>
-    <w:p>
-      <w:pPr>
-        <w:pStyle w:val="Heading1"/>
-      </w:pPr>
-      <w:r>
-        <w:t>Section 4: Multi-Turn</w:t>
-      </w:r>
-    </w:p>
-    <w:p>
-      <w:pPr>
-        <w:pStyle w:val="Heading2"/>
-      </w:pPr>
-      <w:r>
-        <w:t>What was implemented</w:t>
-      </w:r>
-    </w:p>
-    <w:p>
-      <w:r>
-        <w:t>History is stored in ~/.doit/</w:t>
-      </w:r>
-      <w:proofErr w:type="spellStart"/>
-      <w:r>
-        <w:t>history.json</w:t>
-      </w:r>
-      <w:proofErr w:type="spellEnd"/>
-      <w:r>
-        <w:t xml:space="preserve">. </w:t>
-      </w:r>
-      <w:r>
-        <w:t>each</w:t>
-      </w:r>
-      <w:r>
-        <w:t xml:space="preserve"> entry </w:t>
-      </w:r>
-      <w:r>
-        <w:t>saves</w:t>
-      </w:r>
-      <w:r>
-        <w:t xml:space="preserve"> </w:t>
-      </w:r>
-      <w:proofErr w:type="spellStart"/>
-      <w:r>
-        <w:t>session_id</w:t>
-      </w:r>
-      <w:proofErr w:type="spellEnd"/>
-      <w:r>
-        <w:t xml:space="preserve">, timestamp, </w:t>
-      </w:r>
-      <w:proofErr w:type="spellStart"/>
-      <w:r>
-        <w:t>cwd</w:t>
-      </w:r>
-      <w:proofErr w:type="spellEnd"/>
-      <w:r>
-        <w:t xml:space="preserve">, request, </w:t>
-      </w:r>
-      <w:proofErr w:type="spellStart"/>
-      <w:r>
-        <w:t>llm</w:t>
-      </w:r>
-      <w:proofErr w:type="spellEnd"/>
       <w:r>
         <w:t xml:space="preserve"> response, and </w:t>
       </w:r>
@@ -1925,15 +1502,7 @@
         <w:t xml:space="preserve">the </w:t>
       </w:r>
       <w:r>
-        <w:t>result. _</w:t>
-      </w:r>
-      <w:proofErr w:type="spellStart"/>
-      <w:r>
-        <w:t>build_messages</w:t>
-      </w:r>
-      <w:proofErr w:type="spellEnd"/>
-      <w:r>
-        <w:t>() loads the last 10 entries for the session and injects them as alternating user/assistant turns, with execution output appended as a user message after each command.</w:t>
+        <w:t>result. _build_messages() loads the last 10 entries for the session and injects them as alternating user/assistant turns, with execution output appended as a user message after each command.</w:t>
       </w:r>
     </w:p>
     <w:p>
@@ -2088,7 +1657,6 @@
           <w:rFonts w:ascii="Courier New" w:hAnsi="Courier New"/>
           <w:sz w:val="18"/>
         </w:rPr>
-        <w:lastRenderedPageBreak/>
         <w:t>$ python --version</w:t>
       </w:r>
     </w:p>
@@ -2150,23 +1718,7 @@
     </w:p>
     <w:p>
       <w:r>
-        <w:t xml:space="preserve">type="clarification" is one of the standard JSON response types. </w:t>
-      </w:r>
-      <w:proofErr w:type="spellStart"/>
-      <w:r>
-        <w:t>handle_clarification</w:t>
-      </w:r>
-      <w:proofErr w:type="spellEnd"/>
-      <w:r>
-        <w:t>() prints the question and options, reads the answer, then calls _</w:t>
-      </w:r>
-      <w:proofErr w:type="spellStart"/>
-      <w:r>
-        <w:t>call_llm</w:t>
-      </w:r>
-      <w:proofErr w:type="spellEnd"/>
-      <w:r>
-        <w:t>() again with the answer appended. The result is processed normally — it could be a command, an answer, or another clarification. Empty input or Ctrl</w:t>
+        <w:t>type="clarification" is one of the standard JSON response types. handle_clarification() prints the question and options, reads the answer, then calls _call_llm() again with the answer appended. The result is processed normally — it could be a command, an answer, or another clarification. Empty input or Ctrl</w:t>
       </w:r>
       <w:r>
         <w:t xml:space="preserve"> </w:t>
@@ -2363,15 +1915,7 @@
     </w:p>
     <w:p>
       <w:r>
-        <w:t xml:space="preserve">The </w:t>
-      </w:r>
-      <w:proofErr w:type="spellStart"/>
-      <w:r>
-        <w:t>Groq</w:t>
-      </w:r>
-      <w:proofErr w:type="spellEnd"/>
-      <w:r>
-        <w:t xml:space="preserve"> llama-3.1-8b model rarely triggers clarification spontaneously — it tends to </w:t>
+        <w:t xml:space="preserve">The Groq llama-3.1-8b model rarely triggers clarification spontaneously — it tends to </w:t>
       </w:r>
       <w:r>
         <w:t xml:space="preserve">just guess </w:t>
@@ -2402,14 +1946,9 @@
       <w:r>
         <w:t>up command after clarification was incorrect in this run (stat -c rather than ls -</w:t>
       </w:r>
-      <w:proofErr w:type="spellStart"/>
       <w:proofErr w:type="gramStart"/>
       <w:r>
-        <w:t>lt</w:t>
-      </w:r>
-      <w:proofErr w:type="spellEnd"/>
-      <w:r>
-        <w:t>) —</w:t>
+        <w:t>lt) —</w:t>
       </w:r>
       <w:proofErr w:type="gramEnd"/>
       <w:r>
@@ -2422,48 +1961,48 @@
         <w:pStyle w:val="Heading1"/>
       </w:pPr>
       <w:r>
+        <w:t>Section 6: Richer Interactions</w:t>
+      </w:r>
+    </w:p>
+    <w:p>
+      <w:pPr>
+        <w:pStyle w:val="Heading2"/>
+      </w:pPr>
+      <w:r>
+        <w:t>What was implemented</w:t>
+      </w:r>
+    </w:p>
+    <w:p>
+      <w:r>
+        <w:t>type="answer" handles all non</w:t>
+      </w:r>
+      <w:r>
+        <w:t xml:space="preserve"> </w:t>
+      </w:r>
+      <w:r>
+        <w:t xml:space="preserve">command requests. The system prompt states: "When a user asks a question like how </w:t>
+      </w:r>
+      <w:proofErr w:type="gramStart"/>
+      <w:r>
+        <w:t>do I.</w:t>
+      </w:r>
+      <w:proofErr w:type="gramEnd"/>
+      <w:r>
+        <w:t>.., respond with type=answer, not type=command." Follow</w:t>
+      </w:r>
+      <w:r>
+        <w:t xml:space="preserve"> </w:t>
+      </w:r>
+      <w:r>
+        <w:t>ups like "execute it" work because the full prior assistant response is in the history context.</w:t>
+      </w:r>
+    </w:p>
+    <w:p>
+      <w:pPr>
+        <w:pStyle w:val="Heading2"/>
+      </w:pPr>
+      <w:r>
         <w:lastRenderedPageBreak/>
-        <w:t>Section 6: Richer Interactions</w:t>
-      </w:r>
-    </w:p>
-    <w:p>
-      <w:pPr>
-        <w:pStyle w:val="Heading2"/>
-      </w:pPr>
-      <w:r>
-        <w:t>What was implemented</w:t>
-      </w:r>
-    </w:p>
-    <w:p>
-      <w:r>
-        <w:t>type="answer" handles all non</w:t>
-      </w:r>
-      <w:r>
-        <w:t xml:space="preserve"> </w:t>
-      </w:r>
-      <w:r>
-        <w:t xml:space="preserve">command requests. The system prompt states: "When a user asks a question like how </w:t>
-      </w:r>
-      <w:proofErr w:type="gramStart"/>
-      <w:r>
-        <w:t>do I.</w:t>
-      </w:r>
-      <w:proofErr w:type="gramEnd"/>
-      <w:r>
-        <w:t>.., respond with type=answer, not type=command." Follow</w:t>
-      </w:r>
-      <w:r>
-        <w:t xml:space="preserve"> </w:t>
-      </w:r>
-      <w:r>
-        <w:t>ups like "execute it" work because the full prior assistant response is in the history context.</w:t>
-      </w:r>
-    </w:p>
-    <w:p>
-      <w:pPr>
-        <w:pStyle w:val="Heading2"/>
-      </w:pPr>
-      <w:r>
         <w:t>Real interactions</w:t>
       </w:r>
     </w:p>
@@ -2596,15 +2135,7 @@
     </w:p>
     <w:p>
       <w:r>
-        <w:t>Memories are stored in ~/.doit/</w:t>
-      </w:r>
-      <w:proofErr w:type="spellStart"/>
-      <w:r>
-        <w:t>memory.json</w:t>
-      </w:r>
-      <w:proofErr w:type="spellEnd"/>
-      <w:r>
-        <w:t xml:space="preserve"> as a flat key/value dict. Any </w:t>
+        <w:t xml:space="preserve">Memories are stored in ~/.doit/memory.json as a flat key/value dict. Any </w:t>
       </w:r>
       <w:r>
         <w:t>model's</w:t>
@@ -2686,39 +2217,119 @@
           <w:b/>
           <w:color w:val="005FAF"/>
         </w:rPr>
-        <w:t xml:space="preserve"> doit "store in your memories that </w:t>
-      </w:r>
-      <w:proofErr w:type="spellStart"/>
+        <w:t xml:space="preserve"> doit "store in your memories that project_folder is ~/school/llms/ass3"</w:t>
+      </w:r>
+    </w:p>
+    <w:p>
+      <w:pPr>
+        <w:pStyle w:val="NoSpacing"/>
+        <w:shd w:val="clear" w:color="auto" w:fill="F0F0F0"/>
+      </w:pPr>
+      <w:r>
+        <w:rPr>
+          <w:rFonts w:ascii="Courier New" w:hAnsi="Courier New"/>
+          <w:sz w:val="18"/>
+        </w:rPr>
+        <w:t xml:space="preserve">(no output — LLM returned a memories-only response with no </w:t>
+      </w:r>
+      <w:proofErr w:type="gramStart"/>
+      <w:r>
+        <w:rPr>
+          <w:rFonts w:ascii="Courier New" w:hAnsi="Courier New"/>
+          <w:sz w:val="18"/>
+        </w:rPr>
+        <w:t>type</w:t>
+      </w:r>
+      <w:proofErr w:type="gramEnd"/>
+      <w:r>
+        <w:rPr>
+          <w:rFonts w:ascii="Courier New" w:hAnsi="Courier New"/>
+          <w:sz w:val="18"/>
+        </w:rPr>
+        <w:t xml:space="preserve"> field)</w:t>
+      </w:r>
+    </w:p>
+    <w:p>
+      <w:pPr>
+        <w:pStyle w:val="NoSpacing"/>
+        <w:shd w:val="clear" w:color="auto" w:fill="F0F0F0"/>
+      </w:pPr>
+      <w:r>
+        <w:rPr>
+          <w:rFonts w:ascii="Courier New" w:hAnsi="Courier New"/>
+          <w:sz w:val="18"/>
+        </w:rPr>
+        <w:t xml:space="preserve">Memory </w:t>
+      </w:r>
+      <w:proofErr w:type="gramStart"/>
+      <w:r>
+        <w:rPr>
+          <w:rFonts w:ascii="Courier New" w:hAnsi="Courier New"/>
+          <w:sz w:val="18"/>
+        </w:rPr>
+        <w:t>stored: {</w:t>
+      </w:r>
+      <w:proofErr w:type="gramEnd"/>
+      <w:r>
+        <w:rPr>
+          <w:rFonts w:ascii="Courier New" w:hAnsi="Courier New"/>
+          <w:sz w:val="18"/>
+        </w:rPr>
+        <w:t>"project_folder": "~/school/llms/</w:t>
+      </w:r>
+      <w:proofErr w:type="gramStart"/>
+      <w:r>
+        <w:rPr>
+          <w:rFonts w:ascii="Courier New" w:hAnsi="Courier New"/>
+          <w:sz w:val="18"/>
+        </w:rPr>
+        <w:t>ass3"}</w:t>
+      </w:r>
+      <w:proofErr w:type="gramEnd"/>
+    </w:p>
+    <w:p>
       <w:r>
         <w:rPr>
           <w:b/>
           <w:color w:val="005FAF"/>
         </w:rPr>
-        <w:t>project_folder</w:t>
-      </w:r>
-      <w:proofErr w:type="spellEnd"/>
+        <w:t>(new session) $ doit "</w:t>
+      </w:r>
       <w:r>
         <w:rPr>
           <w:b/>
           <w:color w:val="005FAF"/>
         </w:rPr>
-        <w:t xml:space="preserve"> is ~/school/</w:t>
-      </w:r>
-      <w:proofErr w:type="spellStart"/>
+        <w:t xml:space="preserve">what is </w:t>
+      </w:r>
       <w:r>
         <w:rPr>
           <w:b/>
           <w:color w:val="005FAF"/>
         </w:rPr>
-        <w:t>llms</w:t>
-      </w:r>
-      <w:proofErr w:type="spellEnd"/>
+        <w:t xml:space="preserve">my project folder"  </w:t>
+      </w:r>
+    </w:p>
+    <w:p>
+      <w:pPr>
+        <w:pStyle w:val="NoSpacing"/>
+        <w:shd w:val="clear" w:color="auto" w:fill="F0F0F0"/>
+      </w:pPr>
+      <w:r>
+        <w:rPr>
+          <w:rFonts w:ascii="Courier New" w:hAnsi="Courier New"/>
+          <w:sz w:val="18"/>
+        </w:rPr>
+        <w:t>Your project folder is ~/school/llms/ass3</w:t>
+      </w:r>
+    </w:p>
+    <w:p>
       <w:r>
         <w:rPr>
           <w:b/>
           <w:color w:val="005FAF"/>
         </w:rPr>
-        <w:t>/ass3"</w:t>
+        <w:t>$ doit --memories</w:t>
       </w:r>
     </w:p>
     <w:p>
@@ -2731,23 +2342,7 @@
           <w:rFonts w:ascii="Courier New" w:hAnsi="Courier New"/>
           <w:sz w:val="18"/>
         </w:rPr>
-        <w:t xml:space="preserve">(no output — LLM returned a memories-only response with no </w:t>
-      </w:r>
-      <w:proofErr w:type="gramStart"/>
-      <w:r>
-        <w:rPr>
-          <w:rFonts w:ascii="Courier New" w:hAnsi="Courier New"/>
-          <w:sz w:val="18"/>
-        </w:rPr>
-        <w:t>type</w:t>
-      </w:r>
-      <w:proofErr w:type="gramEnd"/>
-      <w:r>
-        <w:rPr>
-          <w:rFonts w:ascii="Courier New" w:hAnsi="Courier New"/>
-          <w:sz w:val="18"/>
-        </w:rPr>
-        <w:t xml:space="preserve"> field)</w:t>
+        <w:t>Stored memories:</w:t>
       </w:r>
     </w:p>
     <w:p>
@@ -2760,65 +2355,93 @@
           <w:rFonts w:ascii="Courier New" w:hAnsi="Courier New"/>
           <w:sz w:val="18"/>
         </w:rPr>
-        <w:t xml:space="preserve">Memory </w:t>
+        <w:t xml:space="preserve">  project_folder: ~/school/llms/ass3</w:t>
+      </w:r>
+    </w:p>
+    <w:p>
+      <w:pPr>
+        <w:pStyle w:val="Heading2"/>
+      </w:pPr>
+      <w:r>
+        <w:t>Limitations</w:t>
+      </w:r>
+    </w:p>
+    <w:p>
+      <w:r>
+        <w:t>The llama-3.1-8b model often ignores the memories mechanism for natural requests like "remember my name is Nadav"</w:t>
+      </w:r>
+      <w:r>
+        <w:t>.</w:t>
+      </w:r>
+    </w:p>
+    <w:p>
+      <w:r>
+        <w:t xml:space="preserve">A response with only "memories" and no "type" field produces no output but still stores the memory correctly — the user </w:t>
+      </w:r>
+      <w:r>
+        <w:t>will see</w:t>
+      </w:r>
+      <w:r>
+        <w:t xml:space="preserve"> a blank response.</w:t>
+      </w:r>
+    </w:p>
+    <w:p/>
+    <w:p>
+      <w:pPr>
+        <w:pStyle w:val="Heading1"/>
+      </w:pPr>
+      <w:r>
+        <w:lastRenderedPageBreak/>
+        <w:t>Section 8: User Awareness (Shell History)</w:t>
+      </w:r>
+    </w:p>
+    <w:p>
+      <w:pPr>
+        <w:pStyle w:val="Heading2"/>
+      </w:pPr>
+      <w:r>
+        <w:t>What was implemented</w:t>
+      </w:r>
+    </w:p>
+    <w:p>
+      <w:r>
+        <w:t>read_shell_history() reads ~/.bash_history or ~/.zsh_history and returns the last 15 commands. zsh extended</w:t>
+      </w:r>
+      <w:r>
+        <w:t xml:space="preserve"> </w:t>
+      </w:r>
+      <w:r>
+        <w:t xml:space="preserve">history lines are parsed to extract just the command. The list is injected </w:t>
       </w:r>
       <w:proofErr w:type="gramStart"/>
       <w:r>
-        <w:rPr>
-          <w:rFonts w:ascii="Courier New" w:hAnsi="Courier New"/>
-          <w:sz w:val="18"/>
-        </w:rPr>
-        <w:t>stored: {</w:t>
+        <w:t>in</w:t>
       </w:r>
       <w:proofErr w:type="gramEnd"/>
       <w:r>
-        <w:rPr>
-          <w:rFonts w:ascii="Courier New" w:hAnsi="Courier New"/>
-          <w:sz w:val="18"/>
-        </w:rPr>
-        <w:t>"</w:t>
-      </w:r>
-      <w:proofErr w:type="spellStart"/>
-      <w:r>
-        <w:rPr>
-          <w:rFonts w:ascii="Courier New" w:hAnsi="Courier New"/>
-          <w:sz w:val="18"/>
-        </w:rPr>
-        <w:t>project_folder</w:t>
-      </w:r>
-      <w:proofErr w:type="spellEnd"/>
-      <w:r>
-        <w:rPr>
-          <w:rFonts w:ascii="Courier New" w:hAnsi="Courier New"/>
-          <w:sz w:val="18"/>
-        </w:rPr>
-        <w:t>": "~/school/</w:t>
-      </w:r>
-      <w:proofErr w:type="spellStart"/>
-      <w:r>
-        <w:rPr>
-          <w:rFonts w:ascii="Courier New" w:hAnsi="Courier New"/>
-          <w:sz w:val="18"/>
-        </w:rPr>
-        <w:t>llms</w:t>
-      </w:r>
-      <w:proofErr w:type="spellEnd"/>
-      <w:r>
-        <w:rPr>
-          <w:rFonts w:ascii="Courier New" w:hAnsi="Courier New"/>
-          <w:sz w:val="18"/>
-        </w:rPr>
-        <w:t>/</w:t>
+        <w:t xml:space="preserve"> the system message as a separate section, distinct from doit's own conversation history.</w:t>
+      </w:r>
+    </w:p>
+    <w:p>
+      <w:pPr>
+        <w:pStyle w:val="Heading2"/>
+      </w:pPr>
+      <w:r>
+        <w:t>Design decisions</w:t>
+      </w:r>
+    </w:p>
+    <w:p>
+      <w:r>
+        <w:t xml:space="preserve">Two sources of "what happened before" are kept separate on purpose: doit's own commands appear in the </w:t>
       </w:r>
       <w:proofErr w:type="gramStart"/>
       <w:r>
-        <w:rPr>
-          <w:rFonts w:ascii="Courier New" w:hAnsi="Courier New"/>
-          <w:sz w:val="18"/>
-        </w:rPr>
-        <w:t>ass3"}</w:t>
+        <w:t>assistant</w:t>
       </w:r>
       <w:proofErr w:type="gramEnd"/>
+      <w:r>
+        <w:t xml:space="preserve"> turns of the conversation history, while manual shell commands appear only in the system section. The LLM can therefore distinguish "you (doit) ran X" from "the user manually ran Y".</w:t>
+      </w:r>
     </w:p>
     <w:p>
       <w:r>
@@ -2826,21 +2449,32 @@
           <w:b/>
           <w:color w:val="005FAF"/>
         </w:rPr>
-        <w:t>(new session) $ doit "</w:t>
-      </w:r>
+        <w:t xml:space="preserve">User manually </w:t>
+      </w:r>
+      <w:proofErr w:type="gramStart"/>
       <w:r>
         <w:rPr>
           <w:b/>
           <w:color w:val="005FAF"/>
         </w:rPr>
-        <w:t xml:space="preserve">what is </w:t>
-      </w:r>
+        <w:t>ran:</w:t>
+      </w:r>
+      <w:proofErr w:type="gramEnd"/>
       <w:r>
         <w:rPr>
           <w:b/>
           <w:color w:val="005FAF"/>
         </w:rPr>
-        <w:t xml:space="preserve">my project folder"  </w:t>
+        <w:t xml:space="preserve"> cd ~/data &amp;&amp; python train.py --epochs 10</w:t>
+      </w:r>
+    </w:p>
+    <w:p>
+      <w:r>
+        <w:rPr>
+          <w:b/>
+          <w:color w:val="005FAF"/>
+        </w:rPr>
+        <w:t>doit "summarize what I just did"</w:t>
       </w:r>
     </w:p>
     <w:p>
@@ -2853,23 +2487,95 @@
           <w:rFonts w:ascii="Courier New" w:hAnsi="Courier New"/>
           <w:sz w:val="18"/>
         </w:rPr>
-        <w:t>Your project folder is ~/school/</w:t>
-      </w:r>
-      <w:proofErr w:type="spellStart"/>
-      <w:r>
-        <w:rPr>
-          <w:rFonts w:ascii="Courier New" w:hAnsi="Courier New"/>
-          <w:sz w:val="18"/>
-        </w:rPr>
-        <w:t>llms</w:t>
-      </w:r>
-      <w:proofErr w:type="spellEnd"/>
-      <w:r>
-        <w:rPr>
-          <w:rFonts w:ascii="Courier New" w:hAnsi="Courier New"/>
-          <w:sz w:val="18"/>
-        </w:rPr>
-        <w:t>/ass3</w:t>
+        <w:t>You navigated to ~/data and ran a Python training script (train.py) with 10 epochs.</w:t>
+      </w:r>
+    </w:p>
+    <w:p>
+      <w:pPr>
+        <w:pStyle w:val="NoSpacing"/>
+        <w:shd w:val="clear" w:color="auto" w:fill="F0F0F0"/>
+      </w:pPr>
+      <w:r>
+        <w:rPr>
+          <w:rFonts w:ascii="Courier New" w:hAnsi="Courier New"/>
+          <w:sz w:val="18"/>
+        </w:rPr>
+        <w:t>This was a manual action outside of doit.</w:t>
+      </w:r>
+    </w:p>
+    <w:p>
+      <w:pPr>
+        <w:pStyle w:val="Heading2"/>
+      </w:pPr>
+      <w:r>
+        <w:t>Limitations</w:t>
+      </w:r>
+    </w:p>
+    <w:p>
+      <w:r>
+        <w:t>Commands that run after the current doit call are not captured.</w:t>
+      </w:r>
+    </w:p>
+    <w:p>
+      <w:r>
+        <w:t>On Windows the .bash_history path may differ depending on</w:t>
+      </w:r>
+      <w:r>
+        <w:t xml:space="preserve"> </w:t>
+      </w:r>
+      <w:r>
+        <w:t>Git Bash.</w:t>
+      </w:r>
+    </w:p>
+    <w:p/>
+    <w:p>
+      <w:pPr>
+        <w:pStyle w:val="Heading1"/>
+      </w:pPr>
+      <w:r>
+        <w:t>Section 9: Output Awareness</w:t>
+      </w:r>
+    </w:p>
+    <w:p>
+      <w:pPr>
+        <w:pStyle w:val="Heading2"/>
+      </w:pPr>
+      <w:r>
+        <w:t>What was implemented</w:t>
+      </w:r>
+    </w:p>
+    <w:p>
+      <w:r>
+        <w:t>Each history entry stores the full execution result</w:t>
+      </w:r>
+      <w:r>
+        <w:t>(stdout, stderr, returncode)</w:t>
+      </w:r>
+      <w:r>
+        <w:t xml:space="preserve"> . _build_messages() appends this as a "[Execution result]" user message after each assistant turn. The next </w:t>
+      </w:r>
+      <w:r>
+        <w:t>model call</w:t>
+      </w:r>
+      <w:r>
+        <w:t xml:space="preserve"> therefore has full access to</w:t>
+      </w:r>
+      <w:r>
+        <w:t xml:space="preserve"> the output of the</w:t>
+      </w:r>
+      <w:r>
+        <w:t xml:space="preserve"> previous command</w:t>
+      </w:r>
+      <w:r>
+        <w:t>s.</w:t>
+      </w:r>
+    </w:p>
+    <w:p>
+      <w:pPr>
+        <w:pStyle w:val="Heading2"/>
+      </w:pPr>
+      <w:r>
+        <w:t>Real interactions</w:t>
       </w:r>
     </w:p>
     <w:p>
@@ -2878,7 +2584,7 @@
           <w:b/>
           <w:color w:val="005FAF"/>
         </w:rPr>
-        <w:t>$ doit --memories</w:t>
+        <w:t>Turn 1:  doit "show the sizes of all files in this directory"</w:t>
       </w:r>
     </w:p>
     <w:p>
@@ -2891,7 +2597,7 @@
           <w:rFonts w:ascii="Courier New" w:hAnsi="Courier New"/>
           <w:sz w:val="18"/>
         </w:rPr>
-        <w:t>Stored memories:</w:t>
+        <w:t>$ du -h *</w:t>
       </w:r>
     </w:p>
     <w:p>
@@ -2904,153 +2610,20 @@
           <w:rFonts w:ascii="Courier New" w:hAnsi="Courier New"/>
           <w:sz w:val="18"/>
         </w:rPr>
-        <w:t xml:space="preserve">  </w:t>
-      </w:r>
-      <w:proofErr w:type="spellStart"/>
-      <w:r>
-        <w:rPr>
-          <w:rFonts w:ascii="Courier New" w:hAnsi="Courier New"/>
-          <w:sz w:val="18"/>
-        </w:rPr>
-        <w:t>project_folder</w:t>
-      </w:r>
-      <w:proofErr w:type="spellEnd"/>
-      <w:r>
-        <w:rPr>
-          <w:rFonts w:ascii="Courier New" w:hAnsi="Courier New"/>
-          <w:sz w:val="18"/>
-        </w:rPr>
-        <w:t>: ~/school/</w:t>
-      </w:r>
-      <w:proofErr w:type="spellStart"/>
-      <w:r>
-        <w:rPr>
-          <w:rFonts w:ascii="Courier New" w:hAnsi="Courier New"/>
-          <w:sz w:val="18"/>
-        </w:rPr>
-        <w:t>llms</w:t>
-      </w:r>
-      <w:proofErr w:type="spellEnd"/>
-      <w:r>
-        <w:rPr>
-          <w:rFonts w:ascii="Courier New" w:hAnsi="Courier New"/>
-          <w:sz w:val="18"/>
-        </w:rPr>
-        <w:t>/ass3</w:t>
-      </w:r>
-    </w:p>
-    <w:p>
-      <w:pPr>
-        <w:pStyle w:val="Heading2"/>
-      </w:pPr>
-      <w:r>
-        <w:t>Limitations</w:t>
-      </w:r>
-    </w:p>
-    <w:p>
-      <w:r>
-        <w:t>The llama-3.1-8b model often ignores the memories mechanism for natural requests like "remember my name is Nadav"</w:t>
-      </w:r>
-      <w:r>
-        <w:t>.</w:t>
-      </w:r>
-    </w:p>
-    <w:p>
-      <w:r>
-        <w:t xml:space="preserve">A response with only "memories" and no "type" field produces no output but still stores the memory correctly — the user </w:t>
-      </w:r>
-      <w:r>
-        <w:t>will see</w:t>
-      </w:r>
-      <w:r>
-        <w:t xml:space="preserve"> a blank response.</w:t>
-      </w:r>
-    </w:p>
-    <w:p/>
-    <w:p>
-      <w:pPr>
-        <w:pStyle w:val="Heading1"/>
-      </w:pPr>
-      <w:r>
-        <w:lastRenderedPageBreak/>
-        <w:t>Section 8: User Awareness (Shell History)</w:t>
-      </w:r>
-    </w:p>
-    <w:p>
-      <w:pPr>
-        <w:pStyle w:val="Heading2"/>
-      </w:pPr>
-      <w:r>
-        <w:t>What was implemented</w:t>
-      </w:r>
-    </w:p>
-    <w:p>
-      <w:proofErr w:type="spellStart"/>
-      <w:r>
-        <w:t>read_shell_history</w:t>
-      </w:r>
-      <w:proofErr w:type="spellEnd"/>
-      <w:r>
-        <w:t>() reads ~/.</w:t>
-      </w:r>
-      <w:proofErr w:type="spellStart"/>
-      <w:r>
-        <w:t>bash_history</w:t>
-      </w:r>
-      <w:proofErr w:type="spellEnd"/>
-      <w:r>
-        <w:t xml:space="preserve"> or ~/.</w:t>
-      </w:r>
-      <w:proofErr w:type="spellStart"/>
-      <w:r>
-        <w:t>zsh_history</w:t>
-      </w:r>
-      <w:proofErr w:type="spellEnd"/>
-      <w:r>
-        <w:t xml:space="preserve"> and returns the last 15 commands. </w:t>
-      </w:r>
-      <w:proofErr w:type="spellStart"/>
-      <w:r>
-        <w:t>zsh</w:t>
-      </w:r>
-      <w:proofErr w:type="spellEnd"/>
-      <w:r>
-        <w:t xml:space="preserve"> extended</w:t>
-      </w:r>
-      <w:r>
-        <w:t xml:space="preserve"> </w:t>
-      </w:r>
-      <w:r>
-        <w:t xml:space="preserve">history lines are parsed to extract just the command. The list is injected </w:t>
-      </w:r>
-      <w:proofErr w:type="gramStart"/>
-      <w:r>
-        <w:t>in</w:t>
-      </w:r>
-      <w:proofErr w:type="gramEnd"/>
-      <w:r>
-        <w:t xml:space="preserve"> the system message as a separate section, distinct from doit's own conversation history.</w:t>
-      </w:r>
-    </w:p>
-    <w:p>
-      <w:pPr>
-        <w:pStyle w:val="Heading2"/>
-      </w:pPr>
-      <w:r>
-        <w:t>Design decisions</w:t>
-      </w:r>
-    </w:p>
-    <w:p>
-      <w:r>
-        <w:t xml:space="preserve">Two sources of "what happened before" are kept separate on purpose: doit's own commands appear in the </w:t>
-      </w:r>
-      <w:proofErr w:type="gramStart"/>
-      <w:r>
-        <w:t>assistant</w:t>
-      </w:r>
-      <w:proofErr w:type="gramEnd"/>
-      <w:r>
-        <w:t xml:space="preserve"> turns of the conversation history, while manual shell commands appear only in the system section. The LLM can therefore distinguish "you (doit) ran X" from "the user manually ran Y".</w:t>
+        <w:t xml:space="preserve">  -&gt; Print the sizes of all files in the current directory</w:t>
+      </w:r>
+    </w:p>
+    <w:p>
+      <w:pPr>
+        <w:pStyle w:val="NoSpacing"/>
+        <w:shd w:val="clear" w:color="auto" w:fill="F0F0F0"/>
+      </w:pPr>
+      <w:r>
+        <w:rPr>
+          <w:rFonts w:ascii="Courier New" w:hAnsi="Courier New"/>
+          <w:sz w:val="18"/>
+        </w:rPr>
+        <w:t xml:space="preserve">[exit 126]  &lt;- command failed </w:t>
       </w:r>
     </w:p>
     <w:p>
@@ -3059,32 +2632,124 @@
           <w:b/>
           <w:color w:val="005FAF"/>
         </w:rPr>
-        <w:t xml:space="preserve">User manually </w:t>
-      </w:r>
-      <w:proofErr w:type="gramStart"/>
+        <w:t>Turn 2: $ doit "why did that command fail?"</w:t>
+      </w:r>
+    </w:p>
+    <w:p>
+      <w:pPr>
+        <w:pStyle w:val="NoSpacing"/>
+        <w:shd w:val="clear" w:color="auto" w:fill="F0F0F0"/>
+      </w:pPr>
+      <w:r>
+        <w:rPr>
+          <w:rFonts w:ascii="Courier New" w:hAnsi="Courier New"/>
+          <w:sz w:val="18"/>
+        </w:rPr>
+        <w:t>The command failed because it encountered a directory that it couldn't access, and it returned a non-zero exit code (512). This is likely due to the presence of the `.no_exist` directories in the output, which suggests that the command was trying to access non-existent files or directories</w:t>
+      </w:r>
+      <w:r>
+        <w:rPr>
+          <w:rFonts w:ascii="Courier New" w:hAnsi="Courier New"/>
+          <w:sz w:val="18"/>
+        </w:rPr>
+        <w:t>.</w:t>
+      </w:r>
+    </w:p>
+    <w:p>
+      <w:r>
+        <w:lastRenderedPageBreak/>
+        <w:t>The LLM correctly diagnosed the failure by reading the stderr and returncode from the previous execution result in context.</w:t>
+      </w:r>
+    </w:p>
+    <w:p>
+      <w:pPr>
+        <w:pStyle w:val="Heading2"/>
+      </w:pPr>
+      <w:r>
+        <w:t>Limitations</w:t>
+      </w:r>
+    </w:p>
+    <w:p>
+      <w:pPr>
+        <w:pStyle w:val="Heading2"/>
+      </w:pPr>
+      <w:r>
+        <w:t>Recovery interaction</w:t>
+      </w:r>
+    </w:p>
+    <w:p>
+      <w:r>
+        <w:t>Because execution output is stored in history, the llm can diagnose failures and recover across turns without the user repeating context:</w:t>
+      </w:r>
+    </w:p>
+    <w:p>
       <w:r>
         <w:rPr>
           <w:b/>
           <w:color w:val="005FAF"/>
         </w:rPr>
-        <w:t>ran:</w:t>
-      </w:r>
-      <w:proofErr w:type="gramEnd"/>
+        <w:t>Turn 1: doit "show the last 5 lines of output.log"</w:t>
+      </w:r>
+    </w:p>
+    <w:p>
+      <w:pPr>
+        <w:pStyle w:val="NoSpacing"/>
+        <w:shd w:val="clear" w:color="auto" w:fill="F0F0F0"/>
+      </w:pPr>
+      <w:r>
+        <w:rPr>
+          <w:rFonts w:ascii="Courier New" w:hAnsi="Courier New"/>
+          <w:sz w:val="18"/>
+        </w:rPr>
+        <w:t>$ tail -n 5 output.log</w:t>
+      </w:r>
+    </w:p>
+    <w:p>
+      <w:pPr>
+        <w:pStyle w:val="NoSpacing"/>
+        <w:shd w:val="clear" w:color="auto" w:fill="F0F0F0"/>
+      </w:pPr>
+      <w:r>
+        <w:rPr>
+          <w:rFonts w:ascii="Courier New" w:hAnsi="Courier New"/>
+          <w:sz w:val="18"/>
+        </w:rPr>
+        <w:t xml:space="preserve">  -&gt; Show the last 5 lines of output.log</w:t>
+      </w:r>
+    </w:p>
+    <w:p>
+      <w:pPr>
+        <w:pStyle w:val="NoSpacing"/>
+        <w:shd w:val="clear" w:color="auto" w:fill="F0F0F0"/>
+      </w:pPr>
+      <w:r>
+        <w:rPr>
+          <w:rFonts w:ascii="Courier New" w:hAnsi="Courier New"/>
+          <w:sz w:val="18"/>
+        </w:rPr>
+        <w:t>tail: cannot open 'output.log' for reading: No such file or directory</w:t>
+      </w:r>
+    </w:p>
+    <w:p>
+      <w:pPr>
+        <w:pStyle w:val="NoSpacing"/>
+        <w:shd w:val="clear" w:color="auto" w:fill="F0F0F0"/>
+      </w:pPr>
+      <w:r>
+        <w:rPr>
+          <w:rFonts w:ascii="Courier New" w:hAnsi="Courier New"/>
+          <w:sz w:val="18"/>
+        </w:rPr>
+        <w:t>[exit 1]</w:t>
+      </w:r>
+    </w:p>
+    <w:p>
       <w:r>
         <w:rPr>
           <w:b/>
           <w:color w:val="005FAF"/>
         </w:rPr>
-        <w:t xml:space="preserve"> cd ~/data &amp;&amp; python train.py --epochs 10</w:t>
-      </w:r>
-    </w:p>
-    <w:p>
-      <w:r>
-        <w:rPr>
-          <w:b/>
-          <w:color w:val="005FAF"/>
-        </w:rPr>
-        <w:t>doit "summarize what I just did"</w:t>
+        <w:t>Turn 2: doit "that file doesn't exist, show the last 5 lines of the doit file instead"</w:t>
       </w:r>
     </w:p>
     <w:p>
@@ -3097,7 +2762,7 @@
           <w:rFonts w:ascii="Courier New" w:hAnsi="Courier New"/>
           <w:sz w:val="18"/>
         </w:rPr>
-        <w:t>You navigated to ~/data and ran a Python training script (train.py) with 10 epochs.</w:t>
+        <w:t>$ tail -n 5 doit</w:t>
       </w:r>
     </w:p>
     <w:p>
@@ -3110,123 +2775,7 @@
           <w:rFonts w:ascii="Courier New" w:hAnsi="Courier New"/>
           <w:sz w:val="18"/>
         </w:rPr>
-        <w:t>This was a manual action outside of doit.</w:t>
-      </w:r>
-    </w:p>
-    <w:p>
-      <w:pPr>
-        <w:pStyle w:val="Heading2"/>
-      </w:pPr>
-      <w:r>
-        <w:t>Limitations</w:t>
-      </w:r>
-    </w:p>
-    <w:p>
-      <w:r>
-        <w:t>Commands that run after the current doit call are not captured.</w:t>
-      </w:r>
-    </w:p>
-    <w:p>
-      <w:r>
-        <w:t>On Windows the .</w:t>
-      </w:r>
-      <w:proofErr w:type="spellStart"/>
-      <w:r>
-        <w:t>bash_history</w:t>
-      </w:r>
-      <w:proofErr w:type="spellEnd"/>
-      <w:r>
-        <w:t xml:space="preserve"> path may differ depending on</w:t>
-      </w:r>
-      <w:r>
-        <w:t xml:space="preserve"> </w:t>
-      </w:r>
-      <w:r>
-        <w:t>Git Bash.</w:t>
-      </w:r>
-    </w:p>
-    <w:p/>
-    <w:p>
-      <w:pPr>
-        <w:pStyle w:val="Heading1"/>
-      </w:pPr>
-      <w:r>
-        <w:t>Section 9: Output Awareness</w:t>
-      </w:r>
-    </w:p>
-    <w:p>
-      <w:pPr>
-        <w:pStyle w:val="Heading2"/>
-      </w:pPr>
-      <w:r>
-        <w:t>What was implemented</w:t>
-      </w:r>
-    </w:p>
-    <w:p>
-      <w:r>
-        <w:t>Each history entry stores the full execution result</w:t>
-      </w:r>
-      <w:r>
-        <w:t>(</w:t>
-      </w:r>
-      <w:proofErr w:type="spellStart"/>
-      <w:r>
-        <w:t>stdout</w:t>
-      </w:r>
-      <w:proofErr w:type="spellEnd"/>
-      <w:r>
-        <w:t xml:space="preserve">, stderr, </w:t>
-      </w:r>
-      <w:proofErr w:type="spellStart"/>
-      <w:r>
-        <w:t>returncode</w:t>
-      </w:r>
-      <w:proofErr w:type="spellEnd"/>
-      <w:r>
-        <w:t>)</w:t>
-      </w:r>
-      <w:r>
-        <w:t xml:space="preserve"> . _</w:t>
-      </w:r>
-      <w:proofErr w:type="spellStart"/>
-      <w:r>
-        <w:t>build_messages</w:t>
-      </w:r>
-      <w:proofErr w:type="spellEnd"/>
-      <w:r>
-        <w:t xml:space="preserve">() appends this as a "[Execution result]" user message after each assistant turn. The next </w:t>
-      </w:r>
-      <w:r>
-        <w:t>model call</w:t>
-      </w:r>
-      <w:r>
-        <w:t xml:space="preserve"> therefore has full access to</w:t>
-      </w:r>
-      <w:r>
-        <w:t xml:space="preserve"> the output of the</w:t>
-      </w:r>
-      <w:r>
-        <w:t xml:space="preserve"> previous command</w:t>
-      </w:r>
-      <w:r>
-        <w:t>s.</w:t>
-      </w:r>
-    </w:p>
-    <w:p>
-      <w:pPr>
-        <w:pStyle w:val="Heading2"/>
-      </w:pPr>
-      <w:r>
-        <w:t>Real interactions</w:t>
-      </w:r>
-    </w:p>
-    <w:p>
-      <w:r>
-        <w:rPr>
-          <w:b/>
-          <w:color w:val="005FAF"/>
-        </w:rPr>
-        <w:t>Turn 1:  doit "show the sizes of all files in this directory"</w:t>
+        <w:t xml:space="preserve">  -&gt; Show the last 5 lines of the file called 'doit' in the current directory</w:t>
       </w:r>
     </w:p>
     <w:p>
@@ -3239,7 +2788,7 @@
           <w:rFonts w:ascii="Courier New" w:hAnsi="Courier New"/>
           <w:sz w:val="18"/>
         </w:rPr>
-        <w:t>$ du -h *</w:t>
+        <w:t xml:space="preserve">    save_history(history)</w:t>
       </w:r>
     </w:p>
     <w:p>
@@ -3252,7 +2801,7 @@
           <w:rFonts w:ascii="Courier New" w:hAnsi="Courier New"/>
           <w:sz w:val="18"/>
         </w:rPr>
-        <w:t xml:space="preserve">  -&gt; Print the sizes of all files in the current directory</w:t>
+        <w:t xml:space="preserve"> </w:t>
       </w:r>
     </w:p>
     <w:p>
@@ -3265,16 +2814,7 @@
           <w:rFonts w:ascii="Courier New" w:hAnsi="Courier New"/>
           <w:sz w:val="18"/>
         </w:rPr>
-        <w:t xml:space="preserve">[exit 126]  &lt;- command failed </w:t>
-      </w:r>
-    </w:p>
-    <w:p>
-      <w:r>
-        <w:rPr>
-          <w:b/>
-          <w:color w:val="005FAF"/>
-        </w:rPr>
-        <w:t>Turn 2: $ doit "why did that command fail?"</w:t>
+        <w:t xml:space="preserve"> </w:t>
       </w:r>
     </w:p>
     <w:p>
@@ -3287,74 +2827,7 @@
           <w:rFonts w:ascii="Courier New" w:hAnsi="Courier New"/>
           <w:sz w:val="18"/>
         </w:rPr>
-        <w:t>The command failed because it encountered a directory that it couldn't access, and it returned a non-zero exit code (512). This is likely due to the presence of the `.</w:t>
-      </w:r>
-      <w:proofErr w:type="spellStart"/>
-      <w:r>
-        <w:rPr>
-          <w:rFonts w:ascii="Courier New" w:hAnsi="Courier New"/>
-          <w:sz w:val="18"/>
-        </w:rPr>
-        <w:t>no_exist</w:t>
-      </w:r>
-      <w:proofErr w:type="spellEnd"/>
-      <w:r>
-        <w:rPr>
-          <w:rFonts w:ascii="Courier New" w:hAnsi="Courier New"/>
-          <w:sz w:val="18"/>
-        </w:rPr>
-        <w:t>` directories in the output, which suggests that the command was trying to access non-existent files or directories</w:t>
-      </w:r>
-      <w:r>
-        <w:rPr>
-          <w:rFonts w:ascii="Courier New" w:hAnsi="Courier New"/>
-          <w:sz w:val="18"/>
-        </w:rPr>
-        <w:t>.</w:t>
-      </w:r>
-    </w:p>
-    <w:p>
-      <w:r>
-        <w:lastRenderedPageBreak/>
-        <w:t xml:space="preserve">The LLM correctly diagnosed the failure by reading the stderr and </w:t>
-      </w:r>
-      <w:proofErr w:type="spellStart"/>
-      <w:r>
-        <w:t>returncode</w:t>
-      </w:r>
-      <w:proofErr w:type="spellEnd"/>
-      <w:r>
-        <w:t xml:space="preserve"> from the previous execution result in context.</w:t>
-      </w:r>
-    </w:p>
-    <w:p>
-      <w:pPr>
-        <w:pStyle w:val="Heading2"/>
-      </w:pPr>
-      <w:r>
-        <w:t>Limitations</w:t>
-      </w:r>
-    </w:p>
-    <w:p>
-      <w:pPr>
-        <w:pStyle w:val="Heading2"/>
-      </w:pPr>
-      <w:r>
-        <w:t>Recovery interaction</w:t>
-      </w:r>
-    </w:p>
-    <w:p>
-      <w:r>
-        <w:t>Because execution output is stored in history, the llm can diagnose failures and recover across turns without the user repeating context:</w:t>
-      </w:r>
-    </w:p>
-    <w:p>
-      <w:r>
-        <w:rPr>
-          <w:b/>
-          <w:color w:val="005FAF"/>
-        </w:rPr>
-        <w:t>Turn 1: doit "show the last 5 lines of output.log"</w:t>
+        <w:t>if __name__ == "__main__":</w:t>
       </w:r>
     </w:p>
     <w:p>
@@ -3367,145 +2840,6 @@
           <w:rFonts w:ascii="Courier New" w:hAnsi="Courier New"/>
           <w:sz w:val="18"/>
         </w:rPr>
-        <w:t>$ tail -n 5 output.log</w:t>
-      </w:r>
-    </w:p>
-    <w:p>
-      <w:pPr>
-        <w:pStyle w:val="NoSpacing"/>
-        <w:shd w:val="clear" w:color="auto" w:fill="F0F0F0"/>
-      </w:pPr>
-      <w:r>
-        <w:rPr>
-          <w:rFonts w:ascii="Courier New" w:hAnsi="Courier New"/>
-          <w:sz w:val="18"/>
-        </w:rPr>
-        <w:t xml:space="preserve">  -&gt; Show the last 5 lines of output.log</w:t>
-      </w:r>
-    </w:p>
-    <w:p>
-      <w:pPr>
-        <w:pStyle w:val="NoSpacing"/>
-        <w:shd w:val="clear" w:color="auto" w:fill="F0F0F0"/>
-      </w:pPr>
-      <w:r>
-        <w:rPr>
-          <w:rFonts w:ascii="Courier New" w:hAnsi="Courier New"/>
-          <w:sz w:val="18"/>
-        </w:rPr>
-        <w:t>tail: cannot open 'output.log' for reading: No such file or directory</w:t>
-      </w:r>
-    </w:p>
-    <w:p>
-      <w:pPr>
-        <w:pStyle w:val="NoSpacing"/>
-        <w:shd w:val="clear" w:color="auto" w:fill="F0F0F0"/>
-      </w:pPr>
-      <w:r>
-        <w:rPr>
-          <w:rFonts w:ascii="Courier New" w:hAnsi="Courier New"/>
-          <w:sz w:val="18"/>
-        </w:rPr>
-        <w:t>[exit 1]</w:t>
-      </w:r>
-    </w:p>
-    <w:p>
-      <w:r>
-        <w:rPr>
-          <w:b/>
-          <w:color w:val="005FAF"/>
-        </w:rPr>
-        <w:t>Turn 2: doit "that file doesn't exist, show the last 5 lines of the doit file instead"</w:t>
-      </w:r>
-    </w:p>
-    <w:p>
-      <w:pPr>
-        <w:pStyle w:val="NoSpacing"/>
-        <w:shd w:val="clear" w:color="auto" w:fill="F0F0F0"/>
-      </w:pPr>
-      <w:r>
-        <w:rPr>
-          <w:rFonts w:ascii="Courier New" w:hAnsi="Courier New"/>
-          <w:sz w:val="18"/>
-        </w:rPr>
-        <w:t>$ tail -n 5 doit</w:t>
-      </w:r>
-    </w:p>
-    <w:p>
-      <w:pPr>
-        <w:pStyle w:val="NoSpacing"/>
-        <w:shd w:val="clear" w:color="auto" w:fill="F0F0F0"/>
-      </w:pPr>
-      <w:r>
-        <w:rPr>
-          <w:rFonts w:ascii="Courier New" w:hAnsi="Courier New"/>
-          <w:sz w:val="18"/>
-        </w:rPr>
-        <w:t xml:space="preserve">  -&gt; Show the last 5 lines of the file called 'doit' in the current directory</w:t>
-      </w:r>
-    </w:p>
-    <w:p>
-      <w:pPr>
-        <w:pStyle w:val="NoSpacing"/>
-        <w:shd w:val="clear" w:color="auto" w:fill="F0F0F0"/>
-      </w:pPr>
-      <w:r>
-        <w:rPr>
-          <w:rFonts w:ascii="Courier New" w:hAnsi="Courier New"/>
-          <w:sz w:val="18"/>
-        </w:rPr>
-        <w:t xml:space="preserve">    save_history(history)</w:t>
-      </w:r>
-    </w:p>
-    <w:p>
-      <w:pPr>
-        <w:pStyle w:val="NoSpacing"/>
-        <w:shd w:val="clear" w:color="auto" w:fill="F0F0F0"/>
-      </w:pPr>
-      <w:r>
-        <w:rPr>
-          <w:rFonts w:ascii="Courier New" w:hAnsi="Courier New"/>
-          <w:sz w:val="18"/>
-        </w:rPr>
-        <w:t xml:space="preserve"> </w:t>
-      </w:r>
-    </w:p>
-    <w:p>
-      <w:pPr>
-        <w:pStyle w:val="NoSpacing"/>
-        <w:shd w:val="clear" w:color="auto" w:fill="F0F0F0"/>
-      </w:pPr>
-      <w:r>
-        <w:rPr>
-          <w:rFonts w:ascii="Courier New" w:hAnsi="Courier New"/>
-          <w:sz w:val="18"/>
-        </w:rPr>
-        <w:t xml:space="preserve"> </w:t>
-      </w:r>
-    </w:p>
-    <w:p>
-      <w:pPr>
-        <w:pStyle w:val="NoSpacing"/>
-        <w:shd w:val="clear" w:color="auto" w:fill="F0F0F0"/>
-      </w:pPr>
-      <w:r>
-        <w:rPr>
-          <w:rFonts w:ascii="Courier New" w:hAnsi="Courier New"/>
-          <w:sz w:val="18"/>
-        </w:rPr>
-        <w:t>if __name__ == "__main__":</w:t>
-      </w:r>
-    </w:p>
-    <w:p>
-      <w:pPr>
-        <w:pStyle w:val="NoSpacing"/>
-        <w:shd w:val="clear" w:color="auto" w:fill="F0F0F0"/>
-      </w:pPr>
-      <w:r>
-        <w:rPr>
-          <w:rFonts w:ascii="Courier New" w:hAnsi="Courier New"/>
-          <w:sz w:val="18"/>
-        </w:rPr>
         <w:t xml:space="preserve">    main()</w:t>
       </w:r>
     </w:p>
@@ -3516,15 +2850,7 @@
     </w:p>
     <w:p>
       <w:r>
-        <w:t xml:space="preserve">a very large </w:t>
-      </w:r>
-      <w:proofErr w:type="spellStart"/>
-      <w:r>
-        <w:t>stdout</w:t>
-      </w:r>
-      <w:proofErr w:type="spellEnd"/>
-      <w:r>
-        <w:t xml:space="preserve"> can inflate the context significantly.</w:t>
+        <w:t>a very large stdout can inflate the context significantly.</w:t>
       </w:r>
     </w:p>
     <w:p/>
@@ -3764,39 +3090,24 @@
       <w:pPr>
         <w:pStyle w:val="ListBullet"/>
       </w:pPr>
-      <w:proofErr w:type="spellStart"/>
-      <w:r>
-        <w:t>agentic_step</w:t>
-      </w:r>
-      <w:proofErr w:type="spellEnd"/>
-      <w:r>
-        <w:t xml:space="preserve"> — run a command, observe output, continue</w:t>
+      <w:r>
+        <w:t>agentic_step — run a command, observe output, continue</w:t>
       </w:r>
     </w:p>
     <w:p>
       <w:pPr>
         <w:pStyle w:val="ListBullet"/>
       </w:pPr>
-      <w:proofErr w:type="spellStart"/>
-      <w:r>
-        <w:t>agentic_done</w:t>
-      </w:r>
-      <w:proofErr w:type="spellEnd"/>
-      <w:r>
-        <w:t xml:space="preserve"> — goal reached, stop</w:t>
+      <w:r>
+        <w:t>agentic_done — goal reached, stop</w:t>
       </w:r>
     </w:p>
     <w:p>
       <w:pPr>
         <w:pStyle w:val="ListBullet"/>
       </w:pPr>
-      <w:proofErr w:type="spellStart"/>
-      <w:r>
-        <w:t>agentic_ask</w:t>
-      </w:r>
-      <w:proofErr w:type="spellEnd"/>
-      <w:r>
-        <w:t xml:space="preserve"> — ask the user a question, then continue</w:t>
+      <w:r>
+        <w:t>agentic_ask — ask the user a question, then continue</w:t>
       </w:r>
     </w:p>
     <w:p>
@@ -4521,21 +3832,8 @@
           </w:tcPr>
           <w:p>
             <w:r>
-              <w:t xml:space="preserve">SYSTEM_PROMPT + </w:t>
+              <w:t>SYSTEM_PROMPT + cwd + shell + session_id</w:t>
             </w:r>
-            <w:proofErr w:type="spellStart"/>
-            <w:r>
-              <w:t>cwd</w:t>
-            </w:r>
-            <w:proofErr w:type="spellEnd"/>
-            <w:r>
-              <w:t xml:space="preserve"> + shell + </w:t>
-            </w:r>
-            <w:proofErr w:type="spellStart"/>
-            <w:r>
-              <w:t>session_id</w:t>
-            </w:r>
-            <w:proofErr w:type="spellEnd"/>
           </w:p>
         </w:tc>
         <w:tc>
@@ -4561,13 +3859,8 @@
           </w:tcPr>
           <w:p>
             <w:r>
-              <w:t xml:space="preserve">V2 — dangerous </w:t>
+              <w:t>V2 — dangerous cmds</w:t>
             </w:r>
-            <w:proofErr w:type="spellStart"/>
-            <w:r>
-              <w:t>cmds</w:t>
-            </w:r>
-            <w:proofErr w:type="spellEnd"/>
           </w:p>
         </w:tc>
         <w:tc>
@@ -4651,23 +3944,7 @@
           </w:tcPr>
           <w:p>
             <w:r>
-              <w:t xml:space="preserve">+ </w:t>
-            </w:r>
-            <w:proofErr w:type="spellStart"/>
-            <w:r>
-              <w:t>sys.memory</w:t>
-            </w:r>
-            <w:proofErr w:type="spellEnd"/>
-            <w:r>
-              <w:t xml:space="preserve"> + </w:t>
-            </w:r>
-            <w:proofErr w:type="spellStart"/>
-            <w:r>
-              <w:t>env.shell_history</w:t>
-            </w:r>
-            <w:proofErr w:type="spellEnd"/>
-            <w:r>
-              <w:t xml:space="preserve"> in system block</w:t>
+              <w:t>+ sys.memory + env.shell_history in system block</w:t>
             </w:r>
           </w:p>
         </w:tc>
@@ -4704,15 +3981,7 @@
           </w:tcPr>
           <w:p>
             <w:r>
-              <w:t xml:space="preserve">AGENTIC_SYSTEM + goal + growing </w:t>
-            </w:r>
-            <w:proofErr w:type="spellStart"/>
-            <w:r>
-              <w:t>substep</w:t>
-            </w:r>
-            <w:proofErr w:type="spellEnd"/>
-            <w:r>
-              <w:t xml:space="preserve"> history</w:t>
+              <w:t>AGENTIC_SYSTEM + goal + growing substep history</w:t>
             </w:r>
           </w:p>
         </w:tc>
@@ -4721,14 +3990,9 @@
             <w:tcW w:w="2880" w:type="dxa"/>
           </w:tcPr>
           <w:p>
-            <w:proofErr w:type="spellStart"/>
             <w:proofErr w:type="gramStart"/>
             <w:r>
-              <w:t>DoitAgentic</w:t>
-            </w:r>
-            <w:proofErr w:type="spellEnd"/>
-            <w:r>
-              <w:t>[@T, @</w:t>
+              <w:t>DoitAgentic[@T, @</w:t>
             </w:r>
             <w:proofErr w:type="gramEnd"/>
             <w:r>
@@ -4852,39 +4116,7 @@
           <w:rFonts w:ascii="Courier New" w:hAnsi="Courier New"/>
           <w:sz w:val="18"/>
         </w:rPr>
-        <w:t>"</w:t>
-      </w:r>
-      <w:proofErr w:type="spellStart"/>
-      <w:r>
-        <w:rPr>
-          <w:rFonts w:ascii="Courier New" w:hAnsi="Courier New"/>
-          <w:sz w:val="18"/>
-        </w:rPr>
-        <w:t>type":"command","command</w:t>
-      </w:r>
-      <w:proofErr w:type="spellEnd"/>
-      <w:r>
-        <w:rPr>
-          <w:rFonts w:ascii="Courier New" w:hAnsi="Courier New"/>
-          <w:sz w:val="18"/>
-        </w:rPr>
-        <w:t>":"&lt;bash command&gt;","description":"&lt;what it does&gt;","</w:t>
-      </w:r>
-      <w:proofErr w:type="spellStart"/>
-      <w:r>
-        <w:rPr>
-          <w:rFonts w:ascii="Courier New" w:hAnsi="Courier New"/>
-          <w:sz w:val="18"/>
-        </w:rPr>
-        <w:t>dangerous":false</w:t>
-      </w:r>
-      <w:proofErr w:type="spellEnd"/>
-      <w:r>
-        <w:rPr>
-          <w:rFonts w:ascii="Courier New" w:hAnsi="Courier New"/>
-          <w:sz w:val="18"/>
-        </w:rPr>
-        <w:t>}</w:t>
+        <w:t>"type":"command","command":"&lt;bash command&gt;","description":"&lt;what it does&gt;","dangerous":false}</w:t>
       </w:r>
     </w:p>
     <w:p>
@@ -4906,39 +4138,7 @@
           <w:rFonts w:ascii="Courier New" w:hAnsi="Courier New"/>
           <w:sz w:val="18"/>
         </w:rPr>
-        <w:t>"</w:t>
-      </w:r>
-      <w:proofErr w:type="spellStart"/>
-      <w:r>
-        <w:rPr>
-          <w:rFonts w:ascii="Courier New" w:hAnsi="Courier New"/>
-          <w:sz w:val="18"/>
-        </w:rPr>
-        <w:t>type":"command","command</w:t>
-      </w:r>
-      <w:proofErr w:type="spellEnd"/>
-      <w:r>
-        <w:rPr>
-          <w:rFonts w:ascii="Courier New" w:hAnsi="Courier New"/>
-          <w:sz w:val="18"/>
-        </w:rPr>
-        <w:t>":"&lt;bash command&gt;","description":"&lt;what it does&gt;","</w:t>
-      </w:r>
-      <w:proofErr w:type="spellStart"/>
-      <w:r>
-        <w:rPr>
-          <w:rFonts w:ascii="Courier New" w:hAnsi="Courier New"/>
-          <w:sz w:val="18"/>
-        </w:rPr>
-        <w:t>dangerous":true</w:t>
-      </w:r>
-      <w:proofErr w:type="spellEnd"/>
-      <w:r>
-        <w:rPr>
-          <w:rFonts w:ascii="Courier New" w:hAnsi="Courier New"/>
-          <w:sz w:val="18"/>
-        </w:rPr>
-        <w:t>}</w:t>
+        <w:t>"type":"command","command":"&lt;bash command&gt;","description":"&lt;what it does&gt;","dangerous":true}</w:t>
       </w:r>
     </w:p>
     <w:p>
@@ -4960,23 +4160,7 @@
           <w:rFonts w:ascii="Courier New" w:hAnsi="Courier New"/>
           <w:sz w:val="18"/>
         </w:rPr>
-        <w:t>"</w:t>
-      </w:r>
-      <w:proofErr w:type="spellStart"/>
-      <w:r>
-        <w:rPr>
-          <w:rFonts w:ascii="Courier New" w:hAnsi="Courier New"/>
-          <w:sz w:val="18"/>
-        </w:rPr>
-        <w:t>type":"answer","text</w:t>
-      </w:r>
-      <w:proofErr w:type="spellEnd"/>
-      <w:r>
-        <w:rPr>
-          <w:rFonts w:ascii="Courier New" w:hAnsi="Courier New"/>
-          <w:sz w:val="18"/>
-        </w:rPr>
-        <w:t>":"&lt;your explanation</w:t>
+        <w:t>"type":"answer","text":"&lt;your explanation</w:t>
       </w:r>
       <w:proofErr w:type="gramStart"/>
       <w:r>
@@ -5007,23 +4191,7 @@
           <w:rFonts w:ascii="Courier New" w:hAnsi="Courier New"/>
           <w:sz w:val="18"/>
         </w:rPr>
-        <w:t>"</w:t>
-      </w:r>
-      <w:proofErr w:type="spellStart"/>
-      <w:r>
-        <w:rPr>
-          <w:rFonts w:ascii="Courier New" w:hAnsi="Courier New"/>
-          <w:sz w:val="18"/>
-        </w:rPr>
-        <w:t>type":"impossible","text</w:t>
-      </w:r>
-      <w:proofErr w:type="spellEnd"/>
-      <w:r>
-        <w:rPr>
-          <w:rFonts w:ascii="Courier New" w:hAnsi="Courier New"/>
-          <w:sz w:val="18"/>
-        </w:rPr>
-        <w:t>":"&lt;reason</w:t>
+        <w:t>"type":"impossible","text":"&lt;reason</w:t>
       </w:r>
       <w:proofErr w:type="gramStart"/>
       <w:r>
@@ -5054,23 +4222,7 @@
           <w:rFonts w:ascii="Courier New" w:hAnsi="Courier New"/>
           <w:sz w:val="18"/>
         </w:rPr>
-        <w:t>"</w:t>
-      </w:r>
-      <w:proofErr w:type="spellStart"/>
-      <w:r>
-        <w:rPr>
-          <w:rFonts w:ascii="Courier New" w:hAnsi="Courier New"/>
-          <w:sz w:val="18"/>
-        </w:rPr>
-        <w:t>type":"clarification","question</w:t>
-      </w:r>
-      <w:proofErr w:type="spellEnd"/>
-      <w:r>
-        <w:rPr>
-          <w:rFonts w:ascii="Courier New" w:hAnsi="Courier New"/>
-          <w:sz w:val="18"/>
-        </w:rPr>
-        <w:t>":"&lt;your question&gt;","options":["opt1","opt2</w:t>
+        <w:t>"type":"clarification","question":"&lt;your question&gt;","options":["opt1","opt2</w:t>
       </w:r>
       <w:proofErr w:type="gramStart"/>
       <w:r>
@@ -5152,23 +4304,7 @@
           <w:rFonts w:ascii="Courier New" w:hAnsi="Courier New"/>
           <w:sz w:val="18"/>
         </w:rPr>
-        <w:t>Any type may include: "memories":[{"</w:t>
-      </w:r>
-      <w:proofErr w:type="spellStart"/>
-      <w:r>
-        <w:rPr>
-          <w:rFonts w:ascii="Courier New" w:hAnsi="Courier New"/>
-          <w:sz w:val="18"/>
-        </w:rPr>
-        <w:t>key":"preferred_editor","value":"vim</w:t>
-      </w:r>
-      <w:proofErr w:type="spellEnd"/>
-      <w:r>
-        <w:rPr>
-          <w:rFonts w:ascii="Courier New" w:hAnsi="Courier New"/>
-          <w:sz w:val="18"/>
-        </w:rPr>
-        <w:t>"}]</w:t>
+        <w:t>Any type may include: "memories":[{"key":"preferred_editor","value":"vim"}]</w:t>
       </w:r>
     </w:p>
     <w:p>
@@ -5197,23 +4333,7 @@
           <w:rFonts w:ascii="Courier New" w:hAnsi="Courier New"/>
           <w:sz w:val="18"/>
         </w:rPr>
-        <w:t>"</w:t>
-      </w:r>
-      <w:proofErr w:type="spellStart"/>
-      <w:r>
-        <w:rPr>
-          <w:rFonts w:ascii="Courier New" w:hAnsi="Courier New"/>
-          <w:sz w:val="18"/>
-        </w:rPr>
-        <w:t>key":"old_fact","value</w:t>
-      </w:r>
-      <w:proofErr w:type="spellEnd"/>
-      <w:r>
-        <w:rPr>
-          <w:rFonts w:ascii="Courier New" w:hAnsi="Courier New"/>
-          <w:sz w:val="18"/>
-        </w:rPr>
-        <w:t>":""}</w:t>
+        <w:t>"key":"old_fact","value":""}</w:t>
       </w:r>
     </w:p>
     <w:p>
@@ -5239,87 +4359,7 @@
           <w:rFonts w:ascii="Courier New" w:hAnsi="Courier New"/>
           <w:sz w:val="18"/>
         </w:rPr>
-        <w:t xml:space="preserve">Dangerous = true for: rm, </w:t>
-      </w:r>
-      <w:proofErr w:type="spellStart"/>
-      <w:r>
-        <w:rPr>
-          <w:rFonts w:ascii="Courier New" w:hAnsi="Courier New"/>
-          <w:sz w:val="18"/>
-        </w:rPr>
-        <w:t>rmdir</w:t>
-      </w:r>
-      <w:proofErr w:type="spellEnd"/>
-      <w:r>
-        <w:rPr>
-          <w:rFonts w:ascii="Courier New" w:hAnsi="Courier New"/>
-          <w:sz w:val="18"/>
-        </w:rPr>
-        <w:t xml:space="preserve">, mv, cp (overwrite), </w:t>
-      </w:r>
-      <w:proofErr w:type="spellStart"/>
-      <w:r>
-        <w:rPr>
-          <w:rFonts w:ascii="Courier New" w:hAnsi="Courier New"/>
-          <w:sz w:val="18"/>
-        </w:rPr>
-        <w:t>chmod</w:t>
-      </w:r>
-      <w:proofErr w:type="spellEnd"/>
-      <w:r>
-        <w:rPr>
-          <w:rFonts w:ascii="Courier New" w:hAnsi="Courier New"/>
-          <w:sz w:val="18"/>
-        </w:rPr>
-        <w:t xml:space="preserve">, </w:t>
-      </w:r>
-      <w:proofErr w:type="spellStart"/>
-      <w:r>
-        <w:rPr>
-          <w:rFonts w:ascii="Courier New" w:hAnsi="Courier New"/>
-          <w:sz w:val="18"/>
-        </w:rPr>
-        <w:t>chown</w:t>
-      </w:r>
-      <w:proofErr w:type="spellEnd"/>
-      <w:r>
-        <w:rPr>
-          <w:rFonts w:ascii="Courier New" w:hAnsi="Courier New"/>
-          <w:sz w:val="18"/>
-        </w:rPr>
-        <w:t xml:space="preserve">, kill, </w:t>
-      </w:r>
-      <w:proofErr w:type="spellStart"/>
-      <w:r>
-        <w:rPr>
-          <w:rFonts w:ascii="Courier New" w:hAnsi="Courier New"/>
-          <w:sz w:val="18"/>
-        </w:rPr>
-        <w:t>pkill</w:t>
-      </w:r>
-      <w:proofErr w:type="spellEnd"/>
-      <w:r>
-        <w:rPr>
-          <w:rFonts w:ascii="Courier New" w:hAnsi="Courier New"/>
-          <w:sz w:val="18"/>
-        </w:rPr>
-        <w:t xml:space="preserve">, </w:t>
-      </w:r>
-      <w:proofErr w:type="spellStart"/>
-      <w:r>
-        <w:rPr>
-          <w:rFonts w:ascii="Courier New" w:hAnsi="Courier New"/>
-          <w:sz w:val="18"/>
-        </w:rPr>
-        <w:t>sudo</w:t>
-      </w:r>
-      <w:proofErr w:type="spellEnd"/>
-      <w:r>
-        <w:rPr>
-          <w:rFonts w:ascii="Courier New" w:hAnsi="Courier New"/>
-          <w:sz w:val="18"/>
-        </w:rPr>
-        <w:t>,</w:t>
+        <w:t>Dangerous = true for: rm, rmdir, mv, cp (overwrite), chmod, chown, kill, pkill, sudo,</w:t>
       </w:r>
     </w:p>
     <w:p>
@@ -5332,39 +4372,7 @@
           <w:rFonts w:ascii="Courier New" w:hAnsi="Courier New"/>
           <w:sz w:val="18"/>
         </w:rPr>
-        <w:t xml:space="preserve">apt/pip/brew, git push/reset --hard, </w:t>
-      </w:r>
-      <w:proofErr w:type="spellStart"/>
-      <w:r>
-        <w:rPr>
-          <w:rFonts w:ascii="Courier New" w:hAnsi="Courier New"/>
-          <w:sz w:val="18"/>
-        </w:rPr>
-        <w:t>curl|sh</w:t>
-      </w:r>
-      <w:proofErr w:type="spellEnd"/>
-      <w:r>
-        <w:rPr>
-          <w:rFonts w:ascii="Courier New" w:hAnsi="Courier New"/>
-          <w:sz w:val="18"/>
-        </w:rPr>
-        <w:t xml:space="preserve">, dd, </w:t>
-      </w:r>
-      <w:proofErr w:type="spellStart"/>
-      <w:r>
-        <w:rPr>
-          <w:rFonts w:ascii="Courier New" w:hAnsi="Courier New"/>
-          <w:sz w:val="18"/>
-        </w:rPr>
-        <w:t>mkfs</w:t>
-      </w:r>
-      <w:proofErr w:type="spellEnd"/>
-      <w:r>
-        <w:rPr>
-          <w:rFonts w:ascii="Courier New" w:hAnsi="Courier New"/>
-          <w:sz w:val="18"/>
-        </w:rPr>
-        <w:t>, truncate, &gt; redirects,</w:t>
+        <w:t>apt/pip/brew, git push/reset --hard, curl|sh, dd, mkfs, truncate, &gt; redirects,</w:t>
       </w:r>
     </w:p>
     <w:p>
@@ -5372,21 +4380,12 @@
         <w:pStyle w:val="NoSpacing"/>
         <w:shd w:val="clear" w:color="auto" w:fill="F0F0F0"/>
       </w:pPr>
-      <w:proofErr w:type="spellStart"/>
-      <w:r>
-        <w:rPr>
-          <w:rFonts w:ascii="Courier New" w:hAnsi="Courier New"/>
-          <w:sz w:val="18"/>
-        </w:rPr>
-        <w:t>systemctl</w:t>
-      </w:r>
-      <w:proofErr w:type="spellEnd"/>
-      <w:r>
-        <w:rPr>
-          <w:rFonts w:ascii="Courier New" w:hAnsi="Courier New"/>
-          <w:sz w:val="18"/>
-        </w:rPr>
-        <w:t xml:space="preserve"> stop/disable, and anything else that alters state.</w:t>
+      <w:r>
+        <w:rPr>
+          <w:rFonts w:ascii="Courier New" w:hAnsi="Courier New"/>
+          <w:sz w:val="18"/>
+        </w:rPr>
+        <w:t>systemctl stop/disable, and anything else that alters state.</w:t>
       </w:r>
     </w:p>
     <w:p>
@@ -5412,55 +4411,7 @@
           <w:rFonts w:ascii="Courier New" w:hAnsi="Courier New"/>
           <w:sz w:val="18"/>
         </w:rPr>
-        <w:t xml:space="preserve">Dangerous = false for: ls, cat, head, tail, grep, find, </w:t>
-      </w:r>
-      <w:proofErr w:type="spellStart"/>
-      <w:r>
-        <w:rPr>
-          <w:rFonts w:ascii="Courier New" w:hAnsi="Courier New"/>
-          <w:sz w:val="18"/>
-        </w:rPr>
-        <w:t>ps</w:t>
-      </w:r>
-      <w:proofErr w:type="spellEnd"/>
-      <w:r>
-        <w:rPr>
-          <w:rFonts w:ascii="Courier New" w:hAnsi="Courier New"/>
-          <w:sz w:val="18"/>
-        </w:rPr>
-        <w:t xml:space="preserve">, </w:t>
-      </w:r>
-      <w:proofErr w:type="spellStart"/>
-      <w:r>
-        <w:rPr>
-          <w:rFonts w:ascii="Courier New" w:hAnsi="Courier New"/>
-          <w:sz w:val="18"/>
-        </w:rPr>
-        <w:t>df</w:t>
-      </w:r>
-      <w:proofErr w:type="spellEnd"/>
-      <w:r>
-        <w:rPr>
-          <w:rFonts w:ascii="Courier New" w:hAnsi="Courier New"/>
-          <w:sz w:val="18"/>
-        </w:rPr>
-        <w:t xml:space="preserve">, du, </w:t>
-      </w:r>
-      <w:proofErr w:type="spellStart"/>
-      <w:r>
-        <w:rPr>
-          <w:rFonts w:ascii="Courier New" w:hAnsi="Courier New"/>
-          <w:sz w:val="18"/>
-        </w:rPr>
-        <w:t>pwd</w:t>
-      </w:r>
-      <w:proofErr w:type="spellEnd"/>
-      <w:r>
-        <w:rPr>
-          <w:rFonts w:ascii="Courier New" w:hAnsi="Courier New"/>
-          <w:sz w:val="18"/>
-        </w:rPr>
-        <w:t>, echo,</w:t>
+        <w:t>Dangerous = false for: ls, cat, head, tail, grep, find, ps, df, du, pwd, echo,</w:t>
       </w:r>
     </w:p>
     <w:p>
@@ -5473,23 +4424,7 @@
           <w:rFonts w:ascii="Courier New" w:hAnsi="Courier New"/>
           <w:sz w:val="18"/>
         </w:rPr>
-        <w:t xml:space="preserve">which, man, stat, file, </w:t>
-      </w:r>
-      <w:proofErr w:type="spellStart"/>
-      <w:r>
-        <w:rPr>
-          <w:rFonts w:ascii="Courier New" w:hAnsi="Courier New"/>
-          <w:sz w:val="18"/>
-        </w:rPr>
-        <w:t>wc</w:t>
-      </w:r>
-      <w:proofErr w:type="spellEnd"/>
-      <w:r>
-        <w:rPr>
-          <w:rFonts w:ascii="Courier New" w:hAnsi="Courier New"/>
-          <w:sz w:val="18"/>
-        </w:rPr>
-        <w:t>, diff, git log/status/diff, and other read-only operations.</w:t>
+        <w:t>which, man, stat, file, wc, diff, git log/status/diff, and other read-only operations.</w:t>
       </w:r>
     </w:p>
     <w:p>
@@ -5580,22 +4515,13 @@
         </w:rPr>
         <w:t>directory: {</w:t>
       </w:r>
-      <w:proofErr w:type="spellStart"/>
       <w:proofErr w:type="gramEnd"/>
       <w:r>
         <w:rPr>
           <w:rFonts w:ascii="Courier New" w:hAnsi="Courier New"/>
           <w:sz w:val="18"/>
         </w:rPr>
-        <w:t>cwd</w:t>
-      </w:r>
-      <w:proofErr w:type="spellEnd"/>
-      <w:r>
-        <w:rPr>
-          <w:rFonts w:ascii="Courier New" w:hAnsi="Courier New"/>
-          <w:sz w:val="18"/>
-        </w:rPr>
-        <w:t>}</w:t>
+        <w:t>cwd}</w:t>
       </w:r>
     </w:p>
     <w:p>
@@ -5611,38 +4537,13 @@
         </w:rPr>
         <w:t>Shell: {</w:t>
       </w:r>
-      <w:proofErr w:type="spellStart"/>
       <w:proofErr w:type="gramEnd"/>
       <w:r>
         <w:rPr>
           <w:rFonts w:ascii="Courier New" w:hAnsi="Courier New"/>
           <w:sz w:val="18"/>
         </w:rPr>
-        <w:t>shell_name</w:t>
-      </w:r>
-      <w:proofErr w:type="spellEnd"/>
-      <w:r>
-        <w:rPr>
-          <w:rFonts w:ascii="Courier New" w:hAnsi="Courier New"/>
-          <w:sz w:val="18"/>
-        </w:rPr>
-        <w:t>}  |  Session: {</w:t>
-      </w:r>
-      <w:proofErr w:type="spellStart"/>
-      <w:r>
-        <w:rPr>
-          <w:rFonts w:ascii="Courier New" w:hAnsi="Courier New"/>
-          <w:sz w:val="18"/>
-        </w:rPr>
-        <w:t>session_id</w:t>
-      </w:r>
-      <w:proofErr w:type="spellEnd"/>
-      <w:r>
-        <w:rPr>
-          <w:rFonts w:ascii="Courier New" w:hAnsi="Courier New"/>
-          <w:sz w:val="18"/>
-        </w:rPr>
-        <w:t>}</w:t>
+        <w:t>shell_name}  |  Session: {session_id}</w:t>
       </w:r>
     </w:p>
     <w:p>
@@ -5779,23 +4680,7 @@
           <w:rFonts w:ascii="Courier New" w:hAnsi="Courier New"/>
           <w:sz w:val="18"/>
         </w:rPr>
-        <w:t xml:space="preserve">  $ {</w:t>
-      </w:r>
-      <w:proofErr w:type="spellStart"/>
-      <w:r>
-        <w:rPr>
-          <w:rFonts w:ascii="Courier New" w:hAnsi="Courier New"/>
-          <w:sz w:val="18"/>
-        </w:rPr>
-        <w:t>cmd</w:t>
-      </w:r>
-      <w:proofErr w:type="spellEnd"/>
-      <w:r>
-        <w:rPr>
-          <w:rFonts w:ascii="Courier New" w:hAnsi="Courier New"/>
-          <w:sz w:val="18"/>
-        </w:rPr>
-        <w:t>}</w:t>
+        <w:t xml:space="preserve">  $ {cmd}</w:t>
       </w:r>
     </w:p>
     <w:p>
@@ -5962,23 +4847,7 @@
           <w:rFonts w:ascii="Courier New" w:hAnsi="Courier New"/>
           <w:sz w:val="18"/>
         </w:rPr>
-        <w:t>{"</w:t>
-      </w:r>
-      <w:proofErr w:type="spellStart"/>
-      <w:r>
-        <w:rPr>
-          <w:rFonts w:ascii="Courier New" w:hAnsi="Courier New"/>
-          <w:sz w:val="18"/>
-        </w:rPr>
-        <w:t>type":"agentic_done","summary</w:t>
-      </w:r>
-      <w:proofErr w:type="spellEnd"/>
-      <w:r>
-        <w:rPr>
-          <w:rFonts w:ascii="Courier New" w:hAnsi="Courier New"/>
-          <w:sz w:val="18"/>
-        </w:rPr>
-        <w:t>":"&lt;what was accomplished</w:t>
+        <w:t>{"type":"agentic_done","summary":"&lt;what was accomplished</w:t>
       </w:r>
       <w:proofErr w:type="gramStart"/>
       <w:r>
@@ -6026,23 +4895,7 @@
           <w:rFonts w:ascii="Courier New" w:hAnsi="Courier New"/>
           <w:sz w:val="18"/>
         </w:rPr>
-        <w:t>{"</w:t>
-      </w:r>
-      <w:proofErr w:type="spellStart"/>
-      <w:r>
-        <w:rPr>
-          <w:rFonts w:ascii="Courier New" w:hAnsi="Courier New"/>
-          <w:sz w:val="18"/>
-        </w:rPr>
-        <w:t>type":"agentic_ask","question</w:t>
-      </w:r>
-      <w:proofErr w:type="spellEnd"/>
-      <w:r>
-        <w:rPr>
-          <w:rFonts w:ascii="Courier New" w:hAnsi="Courier New"/>
-          <w:sz w:val="18"/>
-        </w:rPr>
-        <w:t>":"&lt;your question</w:t>
+        <w:t>{"type":"agentic_ask","question":"&lt;your question</w:t>
       </w:r>
       <w:proofErr w:type="gramStart"/>
       <w:r>
@@ -6090,23 +4943,7 @@
           <w:rFonts w:ascii="Courier New" w:hAnsi="Courier New"/>
           <w:sz w:val="18"/>
         </w:rPr>
-        <w:t xml:space="preserve">Never loop forever: if you cannot make progress after 3 attempts, use </w:t>
-      </w:r>
-      <w:proofErr w:type="spellStart"/>
-      <w:r>
-        <w:rPr>
-          <w:rFonts w:ascii="Courier New" w:hAnsi="Courier New"/>
-          <w:sz w:val="18"/>
-        </w:rPr>
-        <w:t>agentic_done</w:t>
-      </w:r>
-      <w:proofErr w:type="spellEnd"/>
-      <w:r>
-        <w:rPr>
-          <w:rFonts w:ascii="Courier New" w:hAnsi="Courier New"/>
-          <w:sz w:val="18"/>
-        </w:rPr>
-        <w:t xml:space="preserve"> to stop.</w:t>
+        <w:t>Never loop forever: if you cannot make progress after 3 attempts, use agentic_done to stop.</w:t>
       </w:r>
     </w:p>
     <w:p>
@@ -6142,22 +4979,13 @@
         </w:rPr>
         <w:t>directory: {</w:t>
       </w:r>
-      <w:proofErr w:type="spellStart"/>
       <w:proofErr w:type="gramEnd"/>
       <w:r>
         <w:rPr>
           <w:rFonts w:ascii="Courier New" w:hAnsi="Courier New"/>
           <w:sz w:val="18"/>
         </w:rPr>
-        <w:t>cwd</w:t>
-      </w:r>
-      <w:proofErr w:type="spellEnd"/>
-      <w:r>
-        <w:rPr>
-          <w:rFonts w:ascii="Courier New" w:hAnsi="Courier New"/>
-          <w:sz w:val="18"/>
-        </w:rPr>
-        <w:t>}</w:t>
+        <w:t>cwd}</w:t>
       </w:r>
     </w:p>
     <w:p>
@@ -6170,23 +4998,7 @@
           <w:rFonts w:ascii="Courier New" w:hAnsi="Courier New"/>
           <w:sz w:val="18"/>
         </w:rPr>
-        <w:t>Shell: {</w:t>
-      </w:r>
-      <w:proofErr w:type="spellStart"/>
-      <w:r>
-        <w:rPr>
-          <w:rFonts w:ascii="Courier New" w:hAnsi="Courier New"/>
-          <w:sz w:val="18"/>
-        </w:rPr>
-        <w:t>shell_name</w:t>
-      </w:r>
-      <w:proofErr w:type="spellEnd"/>
-      <w:r>
-        <w:rPr>
-          <w:rFonts w:ascii="Courier New" w:hAnsi="Courier New"/>
-          <w:sz w:val="18"/>
-        </w:rPr>
-        <w:t>}</w:t>
+        <w:t>Shell: {shell_name}</w:t>
       </w:r>
     </w:p>
     <w:p>
@@ -6438,7 +5250,7 @@
   <w:abstractNum w:abstractNumId="8" w15:restartNumberingAfterBreak="0">
     <w:nsid w:val="FFFFFF89"/>
     <w:multiLevelType w:val="singleLevel"/>
-    <w:tmpl w:val="4E1CDDBA"/>
+    <w:tmpl w:val="624C7C70"/>
     <w:lvl w:ilvl="0">
       <w:start w:val="1"/>
       <w:numFmt w:val="bullet"/>

--- a/Assignment3_Report_final_version.docx
+++ b/Assignment3_Report_final_version.docx
@@ -48,9 +48,11 @@
       <w:r>
         <w:t xml:space="preserve">anguage requests, calls an LLM to produce a structured </w:t>
       </w:r>
+      <w:proofErr w:type="spellStart"/>
       <w:r>
         <w:t>json</w:t>
       </w:r>
+      <w:proofErr w:type="spellEnd"/>
       <w:r>
         <w:t xml:space="preserve"> response</w:t>
       </w:r>
@@ -69,19 +71,59 @@
     </w:p>
     <w:p>
       <w:r>
-        <w:t>3 model configurations are supported with ~/doit.cfg: a hosted api model (Groq / llama-3.1-8b-instant), a local instruction model without tool</w:t>
+        <w:t>3 model configurations are supported with ~/</w:t>
+      </w:r>
+      <w:proofErr w:type="spellStart"/>
+      <w:r>
+        <w:t>doit.cfg</w:t>
+      </w:r>
+      <w:proofErr w:type="spellEnd"/>
+      <w:r>
+        <w:t xml:space="preserve">: a hosted </w:t>
+      </w:r>
+      <w:proofErr w:type="spellStart"/>
+      <w:r>
+        <w:t>api</w:t>
+      </w:r>
+      <w:proofErr w:type="spellEnd"/>
+      <w:r>
+        <w:t xml:space="preserve"> model (</w:t>
+      </w:r>
+      <w:proofErr w:type="spellStart"/>
+      <w:r>
+        <w:t>Groq</w:t>
+      </w:r>
+      <w:proofErr w:type="spellEnd"/>
+      <w:r>
+        <w:t xml:space="preserve"> / llama-3.1-8b-instant), a local instruction model without tool</w:t>
       </w:r>
       <w:r>
         <w:t xml:space="preserve"> </w:t>
       </w:r>
       <w:r>
-        <w:t>calling (ollama/gemma3:4b), and a local tool</w:t>
+        <w:t>calling (</w:t>
+      </w:r>
+      <w:proofErr w:type="spellStart"/>
+      <w:r>
+        <w:t>ollama</w:t>
+      </w:r>
+      <w:proofErr w:type="spellEnd"/>
+      <w:r>
+        <w:t>/gemma3:4b), and a local tool</w:t>
       </w:r>
       <w:r>
         <w:t xml:space="preserve"> </w:t>
       </w:r>
       <w:r>
-        <w:t>calling model (ollama/qwen3:4b).</w:t>
+        <w:t>calling model (</w:t>
+      </w:r>
+      <w:proofErr w:type="spellStart"/>
+      <w:r>
+        <w:t>ollama</w:t>
+      </w:r>
+      <w:proofErr w:type="spellEnd"/>
+      <w:r>
+        <w:t>/qwen3:4b).</w:t>
       </w:r>
     </w:p>
     <w:p>
@@ -102,17 +144,43 @@
     </w:p>
     <w:p>
       <w:r>
-        <w:t xml:space="preserve">_build_messages() </w:t>
+        <w:t>_</w:t>
+      </w:r>
+      <w:proofErr w:type="spellStart"/>
+      <w:r>
+        <w:t>build_messages</w:t>
+      </w:r>
+      <w:proofErr w:type="spellEnd"/>
+      <w:r>
+        <w:t xml:space="preserve">() </w:t>
       </w:r>
       <w:r>
         <w:t>creates</w:t>
       </w:r>
       <w:r>
-        <w:t xml:space="preserve"> the message list. _call_llm() calls LiteLLM and parses the </w:t>
-      </w:r>
+        <w:t xml:space="preserve"> the message list. _</w:t>
+      </w:r>
+      <w:proofErr w:type="spellStart"/>
+      <w:r>
+        <w:t>call_llm</w:t>
+      </w:r>
+      <w:proofErr w:type="spellEnd"/>
+      <w:r>
+        <w:t xml:space="preserve">() calls </w:t>
+      </w:r>
+      <w:proofErr w:type="spellStart"/>
+      <w:r>
+        <w:t>LiteLLM</w:t>
+      </w:r>
+      <w:proofErr w:type="spellEnd"/>
+      <w:r>
+        <w:t xml:space="preserve"> and parses the </w:t>
+      </w:r>
+      <w:proofErr w:type="spellStart"/>
       <w:r>
         <w:t>json</w:t>
       </w:r>
+      <w:proofErr w:type="spellEnd"/>
       <w:r>
         <w:t xml:space="preserve"> response (with a markdown</w:t>
       </w:r>
@@ -126,15 +194,15 @@
         <w:t xml:space="preserve"> </w:t>
       </w:r>
       <w:r>
-        <w:t xml:space="preserve">stripping step and a regex fallback for models that add extra prose). _process_response() dispatches on </w:t>
-      </w:r>
-      <w:proofErr w:type="gramStart"/>
-      <w:r>
-        <w:t>resp["</w:t>
-      </w:r>
-      <w:proofErr w:type="gramEnd"/>
-      <w:r>
-        <w:t>type"].</w:t>
+        <w:t>stripping step and a regex fallback for models that add extra prose). _</w:t>
+      </w:r>
+      <w:proofErr w:type="spellStart"/>
+      <w:r>
+        <w:t>process_response</w:t>
+      </w:r>
+      <w:proofErr w:type="spellEnd"/>
+      <w:r>
+        <w:t>() dispatches on resp["type"].</w:t>
       </w:r>
     </w:p>
     <w:p>
@@ -199,9 +267,11 @@
       <w:r>
         <w:t xml:space="preserve">clarification — </w:t>
       </w:r>
+      <w:proofErr w:type="spellStart"/>
       <w:r>
         <w:t>llm</w:t>
       </w:r>
+      <w:proofErr w:type="spellEnd"/>
       <w:r>
         <w:t xml:space="preserve"> needs more information</w:t>
       </w:r>
@@ -215,8 +285,13 @@
         </w:numPr>
         <w:ind w:left="360"/>
       </w:pPr>
-      <w:r>
-        <w:t>multi_step — ordered sequence of commands</w:t>
+      <w:proofErr w:type="spellStart"/>
+      <w:r>
+        <w:t>multi_step</w:t>
+      </w:r>
+      <w:proofErr w:type="spellEnd"/>
+      <w:r>
+        <w:t xml:space="preserve"> — ordered sequence of commands</w:t>
       </w:r>
     </w:p>
     <w:p>
@@ -228,9 +303,11 @@
       </w:r>
     </w:p>
     <w:p>
+      <w:proofErr w:type="spellStart"/>
       <w:r>
         <w:t>json</w:t>
       </w:r>
+      <w:proofErr w:type="spellEnd"/>
       <w:r>
         <w:t xml:space="preserve"> </w:t>
       </w:r>
@@ -259,7 +336,23 @@
         <w:t xml:space="preserve"> </w:t>
       </w:r>
       <w:r>
-        <w:t>command classification is embedded in the same json response (the "dangerous" boolean field), avoiding an extra LLM call.</w:t>
+        <w:t xml:space="preserve">command classification is embedded in the same </w:t>
+      </w:r>
+      <w:proofErr w:type="spellStart"/>
+      <w:r>
+        <w:t>json</w:t>
+      </w:r>
+      <w:proofErr w:type="spellEnd"/>
+      <w:r>
+        <w:t xml:space="preserve"> response (the "dangerous" </w:t>
+      </w:r>
+      <w:proofErr w:type="spellStart"/>
+      <w:r>
+        <w:t>boolean</w:t>
+      </w:r>
+      <w:proofErr w:type="spellEnd"/>
+      <w:r>
+        <w:t xml:space="preserve"> field), avoiding an extra LLM call.</w:t>
       </w:r>
     </w:p>
     <w:p>
@@ -435,6 +528,7 @@
         </w:rPr>
         <w:t xml:space="preserve">"impossible" is triggered only by the </w:t>
       </w:r>
+      <w:proofErr w:type="spellStart"/>
       <w:r>
         <w:rPr>
           <w:bCs/>
@@ -442,6 +536,7 @@
         </w:rPr>
         <w:t>llm's</w:t>
       </w:r>
+      <w:proofErr w:type="spellEnd"/>
       <w:r>
         <w:rPr>
           <w:bCs/>
@@ -491,11 +586,29 @@
       <w:r>
         <w:t xml:space="preserve">commands). The </w:t>
       </w:r>
+      <w:proofErr w:type="spellStart"/>
       <w:r>
         <w:t>llm</w:t>
       </w:r>
-      <w:r>
-        <w:t xml:space="preserve"> sets the "dangerous" boolean in the same response — no extra LLM call. When dangerous=true, handle_command() prints a warning and prompts y/N before executing.</w:t>
+      <w:proofErr w:type="spellEnd"/>
+      <w:r>
+        <w:t xml:space="preserve"> sets the "dangerous" </w:t>
+      </w:r>
+      <w:proofErr w:type="spellStart"/>
+      <w:r>
+        <w:t>boolean</w:t>
+      </w:r>
+      <w:proofErr w:type="spellEnd"/>
+      <w:r>
+        <w:t xml:space="preserve"> in the same response — no extra LLM call. When dangerous=true, </w:t>
+      </w:r>
+      <w:proofErr w:type="spellStart"/>
+      <w:r>
+        <w:t>handle_command</w:t>
+      </w:r>
+      <w:proofErr w:type="spellEnd"/>
+      <w:r>
+        <w:t>() prints a warning and prompts y/N before executing.</w:t>
       </w:r>
     </w:p>
     <w:p>
@@ -508,7 +621,23 @@
     </w:p>
     <w:p>
       <w:r>
-        <w:t>Keeping the classification in the same call avoids disagreement between 2 separate calls. The prompt lists concrete examples to help the llm generalise to other dangerous cases.</w:t>
+        <w:t xml:space="preserve">Keeping the classification in the same call avoids disagreement between 2 separate calls. The prompt lists concrete examples to help the </w:t>
+      </w:r>
+      <w:proofErr w:type="spellStart"/>
+      <w:r>
+        <w:t>llm</w:t>
+      </w:r>
+      <w:proofErr w:type="spellEnd"/>
+      <w:r>
+        <w:t xml:space="preserve"> </w:t>
+      </w:r>
+      <w:proofErr w:type="spellStart"/>
+      <w:r>
+        <w:t>generalise</w:t>
+      </w:r>
+      <w:proofErr w:type="spellEnd"/>
+      <w:r>
+        <w:t xml:space="preserve"> to other dangerous cases.</w:t>
       </w:r>
     </w:p>
     <w:p>
@@ -630,7 +759,23 @@
           <w:b/>
           <w:color w:val="005FAF"/>
         </w:rPr>
-        <w:t>Limitation found during testing: mkdir classified as dangerous=false</w:t>
+        <w:t xml:space="preserve">Limitation found during testing: </w:t>
+      </w:r>
+      <w:proofErr w:type="spellStart"/>
+      <w:r>
+        <w:rPr>
+          <w:b/>
+          <w:color w:val="005FAF"/>
+        </w:rPr>
+        <w:t>mkdir</w:t>
+      </w:r>
+      <w:proofErr w:type="spellEnd"/>
+      <w:r>
+        <w:rPr>
+          <w:b/>
+          <w:color w:val="005FAF"/>
+        </w:rPr>
+        <w:t xml:space="preserve"> classified as dangerous=false</w:t>
       </w:r>
     </w:p>
     <w:p>
@@ -643,7 +788,23 @@
           <w:rFonts w:ascii="Courier New" w:hAnsi="Courier New"/>
           <w:sz w:val="18"/>
         </w:rPr>
-        <w:t>$ doit "create a folder called doit_test"</w:t>
+        <w:t xml:space="preserve">$ doit "create a folder called </w:t>
+      </w:r>
+      <w:proofErr w:type="spellStart"/>
+      <w:r>
+        <w:rPr>
+          <w:rFonts w:ascii="Courier New" w:hAnsi="Courier New"/>
+          <w:sz w:val="18"/>
+        </w:rPr>
+        <w:t>doit_test</w:t>
+      </w:r>
+      <w:proofErr w:type="spellEnd"/>
+      <w:r>
+        <w:rPr>
+          <w:rFonts w:ascii="Courier New" w:hAnsi="Courier New"/>
+          <w:sz w:val="18"/>
+        </w:rPr>
+        <w:t>"</w:t>
       </w:r>
     </w:p>
     <w:p>
@@ -669,7 +830,23 @@
           <w:rFonts w:ascii="Courier New" w:hAnsi="Courier New"/>
           <w:sz w:val="18"/>
         </w:rPr>
-        <w:t># mkdir ran immediately without confirmation.</w:t>
+        <w:t xml:space="preserve"># </w:t>
+      </w:r>
+      <w:proofErr w:type="spellStart"/>
+      <w:r>
+        <w:rPr>
+          <w:rFonts w:ascii="Courier New" w:hAnsi="Courier New"/>
+          <w:sz w:val="18"/>
+        </w:rPr>
+        <w:t>mkdir</w:t>
+      </w:r>
+      <w:proofErr w:type="spellEnd"/>
+      <w:r>
+        <w:rPr>
+          <w:rFonts w:ascii="Courier New" w:hAnsi="Courier New"/>
+          <w:sz w:val="18"/>
+        </w:rPr>
+        <w:t xml:space="preserve"> ran immediately without confirmation.</w:t>
       </w:r>
     </w:p>
     <w:p>
@@ -682,7 +859,39 @@
           <w:rFonts w:ascii="Courier New" w:hAnsi="Courier New"/>
           <w:sz w:val="18"/>
         </w:rPr>
-        <w:t># The system prompt lists rmdir but not mkdir explicitly;</w:t>
+        <w:t xml:space="preserve"># The system prompt lists </w:t>
+      </w:r>
+      <w:proofErr w:type="spellStart"/>
+      <w:r>
+        <w:rPr>
+          <w:rFonts w:ascii="Courier New" w:hAnsi="Courier New"/>
+          <w:sz w:val="18"/>
+        </w:rPr>
+        <w:t>rmdir</w:t>
+      </w:r>
+      <w:proofErr w:type="spellEnd"/>
+      <w:r>
+        <w:rPr>
+          <w:rFonts w:ascii="Courier New" w:hAnsi="Courier New"/>
+          <w:sz w:val="18"/>
+        </w:rPr>
+        <w:t xml:space="preserve"> but not </w:t>
+      </w:r>
+      <w:proofErr w:type="spellStart"/>
+      <w:r>
+        <w:rPr>
+          <w:rFonts w:ascii="Courier New" w:hAnsi="Courier New"/>
+          <w:sz w:val="18"/>
+        </w:rPr>
+        <w:t>mkdir</w:t>
+      </w:r>
+      <w:proofErr w:type="spellEnd"/>
+      <w:r>
+        <w:rPr>
+          <w:rFonts w:ascii="Courier New" w:hAnsi="Courier New"/>
+          <w:sz w:val="18"/>
+        </w:rPr>
+        <w:t xml:space="preserve"> explicitly;</w:t>
       </w:r>
     </w:p>
     <w:p>
@@ -713,46 +922,105 @@
           <w:color w:val="000000" w:themeColor="text1"/>
         </w:rPr>
       </w:pPr>
+      <w:proofErr w:type="spellStart"/>
       <w:r>
         <w:rPr>
           <w:bCs/>
           <w:color w:val="000000" w:themeColor="text1"/>
         </w:rPr>
-        <w:t xml:space="preserve">mkdir, touch, and </w:t>
-      </w:r>
+        <w:t>mkdir</w:t>
+      </w:r>
+      <w:proofErr w:type="spellEnd"/>
       <w:r>
         <w:rPr>
           <w:bCs/>
           <w:color w:val="000000" w:themeColor="text1"/>
         </w:rPr>
-        <w:t>other</w:t>
+        <w:t xml:space="preserve">, touch, and </w:t>
       </w:r>
       <w:r>
         <w:rPr>
           <w:bCs/>
           <w:color w:val="000000" w:themeColor="text1"/>
         </w:rPr>
-        <w:t xml:space="preserve"> commands are sometimes misclassified as safe. The system prompt lists rmdir but not mkdir — the </w:t>
+        <w:t>other</w:t>
       </w:r>
       <w:r>
         <w:rPr>
           <w:bCs/>
           <w:color w:val="000000" w:themeColor="text1"/>
         </w:rPr>
-        <w:t>llm</w:t>
-      </w:r>
+        <w:t xml:space="preserve"> commands are sometimes misclassified as safe. The system prompt lists </w:t>
+      </w:r>
+      <w:proofErr w:type="spellStart"/>
       <w:r>
         <w:rPr>
           <w:bCs/>
           <w:color w:val="000000" w:themeColor="text1"/>
         </w:rPr>
-        <w:t xml:space="preserve"> does not always generalise </w:t>
-      </w:r>
+        <w:t>rmdir</w:t>
+      </w:r>
+      <w:proofErr w:type="spellEnd"/>
       <w:r>
         <w:rPr>
           <w:bCs/>
           <w:color w:val="000000" w:themeColor="text1"/>
         </w:rPr>
+        <w:t xml:space="preserve"> but not </w:t>
+      </w:r>
+      <w:proofErr w:type="spellStart"/>
+      <w:r>
+        <w:rPr>
+          <w:bCs/>
+          <w:color w:val="000000" w:themeColor="text1"/>
+        </w:rPr>
+        <w:t>mkdir</w:t>
+      </w:r>
+      <w:proofErr w:type="spellEnd"/>
+      <w:r>
+        <w:rPr>
+          <w:bCs/>
+          <w:color w:val="000000" w:themeColor="text1"/>
+        </w:rPr>
+        <w:t xml:space="preserve"> — the </w:t>
+      </w:r>
+      <w:proofErr w:type="spellStart"/>
+      <w:r>
+        <w:rPr>
+          <w:bCs/>
+          <w:color w:val="000000" w:themeColor="text1"/>
+        </w:rPr>
+        <w:t>llm</w:t>
+      </w:r>
+      <w:proofErr w:type="spellEnd"/>
+      <w:r>
+        <w:rPr>
+          <w:bCs/>
+          <w:color w:val="000000" w:themeColor="text1"/>
+        </w:rPr>
+        <w:t xml:space="preserve"> does not always </w:t>
+      </w:r>
+      <w:proofErr w:type="spellStart"/>
+      <w:r>
+        <w:rPr>
+          <w:bCs/>
+          <w:color w:val="000000" w:themeColor="text1"/>
+        </w:rPr>
+        <w:t>generalise</w:t>
+      </w:r>
+      <w:proofErr w:type="spellEnd"/>
+      <w:r>
+        <w:rPr>
+          <w:bCs/>
+          <w:color w:val="000000" w:themeColor="text1"/>
+        </w:rPr>
+        <w:t xml:space="preserve"> </w:t>
+      </w:r>
+      <w:r>
+        <w:rPr>
+          <w:bCs/>
+          <w:color w:val="000000" w:themeColor="text1"/>
+        </w:rPr>
         <w:t>the dangerous scenarios.</w:t>
       </w:r>
     </w:p>
@@ -775,15 +1043,31 @@
     </w:p>
     <w:p>
       <w:r>
-        <w:t>~/doit.cfg selects the model and provider. _call_llm() passes the config directly to LiteLLM's completion</w:t>
-      </w:r>
-      <w:proofErr w:type="gramStart"/>
-      <w:r>
-        <w:t>() —</w:t>
-      </w:r>
-      <w:proofErr w:type="gramEnd"/>
-      <w:r>
-        <w:t xml:space="preserve"> no provider-specific code exists in doit. Three configurations were tested:</w:t>
+        <w:t>~/</w:t>
+      </w:r>
+      <w:proofErr w:type="spellStart"/>
+      <w:r>
+        <w:t>doit.cfg</w:t>
+      </w:r>
+      <w:proofErr w:type="spellEnd"/>
+      <w:r>
+        <w:t xml:space="preserve"> selects the model and provider. _</w:t>
+      </w:r>
+      <w:proofErr w:type="spellStart"/>
+      <w:r>
+        <w:t>call_llm</w:t>
+      </w:r>
+      <w:proofErr w:type="spellEnd"/>
+      <w:r>
+        <w:t xml:space="preserve">() passes the config directly to </w:t>
+      </w:r>
+      <w:proofErr w:type="spellStart"/>
+      <w:r>
+        <w:t>LiteLLM's</w:t>
+      </w:r>
+      <w:proofErr w:type="spellEnd"/>
+      <w:r>
+        <w:t xml:space="preserve"> completion() — no provider-specific code exists in doit. Three configurations were tested:</w:t>
       </w:r>
     </w:p>
     <w:p>
@@ -791,31 +1075,70 @@
         <w:pStyle w:val="ListBullet"/>
       </w:pPr>
       <w:r>
-        <w:t>API: groq/llama-3.1-8b-instant</w:t>
+        <w:t xml:space="preserve">API: </w:t>
+      </w:r>
+      <w:proofErr w:type="spellStart"/>
+      <w:r>
+        <w:t>groq</w:t>
+      </w:r>
+      <w:proofErr w:type="spellEnd"/>
+      <w:r>
+        <w:t>/llama-3.1-8b-instant</w:t>
       </w:r>
     </w:p>
     <w:p>
       <w:pPr>
         <w:pStyle w:val="ListBullet"/>
       </w:pPr>
-      <w:r>
-        <w:t>local_tools: ollama/qwen3:4b</w:t>
+      <w:proofErr w:type="spellStart"/>
+      <w:r>
+        <w:t>local_tools</w:t>
+      </w:r>
+      <w:proofErr w:type="spellEnd"/>
+      <w:r>
+        <w:t xml:space="preserve">: </w:t>
+      </w:r>
+      <w:proofErr w:type="spellStart"/>
+      <w:r>
+        <w:t>ollama</w:t>
+      </w:r>
+      <w:proofErr w:type="spellEnd"/>
+      <w:r>
+        <w:t>/qwen3:4b</w:t>
       </w:r>
     </w:p>
     <w:p>
       <w:pPr>
         <w:pStyle w:val="ListBullet"/>
       </w:pPr>
-      <w:r>
-        <w:t>local_no_tools: ollama/gemma3:4b</w:t>
+      <w:proofErr w:type="spellStart"/>
+      <w:r>
+        <w:t>local_no_tools</w:t>
+      </w:r>
+      <w:proofErr w:type="spellEnd"/>
+      <w:r>
+        <w:t xml:space="preserve">: </w:t>
+      </w:r>
+      <w:proofErr w:type="spellStart"/>
+      <w:r>
+        <w:t>ollama</w:t>
+      </w:r>
+      <w:proofErr w:type="spellEnd"/>
+      <w:r>
+        <w:t>/gemma3:4b</w:t>
       </w:r>
     </w:p>
     <w:p>
       <w:pPr>
         <w:pStyle w:val="Heading2"/>
       </w:pPr>
-      <w:r>
-        <w:t>doit.cfg examples</w:t>
+      <w:proofErr w:type="spellStart"/>
+      <w:r>
+        <w:t>doit.cfg</w:t>
+      </w:r>
+      <w:proofErr w:type="spellEnd"/>
+      <w:r>
+        <w:t xml:space="preserve"> examples</w:t>
       </w:r>
     </w:p>
     <w:p>
@@ -827,33 +1150,8 @@
           <w:rFonts w:ascii="Courier New" w:hAnsi="Courier New"/>
           <w:sz w:val="18"/>
         </w:rPr>
-        <w:t>{"model":"groq/llama-3.1-8b-instant","api_key":"gsk_...","api_base</w:t>
-      </w:r>
-      <w:proofErr w:type="gramStart"/>
-      <w:r>
-        <w:rPr>
-          <w:rFonts w:ascii="Courier New" w:hAnsi="Courier New"/>
-          <w:sz w:val="18"/>
-        </w:rPr>
-        <w:t>":"","</w:t>
-      </w:r>
-      <w:proofErr w:type="gramEnd"/>
-      <w:r>
-        <w:rPr>
-          <w:rFonts w:ascii="Courier New" w:hAnsi="Courier New"/>
-          <w:sz w:val="18"/>
-        </w:rPr>
-        <w:t>model_type":"</w:t>
-      </w:r>
-      <w:proofErr w:type="gramStart"/>
-      <w:r>
-        <w:rPr>
-          <w:rFonts w:ascii="Courier New" w:hAnsi="Courier New"/>
-          <w:sz w:val="18"/>
-        </w:rPr>
-        <w:t>api"}</w:t>
-      </w:r>
-      <w:proofErr w:type="gramEnd"/>
+        <w:t>{"model":"groq/llama-3.1-8b-instant","api_key":"gsk_...","api_base":"","model_type":"api"}</w:t>
+      </w:r>
     </w:p>
     <w:p>
       <w:pPr>
@@ -864,17 +1162,8 @@
           <w:rFonts w:ascii="Courier New" w:hAnsi="Courier New"/>
           <w:sz w:val="18"/>
         </w:rPr>
-        <w:t>{"model":"ollama/qwen3:4b","api_key":"","api_base":"</w:t>
-      </w:r>
-      <w:proofErr w:type="gramStart"/>
-      <w:r>
-        <w:rPr>
-          <w:rFonts w:ascii="Courier New" w:hAnsi="Courier New"/>
-          <w:sz w:val="18"/>
-        </w:rPr>
-        <w:t>http://localhost:11434","model_type":"local_tools"}</w:t>
-      </w:r>
-      <w:proofErr w:type="gramEnd"/>
+        <w:t>{"model":"ollama/qwen3:4b","api_key":"","api_base":"http://localhost:11434","model_type":"local_tools"}</w:t>
+      </w:r>
     </w:p>
     <w:p>
       <w:pPr>
@@ -885,17 +1174,8 @@
           <w:rFonts w:ascii="Courier New" w:hAnsi="Courier New"/>
           <w:sz w:val="18"/>
         </w:rPr>
-        <w:t>{"model":"ollama/gemma3:4b","api_key":"","api_base":"</w:t>
-      </w:r>
-      <w:proofErr w:type="gramStart"/>
-      <w:r>
-        <w:rPr>
-          <w:rFonts w:ascii="Courier New" w:hAnsi="Courier New"/>
-          <w:sz w:val="18"/>
-        </w:rPr>
-        <w:t>http://localhost:11434","model_type":"local_no_tools"}</w:t>
-      </w:r>
-      <w:proofErr w:type="gramEnd"/>
+        <w:t>{"model":"ollama/gemma3:4b","api_key":"","api_base":"http://localhost:11434","model_type":"local_no_tools"}</w:t>
+      </w:r>
     </w:p>
     <w:p>
       <w:pPr>
@@ -910,32 +1190,73 @@
         <w:pStyle w:val="Heading3"/>
       </w:pPr>
       <w:r>
-        <w:t>Test 1: Basic read-</w:t>
-      </w:r>
-      <w:proofErr w:type="gramStart"/>
-      <w:r>
-        <w:t>only — "</w:t>
-      </w:r>
-      <w:proofErr w:type="gramEnd"/>
-      <w:r>
-        <w:t>list all python files in this directory"</w:t>
-      </w:r>
-    </w:p>
-    <w:p>
-      <w:r>
-        <w:t>All three models: direct_json, correct command, dangerous=false.</w:t>
+        <w:t>Test 1: Basic read-only — "list all python files in this directory"</w:t>
+      </w:r>
+    </w:p>
+    <w:p>
+      <w:r>
+        <w:t xml:space="preserve">All three models: </w:t>
+      </w:r>
+      <w:proofErr w:type="spellStart"/>
+      <w:r>
+        <w:t>direct_json</w:t>
+      </w:r>
+      <w:proofErr w:type="spellEnd"/>
+      <w:r>
+        <w:t>, correct command, dangerous=false.</w:t>
       </w:r>
     </w:p>
     <w:p>
       <w:pPr>
         <w:shd w:val="clear" w:color="auto" w:fill="F2F2F2"/>
       </w:pPr>
-      <w:r>
-        <w:rPr>
-          <w:rFonts w:ascii="Courier New" w:hAnsi="Courier New"/>
-          <w:sz w:val="18"/>
-        </w:rPr>
-        <w:t>groq:   ls *.py  [direct_json]</w:t>
+      <w:proofErr w:type="spellStart"/>
+      <w:r>
+        <w:rPr>
+          <w:rFonts w:ascii="Courier New" w:hAnsi="Courier New"/>
+          <w:sz w:val="18"/>
+        </w:rPr>
+        <w:t>groq</w:t>
+      </w:r>
+      <w:proofErr w:type="spellEnd"/>
+      <w:r>
+        <w:rPr>
+          <w:rFonts w:ascii="Courier New" w:hAnsi="Courier New"/>
+          <w:sz w:val="18"/>
+        </w:rPr>
+        <w:t>:   ls *.</w:t>
+      </w:r>
+      <w:proofErr w:type="spellStart"/>
+      <w:r>
+        <w:rPr>
+          <w:rFonts w:ascii="Courier New" w:hAnsi="Courier New"/>
+          <w:sz w:val="18"/>
+        </w:rPr>
+        <w:t>py</w:t>
+      </w:r>
+      <w:proofErr w:type="spellEnd"/>
+      <w:r>
+        <w:rPr>
+          <w:rFonts w:ascii="Courier New" w:hAnsi="Courier New"/>
+          <w:sz w:val="18"/>
+        </w:rPr>
+        <w:t xml:space="preserve">  [</w:t>
+      </w:r>
+      <w:proofErr w:type="spellStart"/>
+      <w:r>
+        <w:rPr>
+          <w:rFonts w:ascii="Courier New" w:hAnsi="Courier New"/>
+          <w:sz w:val="18"/>
+        </w:rPr>
+        <w:t>direct_json</w:t>
+      </w:r>
+      <w:proofErr w:type="spellEnd"/>
+      <w:r>
+        <w:rPr>
+          <w:rFonts w:ascii="Courier New" w:hAnsi="Courier New"/>
+          <w:sz w:val="18"/>
+        </w:rPr>
+        <w:t>]</w:t>
       </w:r>
       <w:r>
         <w:rPr>
@@ -943,7 +1264,39 @@
           <w:sz w:val="18"/>
         </w:rPr>
         <w:br/>
-        <w:t>qwen3:  ls *.py  [direct_json]</w:t>
+        <w:t>qwen3:  ls *.</w:t>
+      </w:r>
+      <w:proofErr w:type="spellStart"/>
+      <w:r>
+        <w:rPr>
+          <w:rFonts w:ascii="Courier New" w:hAnsi="Courier New"/>
+          <w:sz w:val="18"/>
+        </w:rPr>
+        <w:t>py</w:t>
+      </w:r>
+      <w:proofErr w:type="spellEnd"/>
+      <w:r>
+        <w:rPr>
+          <w:rFonts w:ascii="Courier New" w:hAnsi="Courier New"/>
+          <w:sz w:val="18"/>
+        </w:rPr>
+        <w:t xml:space="preserve">  [</w:t>
+      </w:r>
+      <w:proofErr w:type="spellStart"/>
+      <w:r>
+        <w:rPr>
+          <w:rFonts w:ascii="Courier New" w:hAnsi="Courier New"/>
+          <w:sz w:val="18"/>
+        </w:rPr>
+        <w:t>direct_json</w:t>
+      </w:r>
+      <w:proofErr w:type="spellEnd"/>
+      <w:r>
+        <w:rPr>
+          <w:rFonts w:ascii="Courier New" w:hAnsi="Courier New"/>
+          <w:sz w:val="18"/>
+        </w:rPr>
+        <w:t>]</w:t>
       </w:r>
       <w:r>
         <w:rPr>
@@ -951,12 +1304,52 @@
           <w:sz w:val="18"/>
         </w:rPr>
         <w:br/>
-        <w:t>gemma3: ls *.py  [direct_json — markdown fences stripped by regex]</w:t>
-      </w:r>
-    </w:p>
-    <w:p>
-      <w:r>
-        <w:t>gemma3 wrapped output with "json..." fences despite the instruction not to. The fence-stripping regex recovered it cleanly. On simple requests all three models behave correctly.</w:t>
+        <w:t>gemma3: ls *.</w:t>
+      </w:r>
+      <w:proofErr w:type="spellStart"/>
+      <w:r>
+        <w:rPr>
+          <w:rFonts w:ascii="Courier New" w:hAnsi="Courier New"/>
+          <w:sz w:val="18"/>
+        </w:rPr>
+        <w:t>py</w:t>
+      </w:r>
+      <w:proofErr w:type="spellEnd"/>
+      <w:r>
+        <w:rPr>
+          <w:rFonts w:ascii="Courier New" w:hAnsi="Courier New"/>
+          <w:sz w:val="18"/>
+        </w:rPr>
+        <w:t xml:space="preserve">  [</w:t>
+      </w:r>
+      <w:proofErr w:type="spellStart"/>
+      <w:r>
+        <w:rPr>
+          <w:rFonts w:ascii="Courier New" w:hAnsi="Courier New"/>
+          <w:sz w:val="18"/>
+        </w:rPr>
+        <w:t>direct_json</w:t>
+      </w:r>
+      <w:proofErr w:type="spellEnd"/>
+      <w:r>
+        <w:rPr>
+          <w:rFonts w:ascii="Courier New" w:hAnsi="Courier New"/>
+          <w:sz w:val="18"/>
+        </w:rPr>
+        <w:t xml:space="preserve"> — markdown fences stripped by regex]</w:t>
+      </w:r>
+    </w:p>
+    <w:p>
+      <w:r>
+        <w:t>gemma3 wrapped output with "</w:t>
+      </w:r>
+      <w:proofErr w:type="spellStart"/>
+      <w:r>
+        <w:t>json</w:t>
+      </w:r>
+      <w:proofErr w:type="spellEnd"/>
+      <w:r>
+        <w:t>..." fences despite the instruction not to. The fence-stripping regex recovered it cleanly. On simple requests all three models behave correctly.</w:t>
       </w:r>
     </w:p>
     <w:p>
@@ -965,20 +1358,25 @@
       </w:pPr>
       <w:r>
         <w:lastRenderedPageBreak/>
-        <w:t>Test 2: Complex multi-</w:t>
-      </w:r>
-      <w:proofErr w:type="gramStart"/>
-      <w:r>
-        <w:t>step — "</w:t>
-      </w:r>
-      <w:proofErr w:type="gramEnd"/>
-      <w:r>
-        <w:t>find all files modified in the last 24 hours and move them to a backup folder"</w:t>
-      </w:r>
-    </w:p>
-    <w:p>
-      <w:r>
-        <w:t>groq/llama-3.1-8b-instant  →  fallback_answer (invalid JSON escape)</w:t>
+        <w:t>Test 2: Complex multi-step — "find all files modified in the last 24 hours and move them to a backup folder"</w:t>
+      </w:r>
+    </w:p>
+    <w:p>
+      <w:proofErr w:type="spellStart"/>
+      <w:r>
+        <w:t>groq</w:t>
+      </w:r>
+      <w:proofErr w:type="spellEnd"/>
+      <w:r>
+        <w:t xml:space="preserve">/llama-3.1-8b-instant  →  </w:t>
+      </w:r>
+      <w:proofErr w:type="spellStart"/>
+      <w:r>
+        <w:t>fallback_answer</w:t>
+      </w:r>
+      <w:proofErr w:type="spellEnd"/>
+      <w:r>
+        <w:t xml:space="preserve"> (invalid JSON escape)</w:t>
       </w:r>
     </w:p>
     <w:p>
@@ -990,33 +1388,86 @@
           <w:rFonts w:ascii="Courier New" w:hAnsi="Courier New"/>
           <w:sz w:val="18"/>
         </w:rPr>
-        <w:t xml:space="preserve">{"type":"command","command":"find . -type f -mtime -1 -exec </w:t>
-      </w:r>
-      <w:proofErr w:type="gramStart"/>
-      <w:r>
-        <w:rPr>
-          <w:rFonts w:ascii="Courier New" w:hAnsi="Courier New"/>
-          <w:sz w:val="18"/>
-        </w:rPr>
-        <w:t>mv {} /</w:t>
-      </w:r>
-      <w:proofErr w:type="gramEnd"/>
-      <w:r>
-        <w:rPr>
-          <w:rFonts w:ascii="Courier New" w:hAnsi="Courier New"/>
-          <w:sz w:val="18"/>
-        </w:rPr>
-        <w:t>backup/ \;", ...,"dangerous":true}</w:t>
-      </w:r>
-    </w:p>
-    <w:p>
-      <w:r>
-        <w:t>The command contains \; which is invalid JSON (backslash must be escaped as \\). json.loads() failed and the regex fallback also failed, so the response was silently demoted to type=answer — the command was never executed.</w:t>
-      </w:r>
-    </w:p>
-    <w:p>
-      <w:r>
-        <w:t>ollama/qwen3:4b  →  clarification (direct_json)</w:t>
+        <w:t>{"</w:t>
+      </w:r>
+      <w:proofErr w:type="spellStart"/>
+      <w:r>
+        <w:rPr>
+          <w:rFonts w:ascii="Courier New" w:hAnsi="Courier New"/>
+          <w:sz w:val="18"/>
+        </w:rPr>
+        <w:t>type":"command","command":"find</w:t>
+      </w:r>
+      <w:proofErr w:type="spellEnd"/>
+      <w:r>
+        <w:rPr>
+          <w:rFonts w:ascii="Courier New" w:hAnsi="Courier New"/>
+          <w:sz w:val="18"/>
+        </w:rPr>
+        <w:t xml:space="preserve"> . -type f -</w:t>
+      </w:r>
+      <w:proofErr w:type="spellStart"/>
+      <w:r>
+        <w:rPr>
+          <w:rFonts w:ascii="Courier New" w:hAnsi="Courier New"/>
+          <w:sz w:val="18"/>
+        </w:rPr>
+        <w:t>mtime</w:t>
+      </w:r>
+      <w:proofErr w:type="spellEnd"/>
+      <w:r>
+        <w:rPr>
+          <w:rFonts w:ascii="Courier New" w:hAnsi="Courier New"/>
+          <w:sz w:val="18"/>
+        </w:rPr>
+        <w:t xml:space="preserve"> -1 -exec mv {} /backup/ \;", ...,"</w:t>
+      </w:r>
+      <w:proofErr w:type="spellStart"/>
+      <w:r>
+        <w:rPr>
+          <w:rFonts w:ascii="Courier New" w:hAnsi="Courier New"/>
+          <w:sz w:val="18"/>
+        </w:rPr>
+        <w:t>dangerous":true</w:t>
+      </w:r>
+      <w:proofErr w:type="spellEnd"/>
+      <w:r>
+        <w:rPr>
+          <w:rFonts w:ascii="Courier New" w:hAnsi="Courier New"/>
+          <w:sz w:val="18"/>
+        </w:rPr>
+        <w:t>}</w:t>
+      </w:r>
+    </w:p>
+    <w:p>
+      <w:r>
+        <w:t xml:space="preserve">The command contains \; which is invalid JSON (backslash must be escaped as \\). </w:t>
+      </w:r>
+      <w:proofErr w:type="spellStart"/>
+      <w:r>
+        <w:t>json.loads</w:t>
+      </w:r>
+      <w:proofErr w:type="spellEnd"/>
+      <w:r>
+        <w:t>() failed and the regex fallback also failed, so the response was silently demoted to type=answer — the command was never executed.</w:t>
+      </w:r>
+    </w:p>
+    <w:p>
+      <w:proofErr w:type="spellStart"/>
+      <w:r>
+        <w:t>ollama</w:t>
+      </w:r>
+      <w:proofErr w:type="spellEnd"/>
+      <w:r>
+        <w:t>/qwen3:4b  →  clarification (</w:t>
+      </w:r>
+      <w:proofErr w:type="spellStart"/>
+      <w:r>
+        <w:t>direct_json</w:t>
+      </w:r>
+      <w:proofErr w:type="spellEnd"/>
+      <w:r>
+        <w:t>)</w:t>
       </w:r>
     </w:p>
     <w:p>
@@ -1028,7 +1479,23 @@
           <w:rFonts w:ascii="Courier New" w:hAnsi="Courier New"/>
           <w:sz w:val="18"/>
         </w:rPr>
-        <w:t>{"type":"clarification","question":"Which backup folder should I use?",</w:t>
+        <w:t>{"</w:t>
+      </w:r>
+      <w:proofErr w:type="spellStart"/>
+      <w:r>
+        <w:rPr>
+          <w:rFonts w:ascii="Courier New" w:hAnsi="Courier New"/>
+          <w:sz w:val="18"/>
+        </w:rPr>
+        <w:t>type":"clarification","question":"Which</w:t>
+      </w:r>
+      <w:proofErr w:type="spellEnd"/>
+      <w:r>
+        <w:rPr>
+          <w:rFonts w:ascii="Courier New" w:hAnsi="Courier New"/>
+          <w:sz w:val="18"/>
+        </w:rPr>
+        <w:t xml:space="preserve"> backup folder should I use?",</w:t>
       </w:r>
       <w:r>
         <w:rPr>
@@ -1036,9 +1503,17 @@
           <w:sz w:val="18"/>
         </w:rPr>
         <w:br/>
-        <w:t xml:space="preserve"> "options":["/backup","~/backup","custom</w:t>
-      </w:r>
-      <w:proofErr w:type="gramStart"/>
+        <w:t xml:space="preserve"> "options":["/backup","~/</w:t>
+      </w:r>
+      <w:proofErr w:type="spellStart"/>
+      <w:r>
+        <w:rPr>
+          <w:rFonts w:ascii="Courier New" w:hAnsi="Courier New"/>
+          <w:sz w:val="18"/>
+        </w:rPr>
+        <w:t>backup","custom</w:t>
+      </w:r>
+      <w:proofErr w:type="spellEnd"/>
       <w:r>
         <w:rPr>
           <w:rFonts w:ascii="Courier New" w:hAnsi="Courier New"/>
@@ -1046,16 +1521,36 @@
         </w:rPr>
         <w:t>"]}</w:t>
       </w:r>
-      <w:proofErr w:type="gramEnd"/>
-    </w:p>
-    <w:p>
-      <w:r>
-        <w:t>qwen3 recognised the destination was unspecified and asked before acting — the most correct response.</w:t>
-      </w:r>
-    </w:p>
-    <w:p>
-      <w:r>
-        <w:t>ollama/gemma3:4b  →  fallback_answer (malformed JSON)</w:t>
+    </w:p>
+    <w:p>
+      <w:r>
+        <w:t xml:space="preserve">qwen3 </w:t>
+      </w:r>
+      <w:proofErr w:type="spellStart"/>
+      <w:r>
+        <w:t>recognised</w:t>
+      </w:r>
+      <w:proofErr w:type="spellEnd"/>
+      <w:r>
+        <w:t xml:space="preserve"> the destination was unspecified and asked before acting — the most correct response.</w:t>
+      </w:r>
+    </w:p>
+    <w:p>
+      <w:proofErr w:type="spellStart"/>
+      <w:r>
+        <w:t>ollama</w:t>
+      </w:r>
+      <w:proofErr w:type="spellEnd"/>
+      <w:r>
+        <w:t xml:space="preserve">/gemma3:4b  →  </w:t>
+      </w:r>
+      <w:proofErr w:type="spellStart"/>
+      <w:r>
+        <w:t>fallback_answer</w:t>
+      </w:r>
+      <w:proofErr w:type="spellEnd"/>
+      <w:r>
+        <w:t xml:space="preserve"> (malformed JSON)</w:t>
       </w:r>
     </w:p>
     <w:p>
@@ -1067,7 +1562,23 @@
           <w:rFonts w:ascii="Courier New" w:hAnsi="Courier New"/>
           <w:sz w:val="18"/>
         </w:rPr>
-        <w:t>{"type":"multi_step","steps":[</w:t>
+        <w:t>{"</w:t>
+      </w:r>
+      <w:proofErr w:type="spellStart"/>
+      <w:r>
+        <w:rPr>
+          <w:rFonts w:ascii="Courier New" w:hAnsi="Courier New"/>
+          <w:sz w:val="18"/>
+        </w:rPr>
+        <w:t>type":"multi_step","steps</w:t>
+      </w:r>
+      <w:proofErr w:type="spellEnd"/>
+      <w:r>
+        <w:rPr>
+          <w:rFonts w:ascii="Courier New" w:hAnsi="Courier New"/>
+          <w:sz w:val="18"/>
+        </w:rPr>
+        <w:t>":[</w:t>
       </w:r>
       <w:r>
         <w:rPr>
@@ -1075,7 +1586,39 @@
           <w:sz w:val="18"/>
         </w:rPr>
         <w:br/>
-        <w:t xml:space="preserve">  {"command":"find / -type f -mtime -1 -print0", ...},</w:t>
+        <w:t xml:space="preserve">  {"</w:t>
+      </w:r>
+      <w:proofErr w:type="spellStart"/>
+      <w:r>
+        <w:rPr>
+          <w:rFonts w:ascii="Courier New" w:hAnsi="Courier New"/>
+          <w:sz w:val="18"/>
+        </w:rPr>
+        <w:t>command":"find</w:t>
+      </w:r>
+      <w:proofErr w:type="spellEnd"/>
+      <w:r>
+        <w:rPr>
+          <w:rFonts w:ascii="Courier New" w:hAnsi="Courier New"/>
+          <w:sz w:val="18"/>
+        </w:rPr>
+        <w:t xml:space="preserve"> / -type f -</w:t>
+      </w:r>
+      <w:proofErr w:type="spellStart"/>
+      <w:r>
+        <w:rPr>
+          <w:rFonts w:ascii="Courier New" w:hAnsi="Courier New"/>
+          <w:sz w:val="18"/>
+        </w:rPr>
+        <w:t>mtime</w:t>
+      </w:r>
+      <w:proofErr w:type="spellEnd"/>
+      <w:r>
+        <w:rPr>
+          <w:rFonts w:ascii="Courier New" w:hAnsi="Courier New"/>
+          <w:sz w:val="18"/>
+        </w:rPr>
+        <w:t xml:space="preserve"> -1 -print0", ...},</w:t>
       </w:r>
       <w:r>
         <w:rPr>
@@ -1083,7 +1626,23 @@
           <w:sz w:val="18"/>
         </w:rPr>
         <w:br/>
-        <w:t xml:space="preserve">  {"command":"mkdir -p /path/to/backup", ...},</w:t>
+        <w:t xml:space="preserve">  {"command":"</w:t>
+      </w:r>
+      <w:proofErr w:type="spellStart"/>
+      <w:r>
+        <w:rPr>
+          <w:rFonts w:ascii="Courier New" w:hAnsi="Courier New"/>
+          <w:sz w:val="18"/>
+        </w:rPr>
+        <w:t>mkdir</w:t>
+      </w:r>
+      <w:proofErr w:type="spellEnd"/>
+      <w:r>
+        <w:rPr>
+          <w:rFonts w:ascii="Courier New" w:hAnsi="Courier New"/>
+          <w:sz w:val="18"/>
+        </w:rPr>
+        <w:t xml:space="preserve"> -p /path/to/backup", ...},</w:t>
       </w:r>
       <w:r>
         <w:rPr>
@@ -1091,39 +1650,23 @@
           <w:sz w:val="18"/>
         </w:rPr>
         <w:br/>
-        <w:t xml:space="preserve">  {"command":"xargs -0 mv </w:t>
-      </w:r>
-      <w:proofErr w:type="gramStart"/>
-      <w:r>
-        <w:rPr>
-          <w:rFonts w:ascii="Courier New" w:hAnsi="Courier New"/>
-          <w:sz w:val="18"/>
-        </w:rPr>
-        <w:t>-- {}",</w:t>
-      </w:r>
-      <w:proofErr w:type="gramEnd"/>
-      <w:r>
-        <w:rPr>
-          <w:rFonts w:ascii="Courier New" w:hAnsi="Courier New"/>
-          <w:sz w:val="18"/>
-        </w:rPr>
-        <w:t>description":"</w:t>
-      </w:r>
-      <w:proofErr w:type="gramStart"/>
-      <w:r>
-        <w:rPr>
-          <w:rFonts w:ascii="Courier New" w:hAnsi="Courier New"/>
-          <w:sz w:val="18"/>
-        </w:rPr>
-        <w:t xml:space="preserve">..."}  </w:t>
-      </w:r>
-      <w:proofErr w:type="gramEnd"/>
-      <w:r>
-        <w:rPr>
-          <w:rFonts w:ascii="Courier New" w:hAnsi="Courier New"/>
-          <w:sz w:val="18"/>
-        </w:rPr>
-        <w:t xml:space="preserve"> &lt;-- missing opening quote</w:t>
+        <w:t xml:space="preserve">  {"command":"</w:t>
+      </w:r>
+      <w:proofErr w:type="spellStart"/>
+      <w:r>
+        <w:rPr>
+          <w:rFonts w:ascii="Courier New" w:hAnsi="Courier New"/>
+          <w:sz w:val="18"/>
+        </w:rPr>
+        <w:t>xargs</w:t>
+      </w:r>
+      <w:proofErr w:type="spellEnd"/>
+      <w:r>
+        <w:rPr>
+          <w:rFonts w:ascii="Courier New" w:hAnsi="Courier New"/>
+          <w:sz w:val="18"/>
+        </w:rPr>
+        <w:t xml:space="preserve"> -0 mv -- {}",description":"..."}   &lt;-- missing opening quote</w:t>
       </w:r>
       <w:r>
         <w:rPr>
@@ -1136,7 +1679,23 @@
     </w:p>
     <w:p>
       <w:r>
-        <w:t>gemma3 attempted the right structure (multi_step with 3 steps) but the JSON was malformed — a missing quote on the third step's key. Both json.loads() and the regex fallback failed, so the entire plan was silently discarded. gemma3 also searched from / instead of ., which would scan the entire filesystem.</w:t>
+        <w:t>gemma3 attempted the right structure (</w:t>
+      </w:r>
+      <w:proofErr w:type="spellStart"/>
+      <w:r>
+        <w:t>multi_step</w:t>
+      </w:r>
+      <w:proofErr w:type="spellEnd"/>
+      <w:r>
+        <w:t xml:space="preserve"> with 3 steps) but the JSON was malformed — a missing quote on the third step's key. Both </w:t>
+      </w:r>
+      <w:proofErr w:type="spellStart"/>
+      <w:r>
+        <w:t>json.loads</w:t>
+      </w:r>
+      <w:proofErr w:type="spellEnd"/>
+      <w:r>
+        <w:t>() and the regex fallback failed, so the entire plan was silently discarded. gemma3 also searched from / instead of ., which would scan the entire filesystem.</w:t>
       </w:r>
     </w:p>
     <w:p>
@@ -1144,20 +1703,25 @@
         <w:pStyle w:val="Heading3"/>
       </w:pPr>
       <w:r>
-        <w:t xml:space="preserve">Test 3: Ambiguous </w:t>
-      </w:r>
-      <w:proofErr w:type="gramStart"/>
-      <w:r>
-        <w:t>request — "</w:t>
-      </w:r>
-      <w:proofErr w:type="gramEnd"/>
-      <w:r>
-        <w:t>move the files"</w:t>
-      </w:r>
-    </w:p>
-    <w:p>
-      <w:r>
-        <w:t>groq/llama-3.1-8b-instant  -&gt;  command with placeholder paths (direct_json, dangerous=true)</w:t>
+        <w:t>Test 3: Ambiguous request — "move the files"</w:t>
+      </w:r>
+    </w:p>
+    <w:p>
+      <w:proofErr w:type="spellStart"/>
+      <w:r>
+        <w:t>groq</w:t>
+      </w:r>
+      <w:proofErr w:type="spellEnd"/>
+      <w:r>
+        <w:t>/llama-3.1-8b-instant  -&gt;  command with placeholder paths (</w:t>
+      </w:r>
+      <w:proofErr w:type="spellStart"/>
+      <w:r>
+        <w:t>direct_json</w:t>
+      </w:r>
+      <w:proofErr w:type="spellEnd"/>
+      <w:r>
+        <w:t>, dangerous=true)</w:t>
       </w:r>
     </w:p>
     <w:p>
@@ -1169,25 +1733,62 @@
           <w:rFonts w:ascii="Courier New" w:hAnsi="Courier New"/>
           <w:sz w:val="18"/>
         </w:rPr>
-        <w:t>{"type":"command","command":"mv /path/to/source /path/to/destination","dangerous":true}</w:t>
-      </w:r>
-    </w:p>
-    <w:p>
-      <w:r>
-        <w:t xml:space="preserve">Didn't </w:t>
-      </w:r>
-      <w:proofErr w:type="gramStart"/>
-      <w:r>
-        <w:t>clarify, but</w:t>
-      </w:r>
-      <w:proofErr w:type="gramEnd"/>
-      <w:r>
-        <w:t xml:space="preserve"> used placeholder paths and correctly flagged dangerous=true.</w:t>
-      </w:r>
-    </w:p>
-    <w:p>
-      <w:r>
-        <w:t>ollama/qwen3:4b  →  clarification (direct_json)</w:t>
+        <w:t>{"</w:t>
+      </w:r>
+      <w:proofErr w:type="spellStart"/>
+      <w:r>
+        <w:rPr>
+          <w:rFonts w:ascii="Courier New" w:hAnsi="Courier New"/>
+          <w:sz w:val="18"/>
+        </w:rPr>
+        <w:t>type":"command","command":"mv</w:t>
+      </w:r>
+      <w:proofErr w:type="spellEnd"/>
+      <w:r>
+        <w:rPr>
+          <w:rFonts w:ascii="Courier New" w:hAnsi="Courier New"/>
+          <w:sz w:val="18"/>
+        </w:rPr>
+        <w:t xml:space="preserve"> /path/to/source /path/to/</w:t>
+      </w:r>
+      <w:proofErr w:type="spellStart"/>
+      <w:r>
+        <w:rPr>
+          <w:rFonts w:ascii="Courier New" w:hAnsi="Courier New"/>
+          <w:sz w:val="18"/>
+        </w:rPr>
+        <w:t>destination","dangerous":true</w:t>
+      </w:r>
+      <w:proofErr w:type="spellEnd"/>
+      <w:r>
+        <w:rPr>
+          <w:rFonts w:ascii="Courier New" w:hAnsi="Courier New"/>
+          <w:sz w:val="18"/>
+        </w:rPr>
+        <w:t>}</w:t>
+      </w:r>
+    </w:p>
+    <w:p>
+      <w:r>
+        <w:t>Didn't clarify, but used placeholder paths and correctly flagged dangerous=true.</w:t>
+      </w:r>
+    </w:p>
+    <w:p>
+      <w:proofErr w:type="spellStart"/>
+      <w:r>
+        <w:t>ollama</w:t>
+      </w:r>
+      <w:proofErr w:type="spellEnd"/>
+      <w:r>
+        <w:t>/qwen3:4b  →  clarification (</w:t>
+      </w:r>
+      <w:proofErr w:type="spellStart"/>
+      <w:r>
+        <w:t>direct_json</w:t>
+      </w:r>
+      <w:proofErr w:type="spellEnd"/>
+      <w:r>
+        <w:t>)</w:t>
       </w:r>
     </w:p>
     <w:p>
@@ -1199,7 +1800,23 @@
           <w:rFonts w:ascii="Courier New" w:hAnsi="Courier New"/>
           <w:sz w:val="18"/>
         </w:rPr>
-        <w:t>{"type":"clarification","question":"Which files do you want to move?",</w:t>
+        <w:t>{"</w:t>
+      </w:r>
+      <w:proofErr w:type="spellStart"/>
+      <w:r>
+        <w:rPr>
+          <w:rFonts w:ascii="Courier New" w:hAnsi="Courier New"/>
+          <w:sz w:val="18"/>
+        </w:rPr>
+        <w:t>type":"clarification","question":"Which</w:t>
+      </w:r>
+      <w:proofErr w:type="spellEnd"/>
+      <w:r>
+        <w:rPr>
+          <w:rFonts w:ascii="Courier New" w:hAnsi="Courier New"/>
+          <w:sz w:val="18"/>
+        </w:rPr>
+        <w:t xml:space="preserve"> files do you want to move?",</w:t>
       </w:r>
       <w:r>
         <w:rPr>
@@ -1207,17 +1824,24 @@
           <w:sz w:val="18"/>
         </w:rPr>
         <w:br/>
-        <w:t xml:space="preserve"> "options":["all files in current directory","specific files</w:t>
-      </w:r>
-      <w:proofErr w:type="gramStart"/>
-      <w:r>
-        <w:rPr>
-          <w:rFonts w:ascii="Courier New" w:hAnsi="Courier New"/>
-          <w:sz w:val="18"/>
-        </w:rPr>
-        <w:t>"]}</w:t>
-      </w:r>
-      <w:proofErr w:type="gramEnd"/>
+        <w:t xml:space="preserve"> "options":["all files in current </w:t>
+      </w:r>
+      <w:proofErr w:type="spellStart"/>
+      <w:r>
+        <w:rPr>
+          <w:rFonts w:ascii="Courier New" w:hAnsi="Courier New"/>
+          <w:sz w:val="18"/>
+        </w:rPr>
+        <w:t>directory","specific</w:t>
+      </w:r>
+      <w:proofErr w:type="spellEnd"/>
+      <w:r>
+        <w:rPr>
+          <w:rFonts w:ascii="Courier New" w:hAnsi="Courier New"/>
+          <w:sz w:val="18"/>
+        </w:rPr>
+        <w:t xml:space="preserve"> files"]}</w:t>
+      </w:r>
     </w:p>
     <w:p>
       <w:r>
@@ -1225,8 +1849,21 @@
       </w:r>
     </w:p>
     <w:p>
-      <w:r>
-        <w:t>ollama/gemma3:4b  →  no-op command (direct_json, dangerous=false)</w:t>
+      <w:proofErr w:type="spellStart"/>
+      <w:r>
+        <w:t>ollama</w:t>
+      </w:r>
+      <w:proofErr w:type="spellEnd"/>
+      <w:r>
+        <w:t>/gemma3:4b  →  no-op command (</w:t>
+      </w:r>
+      <w:proofErr w:type="spellStart"/>
+      <w:r>
+        <w:t>direct_json</w:t>
+      </w:r>
+      <w:proofErr w:type="spellEnd"/>
+      <w:r>
+        <w:t>, dangerous=false)</w:t>
       </w:r>
     </w:p>
     <w:p>
@@ -1239,23 +1876,55 @@
           <w:sz w:val="18"/>
         </w:rPr>
         <w:lastRenderedPageBreak/>
-        <w:t>{"type":"command","command":"</w:t>
-      </w:r>
-      <w:proofErr w:type="gramStart"/>
-      <w:r>
-        <w:rPr>
-          <w:rFonts w:ascii="Courier New" w:hAnsi="Courier New"/>
-          <w:sz w:val="18"/>
-        </w:rPr>
-        <w:t>mv * ."</w:t>
-      </w:r>
-      <w:proofErr w:type="gramEnd"/>
-      <w:r>
-        <w:rPr>
-          <w:rFonts w:ascii="Courier New" w:hAnsi="Courier New"/>
-          <w:sz w:val="18"/>
-        </w:rPr>
-        <w:t>,"description":"Moves all files to the same location (effectively doing nothing).","dangerous":false}</w:t>
+        <w:t>{"</w:t>
+      </w:r>
+      <w:proofErr w:type="spellStart"/>
+      <w:r>
+        <w:rPr>
+          <w:rFonts w:ascii="Courier New" w:hAnsi="Courier New"/>
+          <w:sz w:val="18"/>
+        </w:rPr>
+        <w:t>type":"command","command":"mv</w:t>
+      </w:r>
+      <w:proofErr w:type="spellEnd"/>
+      <w:r>
+        <w:rPr>
+          <w:rFonts w:ascii="Courier New" w:hAnsi="Courier New"/>
+          <w:sz w:val="18"/>
+        </w:rPr>
+        <w:t xml:space="preserve"> * .","</w:t>
+      </w:r>
+      <w:proofErr w:type="spellStart"/>
+      <w:r>
+        <w:rPr>
+          <w:rFonts w:ascii="Courier New" w:hAnsi="Courier New"/>
+          <w:sz w:val="18"/>
+        </w:rPr>
+        <w:t>description":"Moves</w:t>
+      </w:r>
+      <w:proofErr w:type="spellEnd"/>
+      <w:r>
+        <w:rPr>
+          <w:rFonts w:ascii="Courier New" w:hAnsi="Courier New"/>
+          <w:sz w:val="18"/>
+        </w:rPr>
+        <w:t xml:space="preserve"> all files to the same location (effectively doing nothing).","</w:t>
+      </w:r>
+      <w:proofErr w:type="spellStart"/>
+      <w:r>
+        <w:rPr>
+          <w:rFonts w:ascii="Courier New" w:hAnsi="Courier New"/>
+          <w:sz w:val="18"/>
+        </w:rPr>
+        <w:t>dangerous":false</w:t>
+      </w:r>
+      <w:proofErr w:type="spellEnd"/>
+      <w:r>
+        <w:rPr>
+          <w:rFonts w:ascii="Courier New" w:hAnsi="Courier New"/>
+          <w:sz w:val="18"/>
+        </w:rPr>
+        <w:t>}</w:t>
       </w:r>
     </w:p>
     <w:p>
@@ -1268,15 +1937,15 @@
         <w:pStyle w:val="Heading3"/>
       </w:pPr>
       <w:r>
-        <w:t xml:space="preserve">Test 4: Dangerous </w:t>
-      </w:r>
-      <w:proofErr w:type="gramStart"/>
-      <w:r>
-        <w:t>classification — "</w:t>
-      </w:r>
-      <w:proofErr w:type="gramEnd"/>
-      <w:r>
-        <w:t>clean up temp files in /tmp"</w:t>
+        <w:t>Test 4: Dangerous classification — "clean up temp files in /</w:t>
+      </w:r>
+      <w:proofErr w:type="spellStart"/>
+      <w:r>
+        <w:t>tmp</w:t>
+      </w:r>
+      <w:proofErr w:type="spellEnd"/>
+      <w:r>
+        <w:t>"</w:t>
       </w:r>
     </w:p>
     <w:p>
@@ -1288,12 +1957,37 @@
       <w:pPr>
         <w:shd w:val="clear" w:color="auto" w:fill="F2F2F2"/>
       </w:pPr>
-      <w:r>
-        <w:rPr>
-          <w:rFonts w:ascii="Courier New" w:hAnsi="Courier New"/>
-          <w:sz w:val="18"/>
-        </w:rPr>
-        <w:t>groq:   rm -rf /tmp/*                          dangerous=true</w:t>
+      <w:proofErr w:type="spellStart"/>
+      <w:r>
+        <w:rPr>
+          <w:rFonts w:ascii="Courier New" w:hAnsi="Courier New"/>
+          <w:sz w:val="18"/>
+        </w:rPr>
+        <w:t>groq</w:t>
+      </w:r>
+      <w:proofErr w:type="spellEnd"/>
+      <w:r>
+        <w:rPr>
+          <w:rFonts w:ascii="Courier New" w:hAnsi="Courier New"/>
+          <w:sz w:val="18"/>
+        </w:rPr>
+        <w:t>:   rm -rf /</w:t>
+      </w:r>
+      <w:proofErr w:type="spellStart"/>
+      <w:r>
+        <w:rPr>
+          <w:rFonts w:ascii="Courier New" w:hAnsi="Courier New"/>
+          <w:sz w:val="18"/>
+        </w:rPr>
+        <w:t>tmp</w:t>
+      </w:r>
+      <w:proofErr w:type="spellEnd"/>
+      <w:r>
+        <w:rPr>
+          <w:rFonts w:ascii="Courier New" w:hAnsi="Courier New"/>
+          <w:sz w:val="18"/>
+        </w:rPr>
+        <w:t>/*                          dangerous=true</w:t>
       </w:r>
       <w:r>
         <w:rPr>
@@ -1301,7 +1995,23 @@
           <w:sz w:val="18"/>
         </w:rPr>
         <w:br/>
-        <w:t>qwen3:  rm -rf /tmp/*                          dangerous=true</w:t>
+        <w:t>qwen3:  rm -rf /</w:t>
+      </w:r>
+      <w:proofErr w:type="spellStart"/>
+      <w:r>
+        <w:rPr>
+          <w:rFonts w:ascii="Courier New" w:hAnsi="Courier New"/>
+          <w:sz w:val="18"/>
+        </w:rPr>
+        <w:t>tmp</w:t>
+      </w:r>
+      <w:proofErr w:type="spellEnd"/>
+      <w:r>
+        <w:rPr>
+          <w:rFonts w:ascii="Courier New" w:hAnsi="Courier New"/>
+          <w:sz w:val="18"/>
+        </w:rPr>
+        <w:t>/*                          dangerous=true</w:t>
       </w:r>
       <w:r>
         <w:rPr>
@@ -1309,7 +2019,23 @@
           <w:sz w:val="18"/>
         </w:rPr>
         <w:br/>
-        <w:t>gemma3: find /tmp -name '*temp*' -delete       dangerous=true</w:t>
+        <w:t>gemma3: find /</w:t>
+      </w:r>
+      <w:proofErr w:type="spellStart"/>
+      <w:r>
+        <w:rPr>
+          <w:rFonts w:ascii="Courier New" w:hAnsi="Courier New"/>
+          <w:sz w:val="18"/>
+        </w:rPr>
+        <w:t>tmp</w:t>
+      </w:r>
+      <w:proofErr w:type="spellEnd"/>
+      <w:r>
+        <w:rPr>
+          <w:rFonts w:ascii="Courier New" w:hAnsi="Courier New"/>
+          <w:sz w:val="18"/>
+        </w:rPr>
+        <w:t xml:space="preserve"> -name '*temp*' -delete       dangerous=true</w:t>
       </w:r>
     </w:p>
     <w:p>
@@ -1327,123 +2053,165 @@
     </w:p>
     <w:p>
       <w:r>
-        <w:t>The failures are around two main things: structured output reliability and clarification decisions. qwen3 produced valid json on all 4 tests and asked for clarification on both ambiguous requests. gemma3 used markdown fences consistently (handled by fence-stripping), produced malformed json on the complex request (causing silent discard of the entire plan), and never once used type=clarification.</w:t>
-      </w:r>
-    </w:p>
-    <w:p>
-      <w:r>
-        <w:t xml:space="preserve">The root cause is that gemma3 </w:t>
-      </w:r>
-      <w:proofErr w:type="gramStart"/>
-      <w:r>
-        <w:t>was instruction</w:t>
-      </w:r>
-      <w:proofErr w:type="gramEnd"/>
+        <w:t xml:space="preserve">The failures are around two main things: structured output reliability and clarification decisions. qwen3 produced valid </w:t>
+      </w:r>
+      <w:proofErr w:type="spellStart"/>
+      <w:r>
+        <w:t>json</w:t>
+      </w:r>
+      <w:proofErr w:type="spellEnd"/>
+      <w:r>
+        <w:t xml:space="preserve"> on all 4 tests and asked for clarification on both ambiguous requests. gemma3 used markdown fences consistently (handled by fence-stripping), produced malformed </w:t>
+      </w:r>
+      <w:proofErr w:type="spellStart"/>
+      <w:r>
+        <w:t>json</w:t>
+      </w:r>
+      <w:proofErr w:type="spellEnd"/>
+      <w:r>
+        <w:t xml:space="preserve"> on the complex request (causing silent discard of the entire plan), and never once used type=clarification.</w:t>
+      </w:r>
+    </w:p>
+    <w:p>
+      <w:r>
+        <w:t xml:space="preserve">The root cause is that gemma3 was instruction tuned to be helpful in natural language, not to produce machine structured output as </w:t>
+      </w:r>
+      <w:proofErr w:type="spellStart"/>
+      <w:r>
+        <w:t>a</w:t>
+      </w:r>
+      <w:proofErr w:type="spellEnd"/>
+      <w:r>
+        <w:t xml:space="preserve"> objective. The </w:t>
+      </w:r>
+      <w:proofErr w:type="spellStart"/>
+      <w:r>
+        <w:t>json</w:t>
+      </w:r>
+      <w:proofErr w:type="spellEnd"/>
+      <w:r>
+        <w:t xml:space="preserve"> protocol is a soft pattern for it, not a hard constraint. qwen3 was trained with structured tool use as an explicit objective — JSON output is its native format and staying within the protocol is how it handles uncertainty (it asks and doesn't guess).</w:t>
+      </w:r>
+    </w:p>
+    <w:p>
+      <w:r>
+        <w:t>An unexpected finding: the API model (</w:t>
+      </w:r>
+      <w:proofErr w:type="spellStart"/>
+      <w:r>
+        <w:t>groq</w:t>
+      </w:r>
+      <w:proofErr w:type="spellEnd"/>
+      <w:r>
+        <w:t xml:space="preserve">/llama-3.1-8b-instant) also failed on the second test due to a \; escape in the command string — valid bash but invalid </w:t>
+      </w:r>
+      <w:proofErr w:type="spellStart"/>
+      <w:r>
+        <w:t>json</w:t>
+      </w:r>
+      <w:proofErr w:type="spellEnd"/>
+      <w:r>
+        <w:t xml:space="preserve">. This suggests a gap in the system prompt: it specifies the response format but does not remind models to </w:t>
+      </w:r>
+      <w:proofErr w:type="spellStart"/>
+      <w:r>
+        <w:t>json</w:t>
+      </w:r>
+      <w:proofErr w:type="spellEnd"/>
+      <w:r>
+        <w:t>-escape backslashes in command strings.</w:t>
+      </w:r>
+    </w:p>
+    <w:p>
+      <w:pPr>
+        <w:pStyle w:val="Heading2"/>
+      </w:pPr>
+      <w:r>
+        <w:t>Limitations</w:t>
+      </w:r>
+    </w:p>
+    <w:p>
+      <w:pPr>
+        <w:pStyle w:val="ListBullet"/>
+      </w:pPr>
+      <w:r>
+        <w:t xml:space="preserve">Tests ran in isolation (no history or memory context). Real doit usage injects prior turns, which may affect the </w:t>
+      </w:r>
+      <w:proofErr w:type="spellStart"/>
+      <w:r>
+        <w:t>json</w:t>
+      </w:r>
+      <w:proofErr w:type="spellEnd"/>
+      <w:r>
+        <w:t xml:space="preserve"> compliance on follow-up requests.</w:t>
+      </w:r>
+    </w:p>
+    <w:p>
+      <w:pPr>
+        <w:pStyle w:val="ListBullet"/>
+      </w:pPr>
+      <w:r>
+        <w:t>gemma3</w:t>
+      </w:r>
       <w:r>
         <w:t xml:space="preserve"> </w:t>
       </w:r>
-      <w:proofErr w:type="gramStart"/>
-      <w:r>
-        <w:t>tuned</w:t>
-      </w:r>
-      <w:proofErr w:type="gramEnd"/>
-      <w:r>
-        <w:t xml:space="preserve"> to be helpful in natural language, not to produce machine structured output as </w:t>
-      </w:r>
-      <w:proofErr w:type="gramStart"/>
-      <w:r>
-        <w:t>a</w:t>
-      </w:r>
-      <w:proofErr w:type="gramEnd"/>
-      <w:r>
-        <w:t xml:space="preserve"> objective. The json protocol is a soft pattern for it, not a hard constraint. qwen3 was trained with structured tool use as an explicit objective — JSON output is its native format and staying within the protocol is how it handles uncertainty (it asks and doesn't guess).</w:t>
-      </w:r>
-    </w:p>
-    <w:p>
-      <w:r>
-        <w:t>An unexpected finding: the API model (groq/llama-3.1-8b-instant) also failed on the second test due to a \; escape in the command string — valid bash but invalid json. This suggests a gap in the system prompt: it specifies the response format but does not remind models to json-escape backslashes in command strings.</w:t>
-      </w:r>
-    </w:p>
-    <w:p>
-      <w:pPr>
-        <w:pStyle w:val="Heading2"/>
-      </w:pPr>
-      <w:r>
-        <w:t>Limitations</w:t>
-      </w:r>
-    </w:p>
-    <w:p>
-      <w:pPr>
-        <w:pStyle w:val="ListBullet"/>
-      </w:pPr>
-      <w:r>
-        <w:t>Tests ran in isolation (no history or memory context). Real doit usage injects prior turns, which may affect the json compliance on follow-up requests.</w:t>
-      </w:r>
-    </w:p>
-    <w:p>
-      <w:pPr>
-        <w:pStyle w:val="ListBullet"/>
-      </w:pPr>
-      <w:r>
-        <w:t>gemma3</w:t>
+      <w:r>
+        <w:t xml:space="preserve"> fence</w:t>
       </w:r>
       <w:r>
         <w:t xml:space="preserve"> </w:t>
       </w:r>
       <w:r>
-        <w:t xml:space="preserve"> fence</w:t>
+        <w:t xml:space="preserve">wrapping </w:t>
+      </w:r>
+      <w:r>
+        <w:t>behavior</w:t>
+      </w:r>
+      <w:r>
+        <w:t xml:space="preserve"> means every simple call </w:t>
+      </w:r>
+      <w:r>
+        <w:t>uses</w:t>
+      </w:r>
+      <w:r>
+        <w:t xml:space="preserve"> the fence</w:t>
       </w:r>
       <w:r>
         <w:t xml:space="preserve"> </w:t>
       </w:r>
       <w:r>
-        <w:t xml:space="preserve">wrapping </w:t>
-      </w:r>
-      <w:r>
-        <w:t>behavior</w:t>
-      </w:r>
-      <w:r>
-        <w:t xml:space="preserve"> means every simple call </w:t>
-      </w:r>
-      <w:r>
-        <w:t>uses</w:t>
-      </w:r>
-      <w:r>
-        <w:t xml:space="preserve"> the fence</w:t>
+        <w:t>stripping regex. The fallback works on single</w:t>
       </w:r>
       <w:r>
         <w:t xml:space="preserve"> </w:t>
       </w:r>
       <w:r>
-        <w:t>stripping regex. The fallback works on single</w:t>
+        <w:t>object responses</w:t>
+      </w:r>
+      <w:r>
+        <w:t>.</w:t>
       </w:r>
       <w:r>
         <w:t xml:space="preserve"> </w:t>
       </w:r>
       <w:r>
-        <w:t>object responses</w:t>
-      </w:r>
-      <w:r>
-        <w:t>.</w:t>
+        <w:t>m</w:t>
+      </w:r>
+      <w:r>
+        <w:t>ulti</w:t>
       </w:r>
       <w:r>
         <w:t xml:space="preserve"> </w:t>
       </w:r>
       <w:r>
-        <w:t>m</w:t>
-      </w:r>
-      <w:r>
-        <w:t>ulti</w:t>
-      </w:r>
-      <w:r>
-        <w:t xml:space="preserve"> </w:t>
-      </w:r>
-      <w:r>
         <w:t xml:space="preserve">step responses expressed with embedded code fences are unrecoverable if the </w:t>
       </w:r>
+      <w:proofErr w:type="spellStart"/>
       <w:r>
         <w:t>json</w:t>
       </w:r>
+      <w:proofErr w:type="spellEnd"/>
       <w:r>
         <w:t xml:space="preserve"> is also malformed.</w:t>
       </w:r>
@@ -1478,7 +2246,15 @@
     </w:p>
     <w:p>
       <w:r>
-        <w:t xml:space="preserve">History is stored in ~/.doit/history.json. </w:t>
+        <w:t>History is stored in ~/.doit/</w:t>
+      </w:r>
+      <w:proofErr w:type="spellStart"/>
+      <w:r>
+        <w:t>history.json</w:t>
+      </w:r>
+      <w:proofErr w:type="spellEnd"/>
+      <w:r>
+        <w:t xml:space="preserve">. </w:t>
       </w:r>
       <w:r>
         <w:t>each</w:t>
@@ -1490,11 +2266,29 @@
         <w:t>saves</w:t>
       </w:r>
       <w:r>
-        <w:t xml:space="preserve"> session_id, timestamp, cwd, request, </w:t>
-      </w:r>
+        <w:t xml:space="preserve"> </w:t>
+      </w:r>
+      <w:proofErr w:type="spellStart"/>
+      <w:r>
+        <w:t>session_id</w:t>
+      </w:r>
+      <w:proofErr w:type="spellEnd"/>
+      <w:r>
+        <w:t xml:space="preserve">, timestamp, </w:t>
+      </w:r>
+      <w:proofErr w:type="spellStart"/>
+      <w:r>
+        <w:t>cwd</w:t>
+      </w:r>
+      <w:proofErr w:type="spellEnd"/>
+      <w:r>
+        <w:t xml:space="preserve">, request, </w:t>
+      </w:r>
+      <w:proofErr w:type="spellStart"/>
       <w:r>
         <w:t>llm</w:t>
       </w:r>
+      <w:proofErr w:type="spellEnd"/>
       <w:r>
         <w:t xml:space="preserve"> response, and </w:t>
       </w:r>
@@ -1502,7 +2296,15 @@
         <w:t xml:space="preserve">the </w:t>
       </w:r>
       <w:r>
-        <w:t>result. _build_messages() loads the last 10 entries for the session and injects them as alternating user/assistant turns, with execution output appended as a user message after each command.</w:t>
+        <w:t>result. _</w:t>
+      </w:r>
+      <w:proofErr w:type="spellStart"/>
+      <w:r>
+        <w:t>build_messages</w:t>
+      </w:r>
+      <w:proofErr w:type="spellEnd"/>
+      <w:r>
+        <w:t>() loads the last 10 entries for the session and injects them as alternating user/assistant turns, with execution output appended as a user message after each command.</w:t>
       </w:r>
     </w:p>
     <w:p>
@@ -1718,7 +2520,23 @@
     </w:p>
     <w:p>
       <w:r>
-        <w:t>type="clarification" is one of the standard JSON response types. handle_clarification() prints the question and options, reads the answer, then calls _call_llm() again with the answer appended. The result is processed normally — it could be a command, an answer, or another clarification. Empty input or Ctrl</w:t>
+        <w:t xml:space="preserve">type="clarification" is one of the standard JSON response types. </w:t>
+      </w:r>
+      <w:proofErr w:type="spellStart"/>
+      <w:r>
+        <w:t>handle_clarification</w:t>
+      </w:r>
+      <w:proofErr w:type="spellEnd"/>
+      <w:r>
+        <w:t>() prints the question and options, reads the answer, then calls _</w:t>
+      </w:r>
+      <w:proofErr w:type="spellStart"/>
+      <w:r>
+        <w:t>call_llm</w:t>
+      </w:r>
+      <w:proofErr w:type="spellEnd"/>
+      <w:r>
+        <w:t>() again with the answer appended. The result is processed normally — it could be a command, an answer, or another clarification. Empty input or Ctrl</w:t>
       </w:r>
       <w:r>
         <w:t xml:space="preserve"> </w:t>
@@ -1915,7 +2733,15 @@
     </w:p>
     <w:p>
       <w:r>
-        <w:t xml:space="preserve">The Groq llama-3.1-8b model rarely triggers clarification spontaneously — it tends to </w:t>
+        <w:t xml:space="preserve">The </w:t>
+      </w:r>
+      <w:proofErr w:type="spellStart"/>
+      <w:r>
+        <w:t>Groq</w:t>
+      </w:r>
+      <w:proofErr w:type="spellEnd"/>
+      <w:r>
+        <w:t xml:space="preserve"> llama-3.1-8b model rarely triggers clarification spontaneously — it tends to </w:t>
       </w:r>
       <w:r>
         <w:t xml:space="preserve">just guess </w:t>
@@ -1946,13 +2772,13 @@
       <w:r>
         <w:t>up command after clarification was incorrect in this run (stat -c rather than ls -</w:t>
       </w:r>
-      <w:proofErr w:type="gramStart"/>
-      <w:r>
-        <w:t>lt) —</w:t>
-      </w:r>
-      <w:proofErr w:type="gramEnd"/>
-      <w:r>
-        <w:t xml:space="preserve"> the LLM lost track of the original goal after the clarification exchange.</w:t>
+      <w:proofErr w:type="spellStart"/>
+      <w:r>
+        <w:t>lt</w:t>
+      </w:r>
+      <w:proofErr w:type="spellEnd"/>
+      <w:r>
+        <w:t>) — the LLM lost track of the original goal after the clarification exchange.</w:t>
       </w:r>
     </w:p>
     <w:p/>
@@ -1980,15 +2806,7 @@
         <w:t xml:space="preserve"> </w:t>
       </w:r>
       <w:r>
-        <w:t xml:space="preserve">command requests. The system prompt states: "When a user asks a question like how </w:t>
-      </w:r>
-      <w:proofErr w:type="gramStart"/>
-      <w:r>
-        <w:t>do I.</w:t>
-      </w:r>
-      <w:proofErr w:type="gramEnd"/>
-      <w:r>
-        <w:t>.., respond with type=answer, not type=command." Follow</w:t>
+        <w:t>command requests. The system prompt states: "When a user asks a question like how do I..., respond with type=answer, not type=command." Follow</w:t>
       </w:r>
       <w:r>
         <w:t xml:space="preserve"> </w:t>
@@ -2135,21 +2953,21 @@
     </w:p>
     <w:p>
       <w:r>
-        <w:t xml:space="preserve">Memories are stored in ~/.doit/memory.json as a flat key/value dict. Any </w:t>
+        <w:t>Memories are stored in ~/.doit/</w:t>
+      </w:r>
+      <w:proofErr w:type="spellStart"/>
+      <w:r>
+        <w:t>memory.json</w:t>
+      </w:r>
+      <w:proofErr w:type="spellEnd"/>
+      <w:r>
+        <w:t xml:space="preserve"> as a flat key/value dict. Any </w:t>
       </w:r>
       <w:r>
         <w:t>model's</w:t>
       </w:r>
       <w:r>
-        <w:t xml:space="preserve"> response can include a "memories" array to create, update, or delete entries. An empty value means "</w:t>
-      </w:r>
-      <w:proofErr w:type="gramStart"/>
-      <w:r>
-        <w:t>forget</w:t>
-      </w:r>
-      <w:proofErr w:type="gramEnd"/>
-      <w:r>
-        <w:t>". Memory is injected at the top of the system message on every invocation, before conversation history.</w:t>
+        <w:t xml:space="preserve"> response can include a "memories" array to create, update, or delete entries. An empty value means "forget". Memory is injected at the top of the system message on every invocation, before conversation history.</w:t>
       </w:r>
     </w:p>
     <w:p>
@@ -2217,7 +3035,39 @@
           <w:b/>
           <w:color w:val="005FAF"/>
         </w:rPr>
-        <w:t xml:space="preserve"> doit "store in your memories that project_folder is ~/school/llms/ass3"</w:t>
+        <w:t xml:space="preserve"> doit "store in your memories that </w:t>
+      </w:r>
+      <w:proofErr w:type="spellStart"/>
+      <w:r>
+        <w:rPr>
+          <w:b/>
+          <w:color w:val="005FAF"/>
+        </w:rPr>
+        <w:t>project_folder</w:t>
+      </w:r>
+      <w:proofErr w:type="spellEnd"/>
+      <w:r>
+        <w:rPr>
+          <w:b/>
+          <w:color w:val="005FAF"/>
+        </w:rPr>
+        <w:t xml:space="preserve"> is ~/school/</w:t>
+      </w:r>
+      <w:proofErr w:type="spellStart"/>
+      <w:r>
+        <w:rPr>
+          <w:b/>
+          <w:color w:val="005FAF"/>
+        </w:rPr>
+        <w:t>llms</w:t>
+      </w:r>
+      <w:proofErr w:type="spellEnd"/>
+      <w:r>
+        <w:rPr>
+          <w:b/>
+          <w:color w:val="005FAF"/>
+        </w:rPr>
+        <w:t>/ass3"</w:t>
       </w:r>
     </w:p>
     <w:p>
@@ -2230,23 +3080,7 @@
           <w:rFonts w:ascii="Courier New" w:hAnsi="Courier New"/>
           <w:sz w:val="18"/>
         </w:rPr>
-        <w:t xml:space="preserve">(no output — LLM returned a memories-only response with no </w:t>
-      </w:r>
-      <w:proofErr w:type="gramStart"/>
-      <w:r>
-        <w:rPr>
-          <w:rFonts w:ascii="Courier New" w:hAnsi="Courier New"/>
-          <w:sz w:val="18"/>
-        </w:rPr>
-        <w:t>type</w:t>
-      </w:r>
-      <w:proofErr w:type="gramEnd"/>
-      <w:r>
-        <w:rPr>
-          <w:rFonts w:ascii="Courier New" w:hAnsi="Courier New"/>
-          <w:sz w:val="18"/>
-        </w:rPr>
-        <w:t xml:space="preserve"> field)</w:t>
+        <w:t>(no output — LLM returned a memories-only response with no type field)</w:t>
       </w:r>
     </w:p>
     <w:p>
@@ -2259,33 +3093,40 @@
           <w:rFonts w:ascii="Courier New" w:hAnsi="Courier New"/>
           <w:sz w:val="18"/>
         </w:rPr>
-        <w:t xml:space="preserve">Memory </w:t>
-      </w:r>
-      <w:proofErr w:type="gramStart"/>
-      <w:r>
-        <w:rPr>
-          <w:rFonts w:ascii="Courier New" w:hAnsi="Courier New"/>
-          <w:sz w:val="18"/>
-        </w:rPr>
-        <w:t>stored: {</w:t>
-      </w:r>
-      <w:proofErr w:type="gramEnd"/>
-      <w:r>
-        <w:rPr>
-          <w:rFonts w:ascii="Courier New" w:hAnsi="Courier New"/>
-          <w:sz w:val="18"/>
-        </w:rPr>
-        <w:t>"project_folder": "~/school/llms/</w:t>
-      </w:r>
-      <w:proofErr w:type="gramStart"/>
-      <w:r>
-        <w:rPr>
-          <w:rFonts w:ascii="Courier New" w:hAnsi="Courier New"/>
-          <w:sz w:val="18"/>
-        </w:rPr>
-        <w:t>ass3"}</w:t>
-      </w:r>
-      <w:proofErr w:type="gramEnd"/>
+        <w:t>Memory stored: {"</w:t>
+      </w:r>
+      <w:proofErr w:type="spellStart"/>
+      <w:r>
+        <w:rPr>
+          <w:rFonts w:ascii="Courier New" w:hAnsi="Courier New"/>
+          <w:sz w:val="18"/>
+        </w:rPr>
+        <w:t>project_folder</w:t>
+      </w:r>
+      <w:proofErr w:type="spellEnd"/>
+      <w:r>
+        <w:rPr>
+          <w:rFonts w:ascii="Courier New" w:hAnsi="Courier New"/>
+          <w:sz w:val="18"/>
+        </w:rPr>
+        <w:t>": "~/school/</w:t>
+      </w:r>
+      <w:proofErr w:type="spellStart"/>
+      <w:r>
+        <w:rPr>
+          <w:rFonts w:ascii="Courier New" w:hAnsi="Courier New"/>
+          <w:sz w:val="18"/>
+        </w:rPr>
+        <w:t>llms</w:t>
+      </w:r>
+      <w:proofErr w:type="spellEnd"/>
+      <w:r>
+        <w:rPr>
+          <w:rFonts w:ascii="Courier New" w:hAnsi="Courier New"/>
+          <w:sz w:val="18"/>
+        </w:rPr>
+        <w:t>/ass3"}</w:t>
+      </w:r>
     </w:p>
     <w:p>
       <w:r>
@@ -2320,7 +3161,23 @@
           <w:rFonts w:ascii="Courier New" w:hAnsi="Courier New"/>
           <w:sz w:val="18"/>
         </w:rPr>
-        <w:t>Your project folder is ~/school/llms/ass3</w:t>
+        <w:t>Your project folder is ~/school/</w:t>
+      </w:r>
+      <w:proofErr w:type="spellStart"/>
+      <w:r>
+        <w:rPr>
+          <w:rFonts w:ascii="Courier New" w:hAnsi="Courier New"/>
+          <w:sz w:val="18"/>
+        </w:rPr>
+        <w:t>llms</w:t>
+      </w:r>
+      <w:proofErr w:type="spellEnd"/>
+      <w:r>
+        <w:rPr>
+          <w:rFonts w:ascii="Courier New" w:hAnsi="Courier New"/>
+          <w:sz w:val="18"/>
+        </w:rPr>
+        <w:t>/ass3</w:t>
       </w:r>
     </w:p>
     <w:p>
@@ -2355,7 +3212,39 @@
           <w:rFonts w:ascii="Courier New" w:hAnsi="Courier New"/>
           <w:sz w:val="18"/>
         </w:rPr>
-        <w:t xml:space="preserve">  project_folder: ~/school/llms/ass3</w:t>
+        <w:t xml:space="preserve">  </w:t>
+      </w:r>
+      <w:proofErr w:type="spellStart"/>
+      <w:r>
+        <w:rPr>
+          <w:rFonts w:ascii="Courier New" w:hAnsi="Courier New"/>
+          <w:sz w:val="18"/>
+        </w:rPr>
+        <w:t>project_folder</w:t>
+      </w:r>
+      <w:proofErr w:type="spellEnd"/>
+      <w:r>
+        <w:rPr>
+          <w:rFonts w:ascii="Courier New" w:hAnsi="Courier New"/>
+          <w:sz w:val="18"/>
+        </w:rPr>
+        <w:t>: ~/school/</w:t>
+      </w:r>
+      <w:proofErr w:type="spellStart"/>
+      <w:r>
+        <w:rPr>
+          <w:rFonts w:ascii="Courier New" w:hAnsi="Courier New"/>
+          <w:sz w:val="18"/>
+        </w:rPr>
+        <w:t>llms</w:t>
+      </w:r>
+      <w:proofErr w:type="spellEnd"/>
+      <w:r>
+        <w:rPr>
+          <w:rFonts w:ascii="Courier New" w:hAnsi="Courier New"/>
+          <w:sz w:val="18"/>
+        </w:rPr>
+        <w:t>/ass3</w:t>
       </w:r>
     </w:p>
     <w:p>
@@ -2404,22 +3293,43 @@
       </w:r>
     </w:p>
     <w:p>
-      <w:r>
-        <w:t>read_shell_history() reads ~/.bash_history or ~/.zsh_history and returns the last 15 commands. zsh extended</w:t>
+      <w:proofErr w:type="spellStart"/>
+      <w:r>
+        <w:t>read_shell_history</w:t>
+      </w:r>
+      <w:proofErr w:type="spellEnd"/>
+      <w:r>
+        <w:t>() reads ~/.</w:t>
+      </w:r>
+      <w:proofErr w:type="spellStart"/>
+      <w:r>
+        <w:t>bash_history</w:t>
+      </w:r>
+      <w:proofErr w:type="spellEnd"/>
+      <w:r>
+        <w:t xml:space="preserve"> or ~/.</w:t>
+      </w:r>
+      <w:proofErr w:type="spellStart"/>
+      <w:r>
+        <w:t>zsh_history</w:t>
+      </w:r>
+      <w:proofErr w:type="spellEnd"/>
+      <w:r>
+        <w:t xml:space="preserve"> and returns the last 15 commands. </w:t>
+      </w:r>
+      <w:proofErr w:type="spellStart"/>
+      <w:r>
+        <w:t>zsh</w:t>
+      </w:r>
+      <w:proofErr w:type="spellEnd"/>
+      <w:r>
+        <w:t xml:space="preserve"> extended</w:t>
       </w:r>
       <w:r>
         <w:t xml:space="preserve"> </w:t>
       </w:r>
       <w:r>
-        <w:t xml:space="preserve">history lines are parsed to extract just the command. The list is injected </w:t>
-      </w:r>
-      <w:proofErr w:type="gramStart"/>
-      <w:r>
-        <w:t>in</w:t>
-      </w:r>
-      <w:proofErr w:type="gramEnd"/>
-      <w:r>
-        <w:t xml:space="preserve"> the system message as a separate section, distinct from doit's own conversation history.</w:t>
+        <w:t>history lines are parsed to extract just the command. The list is injected in the system message as a separate section, distinct from doit's own conversation history.</w:t>
       </w:r>
     </w:p>
     <w:p>
@@ -2432,15 +3342,7 @@
     </w:p>
     <w:p>
       <w:r>
-        <w:t xml:space="preserve">Two sources of "what happened before" are kept separate on purpose: doit's own commands appear in the </w:t>
-      </w:r>
-      <w:proofErr w:type="gramStart"/>
-      <w:r>
-        <w:t>assistant</w:t>
-      </w:r>
-      <w:proofErr w:type="gramEnd"/>
-      <w:r>
-        <w:t xml:space="preserve"> turns of the conversation history, while manual shell commands appear only in the system section. The LLM can therefore distinguish "you (doit) ran X" from "the user manually ran Y".</w:t>
+        <w:t>Two sources of "what happened before" are kept separate on purpose: doit's own commands appear in the assistant turns of the conversation history, while manual shell commands appear only in the system section. The LLM can therefore distinguish "you (doit) ran X" from "the user manually ran Y".</w:t>
       </w:r>
     </w:p>
     <w:p>
@@ -2449,23 +3351,197 @@
           <w:b/>
           <w:color w:val="005FAF"/>
         </w:rPr>
-        <w:t xml:space="preserve">User manually </w:t>
-      </w:r>
-      <w:proofErr w:type="gramStart"/>
+        <w:t>User manually ran: cd ~/data &amp;&amp; python train.py --epochs 10</w:t>
+      </w:r>
+    </w:p>
+    <w:p>
       <w:r>
         <w:rPr>
           <w:b/>
           <w:color w:val="005FAF"/>
         </w:rPr>
-        <w:t>ran:</w:t>
-      </w:r>
-      <w:proofErr w:type="gramEnd"/>
+        <w:t>doit "summarize what I just did"</w:t>
+      </w:r>
+    </w:p>
+    <w:p>
+      <w:pPr>
+        <w:pStyle w:val="NoSpacing"/>
+        <w:shd w:val="clear" w:color="auto" w:fill="F0F0F0"/>
+      </w:pPr>
+      <w:r>
+        <w:rPr>
+          <w:rFonts w:ascii="Courier New" w:hAnsi="Courier New"/>
+          <w:sz w:val="18"/>
+        </w:rPr>
+        <w:t>You navigated to ~/data and ran a Python training script (train.py) with 10 epochs.</w:t>
+      </w:r>
+    </w:p>
+    <w:p>
+      <w:pPr>
+        <w:pStyle w:val="NoSpacing"/>
+        <w:shd w:val="clear" w:color="auto" w:fill="F0F0F0"/>
+      </w:pPr>
+      <w:r>
+        <w:rPr>
+          <w:rFonts w:ascii="Courier New" w:hAnsi="Courier New"/>
+          <w:sz w:val="18"/>
+        </w:rPr>
+        <w:t>This was a manual action outside of doit.</w:t>
+      </w:r>
+    </w:p>
+    <w:p>
+      <w:pPr>
+        <w:pStyle w:val="Heading2"/>
+      </w:pPr>
+      <w:r>
+        <w:t>Limitations</w:t>
+      </w:r>
+    </w:p>
+    <w:p>
+      <w:r>
+        <w:t>Commands that run after the current doit call are not captured.</w:t>
+      </w:r>
+    </w:p>
+    <w:p>
+      <w:r>
+        <w:t>On Windows the .</w:t>
+      </w:r>
+      <w:proofErr w:type="spellStart"/>
+      <w:r>
+        <w:t>bash_history</w:t>
+      </w:r>
+      <w:proofErr w:type="spellEnd"/>
+      <w:r>
+        <w:t xml:space="preserve"> path may differ depending on</w:t>
+      </w:r>
+      <w:r>
+        <w:t xml:space="preserve"> </w:t>
+      </w:r>
+      <w:r>
+        <w:t>Git Bash.</w:t>
+      </w:r>
+    </w:p>
+    <w:p/>
+    <w:p>
+      <w:pPr>
+        <w:pStyle w:val="Heading1"/>
+      </w:pPr>
+      <w:r>
+        <w:t>Section 9: Output Awareness</w:t>
+      </w:r>
+    </w:p>
+    <w:p>
+      <w:pPr>
+        <w:pStyle w:val="Heading2"/>
+      </w:pPr>
+      <w:r>
+        <w:t>What was implemented</w:t>
+      </w:r>
+    </w:p>
+    <w:p>
+      <w:r>
+        <w:t>Each history entry stores the full execution result</w:t>
+      </w:r>
+      <w:r>
+        <w:t>(</w:t>
+      </w:r>
+      <w:proofErr w:type="spellStart"/>
+      <w:r>
+        <w:t>stdout</w:t>
+      </w:r>
+      <w:proofErr w:type="spellEnd"/>
+      <w:r>
+        <w:t xml:space="preserve">, stderr, </w:t>
+      </w:r>
+      <w:proofErr w:type="spellStart"/>
+      <w:r>
+        <w:t>returncode</w:t>
+      </w:r>
+      <w:proofErr w:type="spellEnd"/>
+      <w:r>
+        <w:t>)</w:t>
+      </w:r>
+      <w:r>
+        <w:t xml:space="preserve"> . _</w:t>
+      </w:r>
+      <w:proofErr w:type="spellStart"/>
+      <w:r>
+        <w:t>build_messages</w:t>
+      </w:r>
+      <w:proofErr w:type="spellEnd"/>
+      <w:r>
+        <w:t xml:space="preserve">() appends this as a "[Execution result]" user message after each assistant turn. The next </w:t>
+      </w:r>
+      <w:r>
+        <w:t>model call</w:t>
+      </w:r>
+      <w:r>
+        <w:t xml:space="preserve"> therefore has full access to</w:t>
+      </w:r>
+      <w:r>
+        <w:t xml:space="preserve"> the output of the</w:t>
+      </w:r>
+      <w:r>
+        <w:t xml:space="preserve"> previous command</w:t>
+      </w:r>
+      <w:r>
+        <w:t>s.</w:t>
+      </w:r>
+    </w:p>
+    <w:p>
+      <w:pPr>
+        <w:pStyle w:val="Heading2"/>
+      </w:pPr>
+      <w:r>
+        <w:t>Real interactions</w:t>
+      </w:r>
+    </w:p>
+    <w:p>
       <w:r>
         <w:rPr>
           <w:b/>
           <w:color w:val="005FAF"/>
         </w:rPr>
-        <w:t xml:space="preserve"> cd ~/data &amp;&amp; python train.py --epochs 10</w:t>
+        <w:t>Turn 1:  doit "show the sizes of all files in this directory"</w:t>
+      </w:r>
+    </w:p>
+    <w:p>
+      <w:pPr>
+        <w:pStyle w:val="NoSpacing"/>
+        <w:shd w:val="clear" w:color="auto" w:fill="F0F0F0"/>
+      </w:pPr>
+      <w:r>
+        <w:rPr>
+          <w:rFonts w:ascii="Courier New" w:hAnsi="Courier New"/>
+          <w:sz w:val="18"/>
+        </w:rPr>
+        <w:t>$ du -h *</w:t>
+      </w:r>
+    </w:p>
+    <w:p>
+      <w:pPr>
+        <w:pStyle w:val="NoSpacing"/>
+        <w:shd w:val="clear" w:color="auto" w:fill="F0F0F0"/>
+      </w:pPr>
+      <w:r>
+        <w:rPr>
+          <w:rFonts w:ascii="Courier New" w:hAnsi="Courier New"/>
+          <w:sz w:val="18"/>
+        </w:rPr>
+        <w:t xml:space="preserve">  -&gt; Print the sizes of all files in the current directory</w:t>
+      </w:r>
+    </w:p>
+    <w:p>
+      <w:pPr>
+        <w:pStyle w:val="NoSpacing"/>
+        <w:shd w:val="clear" w:color="auto" w:fill="F0F0F0"/>
+      </w:pPr>
+      <w:r>
+        <w:rPr>
+          <w:rFonts w:ascii="Courier New" w:hAnsi="Courier New"/>
+          <w:sz w:val="18"/>
+        </w:rPr>
+        <w:t xml:space="preserve">[exit 126]  &lt;- command failed </w:t>
       </w:r>
     </w:p>
     <w:p>
@@ -2474,7 +3550,7 @@
           <w:b/>
           <w:color w:val="005FAF"/>
         </w:rPr>
-        <w:t>doit "summarize what I just did"</w:t>
+        <w:t>Turn 2: $ doit "why did that command fail?"</w:t>
       </w:r>
     </w:p>
     <w:p>
@@ -2487,7 +3563,74 @@
           <w:rFonts w:ascii="Courier New" w:hAnsi="Courier New"/>
           <w:sz w:val="18"/>
         </w:rPr>
-        <w:t>You navigated to ~/data and ran a Python training script (train.py) with 10 epochs.</w:t>
+        <w:t>The command failed because it encountered a directory that it couldn't access, and it returned a non-zero exit code (512). This is likely due to the presence of the `.</w:t>
+      </w:r>
+      <w:proofErr w:type="spellStart"/>
+      <w:r>
+        <w:rPr>
+          <w:rFonts w:ascii="Courier New" w:hAnsi="Courier New"/>
+          <w:sz w:val="18"/>
+        </w:rPr>
+        <w:t>no_exist</w:t>
+      </w:r>
+      <w:proofErr w:type="spellEnd"/>
+      <w:r>
+        <w:rPr>
+          <w:rFonts w:ascii="Courier New" w:hAnsi="Courier New"/>
+          <w:sz w:val="18"/>
+        </w:rPr>
+        <w:t>` directories in the output, which suggests that the command was trying to access non-existent files or directories</w:t>
+      </w:r>
+      <w:r>
+        <w:rPr>
+          <w:rFonts w:ascii="Courier New" w:hAnsi="Courier New"/>
+          <w:sz w:val="18"/>
+        </w:rPr>
+        <w:t>.</w:t>
+      </w:r>
+    </w:p>
+    <w:p>
+      <w:r>
+        <w:lastRenderedPageBreak/>
+        <w:t xml:space="preserve">The LLM correctly diagnosed the failure by reading the stderr and </w:t>
+      </w:r>
+      <w:proofErr w:type="spellStart"/>
+      <w:r>
+        <w:t>returncode</w:t>
+      </w:r>
+      <w:proofErr w:type="spellEnd"/>
+      <w:r>
+        <w:t xml:space="preserve"> from the previous execution result in context.</w:t>
+      </w:r>
+    </w:p>
+    <w:p>
+      <w:pPr>
+        <w:pStyle w:val="Heading2"/>
+      </w:pPr>
+      <w:r>
+        <w:t>Limitations</w:t>
+      </w:r>
+    </w:p>
+    <w:p>
+      <w:pPr>
+        <w:pStyle w:val="Heading2"/>
+      </w:pPr>
+      <w:r>
+        <w:t>Recovery interaction</w:t>
+      </w:r>
+    </w:p>
+    <w:p>
+      <w:r>
+        <w:t>Because execution output is stored in history, the llm can diagnose failures and recover across turns without the user repeating context:</w:t>
+      </w:r>
+    </w:p>
+    <w:p>
+      <w:r>
+        <w:rPr>
+          <w:b/>
+          <w:color w:val="005FAF"/>
+        </w:rPr>
+        <w:t>Turn 1: doit "show the last 5 lines of output.log"</w:t>
       </w:r>
     </w:p>
     <w:p>
@@ -2500,82 +3643,46 @@
           <w:rFonts w:ascii="Courier New" w:hAnsi="Courier New"/>
           <w:sz w:val="18"/>
         </w:rPr>
-        <w:t>This was a manual action outside of doit.</w:t>
-      </w:r>
-    </w:p>
-    <w:p>
-      <w:pPr>
-        <w:pStyle w:val="Heading2"/>
-      </w:pPr>
-      <w:r>
-        <w:t>Limitations</w:t>
-      </w:r>
-    </w:p>
-    <w:p>
-      <w:r>
-        <w:t>Commands that run after the current doit call are not captured.</w:t>
-      </w:r>
-    </w:p>
-    <w:p>
-      <w:r>
-        <w:t>On Windows the .bash_history path may differ depending on</w:t>
-      </w:r>
-      <w:r>
-        <w:t xml:space="preserve"> </w:t>
-      </w:r>
-      <w:r>
-        <w:t>Git Bash.</w:t>
-      </w:r>
-    </w:p>
-    <w:p/>
-    <w:p>
-      <w:pPr>
-        <w:pStyle w:val="Heading1"/>
-      </w:pPr>
-      <w:r>
-        <w:t>Section 9: Output Awareness</w:t>
-      </w:r>
-    </w:p>
-    <w:p>
-      <w:pPr>
-        <w:pStyle w:val="Heading2"/>
-      </w:pPr>
-      <w:r>
-        <w:t>What was implemented</w:t>
-      </w:r>
-    </w:p>
-    <w:p>
-      <w:r>
-        <w:t>Each history entry stores the full execution result</w:t>
-      </w:r>
-      <w:r>
-        <w:t>(stdout, stderr, returncode)</w:t>
-      </w:r>
-      <w:r>
-        <w:t xml:space="preserve"> . _build_messages() appends this as a "[Execution result]" user message after each assistant turn. The next </w:t>
-      </w:r>
-      <w:r>
-        <w:t>model call</w:t>
-      </w:r>
-      <w:r>
-        <w:t xml:space="preserve"> therefore has full access to</w:t>
-      </w:r>
-      <w:r>
-        <w:t xml:space="preserve"> the output of the</w:t>
-      </w:r>
-      <w:r>
-        <w:t xml:space="preserve"> previous command</w:t>
-      </w:r>
-      <w:r>
-        <w:t>s.</w:t>
-      </w:r>
-    </w:p>
-    <w:p>
-      <w:pPr>
-        <w:pStyle w:val="Heading2"/>
-      </w:pPr>
-      <w:r>
-        <w:t>Real interactions</w:t>
+        <w:t>$ tail -n 5 output.log</w:t>
+      </w:r>
+    </w:p>
+    <w:p>
+      <w:pPr>
+        <w:pStyle w:val="NoSpacing"/>
+        <w:shd w:val="clear" w:color="auto" w:fill="F0F0F0"/>
+      </w:pPr>
+      <w:r>
+        <w:rPr>
+          <w:rFonts w:ascii="Courier New" w:hAnsi="Courier New"/>
+          <w:sz w:val="18"/>
+        </w:rPr>
+        <w:t xml:space="preserve">  -&gt; Show the last 5 lines of output.log</w:t>
+      </w:r>
+    </w:p>
+    <w:p>
+      <w:pPr>
+        <w:pStyle w:val="NoSpacing"/>
+        <w:shd w:val="clear" w:color="auto" w:fill="F0F0F0"/>
+      </w:pPr>
+      <w:r>
+        <w:rPr>
+          <w:rFonts w:ascii="Courier New" w:hAnsi="Courier New"/>
+          <w:sz w:val="18"/>
+        </w:rPr>
+        <w:t>tail: cannot open 'output.log' for reading: No such file or directory</w:t>
+      </w:r>
+    </w:p>
+    <w:p>
+      <w:pPr>
+        <w:pStyle w:val="NoSpacing"/>
+        <w:shd w:val="clear" w:color="auto" w:fill="F0F0F0"/>
+      </w:pPr>
+      <w:r>
+        <w:rPr>
+          <w:rFonts w:ascii="Courier New" w:hAnsi="Courier New"/>
+          <w:sz w:val="18"/>
+        </w:rPr>
+        <w:t>[exit 1]</w:t>
       </w:r>
     </w:p>
     <w:p>
@@ -2584,7 +3691,7 @@
           <w:b/>
           <w:color w:val="005FAF"/>
         </w:rPr>
-        <w:t>Turn 1:  doit "show the sizes of all files in this directory"</w:t>
+        <w:t>Turn 2: doit "that file doesn't exist, show the last 5 lines of the doit file instead"</w:t>
       </w:r>
     </w:p>
     <w:p>
@@ -2597,7 +3704,7 @@
           <w:rFonts w:ascii="Courier New" w:hAnsi="Courier New"/>
           <w:sz w:val="18"/>
         </w:rPr>
-        <w:t>$ du -h *</w:t>
+        <w:t>$ tail -n 5 doit</w:t>
       </w:r>
     </w:p>
     <w:p>
@@ -2610,7 +3717,7 @@
           <w:rFonts w:ascii="Courier New" w:hAnsi="Courier New"/>
           <w:sz w:val="18"/>
         </w:rPr>
-        <w:t xml:space="preserve">  -&gt; Print the sizes of all files in the current directory</w:t>
+        <w:t xml:space="preserve">  -&gt; Show the last 5 lines of the file called 'doit' in the current directory</w:t>
       </w:r>
     </w:p>
     <w:p>
@@ -2623,16 +3730,7 @@
           <w:rFonts w:ascii="Courier New" w:hAnsi="Courier New"/>
           <w:sz w:val="18"/>
         </w:rPr>
-        <w:t xml:space="preserve">[exit 126]  &lt;- command failed </w:t>
-      </w:r>
-    </w:p>
-    <w:p>
-      <w:r>
-        <w:rPr>
-          <w:b/>
-          <w:color w:val="005FAF"/>
-        </w:rPr>
-        <w:t>Turn 2: $ doit "why did that command fail?"</w:t>
+        <w:t xml:space="preserve">    save_history(history)</w:t>
       </w:r>
     </w:p>
     <w:p>
@@ -2645,50 +3743,7 @@
           <w:rFonts w:ascii="Courier New" w:hAnsi="Courier New"/>
           <w:sz w:val="18"/>
         </w:rPr>
-        <w:t>The command failed because it encountered a directory that it couldn't access, and it returned a non-zero exit code (512). This is likely due to the presence of the `.no_exist` directories in the output, which suggests that the command was trying to access non-existent files or directories</w:t>
-      </w:r>
-      <w:r>
-        <w:rPr>
-          <w:rFonts w:ascii="Courier New" w:hAnsi="Courier New"/>
-          <w:sz w:val="18"/>
-        </w:rPr>
-        <w:t>.</w:t>
-      </w:r>
-    </w:p>
-    <w:p>
-      <w:r>
-        <w:lastRenderedPageBreak/>
-        <w:t>The LLM correctly diagnosed the failure by reading the stderr and returncode from the previous execution result in context.</w:t>
-      </w:r>
-    </w:p>
-    <w:p>
-      <w:pPr>
-        <w:pStyle w:val="Heading2"/>
-      </w:pPr>
-      <w:r>
-        <w:t>Limitations</w:t>
-      </w:r>
-    </w:p>
-    <w:p>
-      <w:pPr>
-        <w:pStyle w:val="Heading2"/>
-      </w:pPr>
-      <w:r>
-        <w:t>Recovery interaction</w:t>
-      </w:r>
-    </w:p>
-    <w:p>
-      <w:r>
-        <w:t>Because execution output is stored in history, the llm can diagnose failures and recover across turns without the user repeating context:</w:t>
-      </w:r>
-    </w:p>
-    <w:p>
-      <w:r>
-        <w:rPr>
-          <w:b/>
-          <w:color w:val="005FAF"/>
-        </w:rPr>
-        <w:t>Turn 1: doit "show the last 5 lines of output.log"</w:t>
+        <w:t xml:space="preserve"> </w:t>
       </w:r>
     </w:p>
     <w:p>
@@ -2701,7 +3756,7 @@
           <w:rFonts w:ascii="Courier New" w:hAnsi="Courier New"/>
           <w:sz w:val="18"/>
         </w:rPr>
-        <w:t>$ tail -n 5 output.log</w:t>
+        <w:t xml:space="preserve"> </w:t>
       </w:r>
     </w:p>
     <w:p>
@@ -2714,7 +3769,7 @@
           <w:rFonts w:ascii="Courier New" w:hAnsi="Courier New"/>
           <w:sz w:val="18"/>
         </w:rPr>
-        <w:t xml:space="preserve">  -&gt; Show the last 5 lines of output.log</w:t>
+        <w:t>if __name__ == "__main__":</w:t>
       </w:r>
     </w:p>
     <w:p>
@@ -2727,119 +3782,6 @@
           <w:rFonts w:ascii="Courier New" w:hAnsi="Courier New"/>
           <w:sz w:val="18"/>
         </w:rPr>
-        <w:t>tail: cannot open 'output.log' for reading: No such file or directory</w:t>
-      </w:r>
-    </w:p>
-    <w:p>
-      <w:pPr>
-        <w:pStyle w:val="NoSpacing"/>
-        <w:shd w:val="clear" w:color="auto" w:fill="F0F0F0"/>
-      </w:pPr>
-      <w:r>
-        <w:rPr>
-          <w:rFonts w:ascii="Courier New" w:hAnsi="Courier New"/>
-          <w:sz w:val="18"/>
-        </w:rPr>
-        <w:t>[exit 1]</w:t>
-      </w:r>
-    </w:p>
-    <w:p>
-      <w:r>
-        <w:rPr>
-          <w:b/>
-          <w:color w:val="005FAF"/>
-        </w:rPr>
-        <w:t>Turn 2: doit "that file doesn't exist, show the last 5 lines of the doit file instead"</w:t>
-      </w:r>
-    </w:p>
-    <w:p>
-      <w:pPr>
-        <w:pStyle w:val="NoSpacing"/>
-        <w:shd w:val="clear" w:color="auto" w:fill="F0F0F0"/>
-      </w:pPr>
-      <w:r>
-        <w:rPr>
-          <w:rFonts w:ascii="Courier New" w:hAnsi="Courier New"/>
-          <w:sz w:val="18"/>
-        </w:rPr>
-        <w:t>$ tail -n 5 doit</w:t>
-      </w:r>
-    </w:p>
-    <w:p>
-      <w:pPr>
-        <w:pStyle w:val="NoSpacing"/>
-        <w:shd w:val="clear" w:color="auto" w:fill="F0F0F0"/>
-      </w:pPr>
-      <w:r>
-        <w:rPr>
-          <w:rFonts w:ascii="Courier New" w:hAnsi="Courier New"/>
-          <w:sz w:val="18"/>
-        </w:rPr>
-        <w:t xml:space="preserve">  -&gt; Show the last 5 lines of the file called 'doit' in the current directory</w:t>
-      </w:r>
-    </w:p>
-    <w:p>
-      <w:pPr>
-        <w:pStyle w:val="NoSpacing"/>
-        <w:shd w:val="clear" w:color="auto" w:fill="F0F0F0"/>
-      </w:pPr>
-      <w:r>
-        <w:rPr>
-          <w:rFonts w:ascii="Courier New" w:hAnsi="Courier New"/>
-          <w:sz w:val="18"/>
-        </w:rPr>
-        <w:t xml:space="preserve">    save_history(history)</w:t>
-      </w:r>
-    </w:p>
-    <w:p>
-      <w:pPr>
-        <w:pStyle w:val="NoSpacing"/>
-        <w:shd w:val="clear" w:color="auto" w:fill="F0F0F0"/>
-      </w:pPr>
-      <w:r>
-        <w:rPr>
-          <w:rFonts w:ascii="Courier New" w:hAnsi="Courier New"/>
-          <w:sz w:val="18"/>
-        </w:rPr>
-        <w:t xml:space="preserve"> </w:t>
-      </w:r>
-    </w:p>
-    <w:p>
-      <w:pPr>
-        <w:pStyle w:val="NoSpacing"/>
-        <w:shd w:val="clear" w:color="auto" w:fill="F0F0F0"/>
-      </w:pPr>
-      <w:r>
-        <w:rPr>
-          <w:rFonts w:ascii="Courier New" w:hAnsi="Courier New"/>
-          <w:sz w:val="18"/>
-        </w:rPr>
-        <w:t xml:space="preserve"> </w:t>
-      </w:r>
-    </w:p>
-    <w:p>
-      <w:pPr>
-        <w:pStyle w:val="NoSpacing"/>
-        <w:shd w:val="clear" w:color="auto" w:fill="F0F0F0"/>
-      </w:pPr>
-      <w:r>
-        <w:rPr>
-          <w:rFonts w:ascii="Courier New" w:hAnsi="Courier New"/>
-          <w:sz w:val="18"/>
-        </w:rPr>
-        <w:t>if __name__ == "__main__":</w:t>
-      </w:r>
-    </w:p>
-    <w:p>
-      <w:pPr>
-        <w:pStyle w:val="NoSpacing"/>
-        <w:shd w:val="clear" w:color="auto" w:fill="F0F0F0"/>
-      </w:pPr>
-      <w:r>
-        <w:rPr>
-          <w:rFonts w:ascii="Courier New" w:hAnsi="Courier New"/>
-          <w:sz w:val="18"/>
-        </w:rPr>
         <w:t xml:space="preserve">    main()</w:t>
       </w:r>
     </w:p>
@@ -2850,7 +3792,15 @@
     </w:p>
     <w:p>
       <w:r>
-        <w:t>a very large stdout can inflate the context significantly.</w:t>
+        <w:t xml:space="preserve">a very large </w:t>
+      </w:r>
+      <w:proofErr w:type="spellStart"/>
+      <w:r>
+        <w:t>stdout</w:t>
+      </w:r>
+      <w:proofErr w:type="spellEnd"/>
+      <w:r>
+        <w:t xml:space="preserve"> can inflate the context significantly.</w:t>
       </w:r>
     </w:p>
     <w:p/>
@@ -2872,15 +3822,7 @@
     </w:p>
     <w:p>
       <w:r>
-        <w:t xml:space="preserve">Each doit process reads DOIT_SESSION_ID from the environment. If not set, it defaults to the parent shell PID (os.getppid()), which is unique per terminal window — so each terminal gets its own session automatically with no setup required. _build_messages() injects the last 10 entries from the current session as conversation </w:t>
-      </w:r>
-      <w:proofErr w:type="gramStart"/>
-      <w:r>
-        <w:t>turns, and</w:t>
-      </w:r>
-      <w:proofErr w:type="gramEnd"/>
-      <w:r>
-        <w:t xml:space="preserve"> also injects the last 5 entries from every other session into the system message — labeled with session ID and cwd. This lets the llm resolve cross-session references when the user explicitly asks for them.</w:t>
+        <w:t>Each doit process reads DOIT_SESSION_ID from the environment. If not set, it defaults to the parent shell PID (os.getppid()), which is unique per terminal window — so each terminal gets its own session automatically with no setup required. _build_messages() injects the last 10 entries from the current session as conversation turns, and also injects the last 5 entries from every other session into the system message — labeled with session ID and cwd. This lets the llm resolve cross-session references when the user explicitly asks for them.</w:t>
       </w:r>
     </w:p>
     <w:p>
@@ -3090,24 +4032,39 @@
       <w:pPr>
         <w:pStyle w:val="ListBullet"/>
       </w:pPr>
-      <w:r>
-        <w:t>agentic_step — run a command, observe output, continue</w:t>
+      <w:proofErr w:type="spellStart"/>
+      <w:r>
+        <w:t>agentic_step</w:t>
+      </w:r>
+      <w:proofErr w:type="spellEnd"/>
+      <w:r>
+        <w:t xml:space="preserve"> — run a command, observe output, continue</w:t>
       </w:r>
     </w:p>
     <w:p>
       <w:pPr>
         <w:pStyle w:val="ListBullet"/>
       </w:pPr>
-      <w:r>
-        <w:t>agentic_done — goal reached, stop</w:t>
+      <w:proofErr w:type="spellStart"/>
+      <w:r>
+        <w:t>agentic_done</w:t>
+      </w:r>
+      <w:proofErr w:type="spellEnd"/>
+      <w:r>
+        <w:t xml:space="preserve"> — goal reached, stop</w:t>
       </w:r>
     </w:p>
     <w:p>
       <w:pPr>
         <w:pStyle w:val="ListBullet"/>
       </w:pPr>
-      <w:r>
-        <w:t>agentic_ask — ask the user a question, then continue</w:t>
+      <w:proofErr w:type="spellStart"/>
+      <w:r>
+        <w:t>agentic_ask</w:t>
+      </w:r>
+      <w:proofErr w:type="spellEnd"/>
+      <w:r>
+        <w:t xml:space="preserve"> — ask the user a question, then continue</w:t>
       </w:r>
     </w:p>
     <w:p>
@@ -3121,23 +4078,7 @@
       </w:pPr>
       <w:r>
         <w:lastRenderedPageBreak/>
-        <w:t>ACDL — Agentic mode (</w:t>
-      </w:r>
-      <w:proofErr w:type="gramStart"/>
-      <w:r>
-        <w:t>substep @</w:t>
-      </w:r>
-      <w:proofErr w:type="gramEnd"/>
-      <w:r>
-        <w:t xml:space="preserve">I within </w:t>
-      </w:r>
-      <w:proofErr w:type="gramStart"/>
-      <w:r>
-        <w:t>turn @</w:t>
-      </w:r>
-      <w:proofErr w:type="gramEnd"/>
-      <w:r>
-        <w:t>T)</w:t>
+        <w:t>ACDL — Agentic mode (substep @I within turn @T)</w:t>
       </w:r>
     </w:p>
     <w:p>
@@ -3456,15 +4397,7 @@
     </w:p>
     <w:p>
       <w:r>
-        <w:t xml:space="preserve">The answer was </w:t>
-      </w:r>
-      <w:proofErr w:type="gramStart"/>
-      <w:r>
-        <w:t>correct</w:t>
-      </w:r>
-      <w:proofErr w:type="gramEnd"/>
-      <w:r>
-        <w:t xml:space="preserve"> but the path was redundant</w:t>
+        <w:t>The answer was correct but the path was redundant</w:t>
       </w:r>
       <w:r>
         <w:t>.</w:t>
@@ -3832,8 +4765,21 @@
           </w:tcPr>
           <w:p>
             <w:r>
-              <w:t>SYSTEM_PROMPT + cwd + shell + session_id</w:t>
+              <w:t xml:space="preserve">SYSTEM_PROMPT + </w:t>
             </w:r>
+            <w:proofErr w:type="spellStart"/>
+            <w:r>
+              <w:t>cwd</w:t>
+            </w:r>
+            <w:proofErr w:type="spellEnd"/>
+            <w:r>
+              <w:t xml:space="preserve"> + shell + </w:t>
+            </w:r>
+            <w:proofErr w:type="spellStart"/>
+            <w:r>
+              <w:t>session_id</w:t>
+            </w:r>
+            <w:proofErr w:type="spellEnd"/>
           </w:p>
         </w:tc>
         <w:tc>
@@ -3841,13 +4787,8 @@
             <w:tcW w:w="2880" w:type="dxa"/>
           </w:tcPr>
           <w:p>
-            <w:proofErr w:type="gramStart"/>
             <w:r>
-              <w:t>DoitV1[@</w:t>
-            </w:r>
-            <w:proofErr w:type="gramEnd"/>
-            <w:r>
-              <w:t>T]</w:t>
+              <w:t>DoitV1[@T]</w:t>
             </w:r>
           </w:p>
         </w:tc>
@@ -3859,8 +4800,13 @@
           </w:tcPr>
           <w:p>
             <w:r>
-              <w:t>V2 — dangerous cmds</w:t>
+              <w:t xml:space="preserve">V2 — dangerous </w:t>
             </w:r>
+            <w:proofErr w:type="spellStart"/>
+            <w:r>
+              <w:t>cmds</w:t>
+            </w:r>
+            <w:proofErr w:type="spellEnd"/>
           </w:p>
         </w:tc>
         <w:tc>
@@ -3878,13 +4824,8 @@
             <w:tcW w:w="2880" w:type="dxa"/>
           </w:tcPr>
           <w:p>
-            <w:proofErr w:type="gramStart"/>
             <w:r>
-              <w:t>DoitV1[@</w:t>
-            </w:r>
-            <w:proofErr w:type="gramEnd"/>
-            <w:r>
-              <w:t>T] (prompt updated)</w:t>
+              <w:t>DoitV1[@T] (prompt updated)</w:t>
             </w:r>
           </w:p>
         </w:tc>
@@ -3916,13 +4857,8 @@
             <w:tcW w:w="2880" w:type="dxa"/>
           </w:tcPr>
           <w:p>
-            <w:proofErr w:type="gramStart"/>
             <w:r>
-              <w:t>DoitV3[@</w:t>
-            </w:r>
-            <w:proofErr w:type="gramEnd"/>
-            <w:r>
-              <w:t>T]</w:t>
+              <w:t>DoitV3[@T]</w:t>
             </w:r>
           </w:p>
         </w:tc>
@@ -3944,7 +4880,23 @@
           </w:tcPr>
           <w:p>
             <w:r>
-              <w:t>+ sys.memory + env.shell_history in system block</w:t>
+              <w:t xml:space="preserve">+ </w:t>
+            </w:r>
+            <w:proofErr w:type="spellStart"/>
+            <w:r>
+              <w:t>sys.memory</w:t>
+            </w:r>
+            <w:proofErr w:type="spellEnd"/>
+            <w:r>
+              <w:t xml:space="preserve"> + </w:t>
+            </w:r>
+            <w:proofErr w:type="spellStart"/>
+            <w:r>
+              <w:t>env.shell_history</w:t>
+            </w:r>
+            <w:proofErr w:type="spellEnd"/>
+            <w:r>
+              <w:t xml:space="preserve"> in system block</w:t>
             </w:r>
           </w:p>
         </w:tc>
@@ -3953,13 +4905,8 @@
             <w:tcW w:w="2880" w:type="dxa"/>
           </w:tcPr>
           <w:p>
-            <w:proofErr w:type="gramStart"/>
             <w:r>
-              <w:t>DoitV4[@</w:t>
-            </w:r>
-            <w:proofErr w:type="gramEnd"/>
-            <w:r>
-              <w:t>T] (final normal mode)</w:t>
+              <w:t>DoitV4[@T] (final normal mode)</w:t>
             </w:r>
           </w:p>
         </w:tc>
@@ -3981,7 +4928,15 @@
           </w:tcPr>
           <w:p>
             <w:r>
-              <w:t>AGENTIC_SYSTEM + goal + growing substep history</w:t>
+              <w:t xml:space="preserve">AGENTIC_SYSTEM + goal + growing </w:t>
+            </w:r>
+            <w:proofErr w:type="spellStart"/>
+            <w:r>
+              <w:t>substep</w:t>
+            </w:r>
+            <w:proofErr w:type="spellEnd"/>
+            <w:r>
+              <w:t xml:space="preserve"> history</w:t>
             </w:r>
           </w:p>
         </w:tc>
@@ -3990,13 +4945,13 @@
             <w:tcW w:w="2880" w:type="dxa"/>
           </w:tcPr>
           <w:p>
-            <w:proofErr w:type="gramStart"/>
+            <w:proofErr w:type="spellStart"/>
             <w:r>
-              <w:t>DoitAgentic[@T, @</w:t>
+              <w:t>DoitAgentic</w:t>
             </w:r>
-            <w:proofErr w:type="gramEnd"/>
+            <w:proofErr w:type="spellEnd"/>
             <w:r>
-              <w:t>I]</w:t>
+              <w:t>[@T, @I]</w:t>
             </w:r>
           </w:p>
         </w:tc>
@@ -4102,21 +5057,44 @@
         <w:pStyle w:val="NoSpacing"/>
         <w:shd w:val="clear" w:color="auto" w:fill="F0F0F0"/>
       </w:pPr>
-      <w:proofErr w:type="gramStart"/>
-      <w:r>
-        <w:rPr>
-          <w:rFonts w:ascii="Courier New" w:hAnsi="Courier New"/>
-          <w:sz w:val="18"/>
-        </w:rPr>
-        <w:t>1. {</w:t>
-      </w:r>
-      <w:proofErr w:type="gramEnd"/>
-      <w:r>
-        <w:rPr>
-          <w:rFonts w:ascii="Courier New" w:hAnsi="Courier New"/>
-          <w:sz w:val="18"/>
-        </w:rPr>
-        <w:t>"type":"command","command":"&lt;bash command&gt;","description":"&lt;what it does&gt;","dangerous":false}</w:t>
+      <w:r>
+        <w:rPr>
+          <w:rFonts w:ascii="Courier New" w:hAnsi="Courier New"/>
+          <w:sz w:val="18"/>
+        </w:rPr>
+        <w:t>1. {"</w:t>
+      </w:r>
+      <w:proofErr w:type="spellStart"/>
+      <w:r>
+        <w:rPr>
+          <w:rFonts w:ascii="Courier New" w:hAnsi="Courier New"/>
+          <w:sz w:val="18"/>
+        </w:rPr>
+        <w:t>type":"command","command</w:t>
+      </w:r>
+      <w:proofErr w:type="spellEnd"/>
+      <w:r>
+        <w:rPr>
+          <w:rFonts w:ascii="Courier New" w:hAnsi="Courier New"/>
+          <w:sz w:val="18"/>
+        </w:rPr>
+        <w:t>":"&lt;bash command&gt;","description":"&lt;what it does&gt;","</w:t>
+      </w:r>
+      <w:proofErr w:type="spellStart"/>
+      <w:r>
+        <w:rPr>
+          <w:rFonts w:ascii="Courier New" w:hAnsi="Courier New"/>
+          <w:sz w:val="18"/>
+        </w:rPr>
+        <w:t>dangerous":false</w:t>
+      </w:r>
+      <w:proofErr w:type="spellEnd"/>
+      <w:r>
+        <w:rPr>
+          <w:rFonts w:ascii="Courier New" w:hAnsi="Courier New"/>
+          <w:sz w:val="18"/>
+        </w:rPr>
+        <w:t>}</w:t>
       </w:r>
     </w:p>
     <w:p>
@@ -4124,21 +5102,44 @@
         <w:pStyle w:val="NoSpacing"/>
         <w:shd w:val="clear" w:color="auto" w:fill="F0F0F0"/>
       </w:pPr>
-      <w:proofErr w:type="gramStart"/>
-      <w:r>
-        <w:rPr>
-          <w:rFonts w:ascii="Courier New" w:hAnsi="Courier New"/>
-          <w:sz w:val="18"/>
-        </w:rPr>
-        <w:t>2. {</w:t>
-      </w:r>
-      <w:proofErr w:type="gramEnd"/>
-      <w:r>
-        <w:rPr>
-          <w:rFonts w:ascii="Courier New" w:hAnsi="Courier New"/>
-          <w:sz w:val="18"/>
-        </w:rPr>
-        <w:t>"type":"command","command":"&lt;bash command&gt;","description":"&lt;what it does&gt;","dangerous":true}</w:t>
+      <w:r>
+        <w:rPr>
+          <w:rFonts w:ascii="Courier New" w:hAnsi="Courier New"/>
+          <w:sz w:val="18"/>
+        </w:rPr>
+        <w:t>2. {"</w:t>
+      </w:r>
+      <w:proofErr w:type="spellStart"/>
+      <w:r>
+        <w:rPr>
+          <w:rFonts w:ascii="Courier New" w:hAnsi="Courier New"/>
+          <w:sz w:val="18"/>
+        </w:rPr>
+        <w:t>type":"command","command</w:t>
+      </w:r>
+      <w:proofErr w:type="spellEnd"/>
+      <w:r>
+        <w:rPr>
+          <w:rFonts w:ascii="Courier New" w:hAnsi="Courier New"/>
+          <w:sz w:val="18"/>
+        </w:rPr>
+        <w:t>":"&lt;bash command&gt;","description":"&lt;what it does&gt;","</w:t>
+      </w:r>
+      <w:proofErr w:type="spellStart"/>
+      <w:r>
+        <w:rPr>
+          <w:rFonts w:ascii="Courier New" w:hAnsi="Courier New"/>
+          <w:sz w:val="18"/>
+        </w:rPr>
+        <w:t>dangerous":true</w:t>
+      </w:r>
+      <w:proofErr w:type="spellEnd"/>
+      <w:r>
+        <w:rPr>
+          <w:rFonts w:ascii="Courier New" w:hAnsi="Courier New"/>
+          <w:sz w:val="18"/>
+        </w:rPr>
+        <w:t>}</w:t>
       </w:r>
     </w:p>
     <w:p>
@@ -4146,140 +5147,100 @@
         <w:pStyle w:val="NoSpacing"/>
         <w:shd w:val="clear" w:color="auto" w:fill="F0F0F0"/>
       </w:pPr>
-      <w:proofErr w:type="gramStart"/>
-      <w:r>
-        <w:rPr>
-          <w:rFonts w:ascii="Courier New" w:hAnsi="Courier New"/>
-          <w:sz w:val="18"/>
-        </w:rPr>
-        <w:t>3. {</w:t>
-      </w:r>
-      <w:proofErr w:type="gramEnd"/>
-      <w:r>
-        <w:rPr>
-          <w:rFonts w:ascii="Courier New" w:hAnsi="Courier New"/>
-          <w:sz w:val="18"/>
-        </w:rPr>
-        <w:t>"type":"answer","text":"&lt;your explanation</w:t>
-      </w:r>
-      <w:proofErr w:type="gramStart"/>
-      <w:r>
-        <w:rPr>
-          <w:rFonts w:ascii="Courier New" w:hAnsi="Courier New"/>
-          <w:sz w:val="18"/>
-        </w:rPr>
-        <w:t>&gt;"}</w:t>
-      </w:r>
-      <w:proofErr w:type="gramEnd"/>
+      <w:r>
+        <w:rPr>
+          <w:rFonts w:ascii="Courier New" w:hAnsi="Courier New"/>
+          <w:sz w:val="18"/>
+        </w:rPr>
+        <w:t>3. {"</w:t>
+      </w:r>
+      <w:proofErr w:type="spellStart"/>
+      <w:r>
+        <w:rPr>
+          <w:rFonts w:ascii="Courier New" w:hAnsi="Courier New"/>
+          <w:sz w:val="18"/>
+        </w:rPr>
+        <w:t>type":"answer","text</w:t>
+      </w:r>
+      <w:proofErr w:type="spellEnd"/>
+      <w:r>
+        <w:rPr>
+          <w:rFonts w:ascii="Courier New" w:hAnsi="Courier New"/>
+          <w:sz w:val="18"/>
+        </w:rPr>
+        <w:t>":"&lt;your explanation&gt;"}</w:t>
+      </w:r>
     </w:p>
     <w:p>
       <w:pPr>
         <w:pStyle w:val="NoSpacing"/>
         <w:shd w:val="clear" w:color="auto" w:fill="F0F0F0"/>
       </w:pPr>
-      <w:proofErr w:type="gramStart"/>
-      <w:r>
-        <w:rPr>
-          <w:rFonts w:ascii="Courier New" w:hAnsi="Courier New"/>
-          <w:sz w:val="18"/>
-        </w:rPr>
-        <w:t>4. {</w:t>
-      </w:r>
-      <w:proofErr w:type="gramEnd"/>
-      <w:r>
-        <w:rPr>
-          <w:rFonts w:ascii="Courier New" w:hAnsi="Courier New"/>
-          <w:sz w:val="18"/>
-        </w:rPr>
-        <w:t>"type":"impossible","text":"&lt;reason</w:t>
-      </w:r>
-      <w:proofErr w:type="gramStart"/>
-      <w:r>
-        <w:rPr>
-          <w:rFonts w:ascii="Courier New" w:hAnsi="Courier New"/>
-          <w:sz w:val="18"/>
-        </w:rPr>
-        <w:t>&gt;"}</w:t>
-      </w:r>
-      <w:proofErr w:type="gramEnd"/>
+      <w:r>
+        <w:rPr>
+          <w:rFonts w:ascii="Courier New" w:hAnsi="Courier New"/>
+          <w:sz w:val="18"/>
+        </w:rPr>
+        <w:t>4. {"</w:t>
+      </w:r>
+      <w:proofErr w:type="spellStart"/>
+      <w:r>
+        <w:rPr>
+          <w:rFonts w:ascii="Courier New" w:hAnsi="Courier New"/>
+          <w:sz w:val="18"/>
+        </w:rPr>
+        <w:t>type":"impossible","text</w:t>
+      </w:r>
+      <w:proofErr w:type="spellEnd"/>
+      <w:r>
+        <w:rPr>
+          <w:rFonts w:ascii="Courier New" w:hAnsi="Courier New"/>
+          <w:sz w:val="18"/>
+        </w:rPr>
+        <w:t>":"&lt;reason&gt;"}</w:t>
+      </w:r>
     </w:p>
     <w:p>
       <w:pPr>
         <w:pStyle w:val="NoSpacing"/>
         <w:shd w:val="clear" w:color="auto" w:fill="F0F0F0"/>
       </w:pPr>
-      <w:proofErr w:type="gramStart"/>
-      <w:r>
-        <w:rPr>
-          <w:rFonts w:ascii="Courier New" w:hAnsi="Courier New"/>
-          <w:sz w:val="18"/>
-        </w:rPr>
-        <w:t>5. {</w:t>
-      </w:r>
-      <w:proofErr w:type="gramEnd"/>
-      <w:r>
-        <w:rPr>
-          <w:rFonts w:ascii="Courier New" w:hAnsi="Courier New"/>
-          <w:sz w:val="18"/>
-        </w:rPr>
-        <w:t>"type":"clarification","question":"&lt;your question&gt;","options":["opt1","opt2</w:t>
-      </w:r>
-      <w:proofErr w:type="gramStart"/>
-      <w:r>
-        <w:rPr>
-          <w:rFonts w:ascii="Courier New" w:hAnsi="Courier New"/>
-          <w:sz w:val="18"/>
-        </w:rPr>
-        <w:t>"]}</w:t>
-      </w:r>
-      <w:proofErr w:type="gramEnd"/>
+      <w:r>
+        <w:rPr>
+          <w:rFonts w:ascii="Courier New" w:hAnsi="Courier New"/>
+          <w:sz w:val="18"/>
+        </w:rPr>
+        <w:t>5. {"</w:t>
+      </w:r>
+      <w:proofErr w:type="spellStart"/>
+      <w:r>
+        <w:rPr>
+          <w:rFonts w:ascii="Courier New" w:hAnsi="Courier New"/>
+          <w:sz w:val="18"/>
+        </w:rPr>
+        <w:t>type":"clarification","question</w:t>
+      </w:r>
+      <w:proofErr w:type="spellEnd"/>
+      <w:r>
+        <w:rPr>
+          <w:rFonts w:ascii="Courier New" w:hAnsi="Courier New"/>
+          <w:sz w:val="18"/>
+        </w:rPr>
+        <w:t>":"&lt;your question&gt;","options":["opt1","opt2"]}</w:t>
+      </w:r>
     </w:p>
     <w:p>
       <w:pPr>
         <w:pStyle w:val="NoSpacing"/>
         <w:shd w:val="clear" w:color="auto" w:fill="F0F0F0"/>
       </w:pPr>
-      <w:proofErr w:type="gramStart"/>
-      <w:r>
-        <w:rPr>
-          <w:rFonts w:ascii="Courier New" w:hAnsi="Courier New"/>
-          <w:sz w:val="18"/>
-        </w:rPr>
-        <w:t>6. {</w:t>
-      </w:r>
-      <w:proofErr w:type="gramEnd"/>
-      <w:r>
-        <w:rPr>
-          <w:rFonts w:ascii="Courier New" w:hAnsi="Courier New"/>
-          <w:sz w:val="18"/>
-        </w:rPr>
-        <w:t>"type":"multi_step","description":"&lt;goal&gt;","steps"</w:t>
-      </w:r>
-      <w:proofErr w:type="gramStart"/>
-      <w:r>
-        <w:rPr>
-          <w:rFonts w:ascii="Courier New" w:hAnsi="Courier New"/>
-          <w:sz w:val="18"/>
-        </w:rPr>
-        <w:t>:[{</w:t>
-      </w:r>
-      <w:proofErr w:type="gramEnd"/>
-      <w:r>
-        <w:rPr>
-          <w:rFonts w:ascii="Courier New" w:hAnsi="Courier New"/>
-          <w:sz w:val="18"/>
-        </w:rPr>
-        <w:t>"command":"...","description":"...","dangerous":</w:t>
-      </w:r>
-      <w:proofErr w:type="gramStart"/>
-      <w:r>
-        <w:rPr>
-          <w:rFonts w:ascii="Courier New" w:hAnsi="Courier New"/>
-          <w:sz w:val="18"/>
-        </w:rPr>
-        <w:t>false}]}</w:t>
-      </w:r>
-      <w:proofErr w:type="gramEnd"/>
+      <w:r>
+        <w:rPr>
+          <w:rFonts w:ascii="Courier New" w:hAnsi="Courier New"/>
+          <w:sz w:val="18"/>
+        </w:rPr>
+        <w:t>6. {"type":"multi_step","description":"&lt;goal&gt;","steps":[{"command":"...","description":"...","dangerous":false}]}</w:t>
+      </w:r>
     </w:p>
     <w:p>
       <w:pPr>
@@ -4304,7 +5265,23 @@
           <w:rFonts w:ascii="Courier New" w:hAnsi="Courier New"/>
           <w:sz w:val="18"/>
         </w:rPr>
-        <w:t>Any type may include: "memories":[{"key":"preferred_editor","value":"vim"}]</w:t>
+        <w:t>Any type may include: "memories":[{"</w:t>
+      </w:r>
+      <w:proofErr w:type="spellStart"/>
+      <w:r>
+        <w:rPr>
+          <w:rFonts w:ascii="Courier New" w:hAnsi="Courier New"/>
+          <w:sz w:val="18"/>
+        </w:rPr>
+        <w:t>key":"preferred_editor","value":"vim</w:t>
+      </w:r>
+      <w:proofErr w:type="spellEnd"/>
+      <w:r>
+        <w:rPr>
+          <w:rFonts w:ascii="Courier New" w:hAnsi="Courier New"/>
+          <w:sz w:val="18"/>
+        </w:rPr>
+        <w:t>"}]</w:t>
       </w:r>
     </w:p>
     <w:p>
@@ -4317,23 +5294,23 @@
           <w:rFonts w:ascii="Courier New" w:hAnsi="Courier New"/>
           <w:sz w:val="18"/>
         </w:rPr>
-        <w:t xml:space="preserve">Use empty value to </w:t>
-      </w:r>
-      <w:proofErr w:type="gramStart"/>
-      <w:r>
-        <w:rPr>
-          <w:rFonts w:ascii="Courier New" w:hAnsi="Courier New"/>
-          <w:sz w:val="18"/>
-        </w:rPr>
-        <w:t>forget: {</w:t>
-      </w:r>
-      <w:proofErr w:type="gramEnd"/>
-      <w:r>
-        <w:rPr>
-          <w:rFonts w:ascii="Courier New" w:hAnsi="Courier New"/>
-          <w:sz w:val="18"/>
-        </w:rPr>
-        <w:t>"key":"old_fact","value":""}</w:t>
+        <w:t>Use empty value to forget: {"</w:t>
+      </w:r>
+      <w:proofErr w:type="spellStart"/>
+      <w:r>
+        <w:rPr>
+          <w:rFonts w:ascii="Courier New" w:hAnsi="Courier New"/>
+          <w:sz w:val="18"/>
+        </w:rPr>
+        <w:t>key":"old_fact","value</w:t>
+      </w:r>
+      <w:proofErr w:type="spellEnd"/>
+      <w:r>
+        <w:rPr>
+          <w:rFonts w:ascii="Courier New" w:hAnsi="Courier New"/>
+          <w:sz w:val="18"/>
+        </w:rPr>
+        <w:t>":""}</w:t>
       </w:r>
     </w:p>
     <w:p>
@@ -4359,7 +5336,87 @@
           <w:rFonts w:ascii="Courier New" w:hAnsi="Courier New"/>
           <w:sz w:val="18"/>
         </w:rPr>
-        <w:t>Dangerous = true for: rm, rmdir, mv, cp (overwrite), chmod, chown, kill, pkill, sudo,</w:t>
+        <w:t xml:space="preserve">Dangerous = true for: rm, </w:t>
+      </w:r>
+      <w:proofErr w:type="spellStart"/>
+      <w:r>
+        <w:rPr>
+          <w:rFonts w:ascii="Courier New" w:hAnsi="Courier New"/>
+          <w:sz w:val="18"/>
+        </w:rPr>
+        <w:t>rmdir</w:t>
+      </w:r>
+      <w:proofErr w:type="spellEnd"/>
+      <w:r>
+        <w:rPr>
+          <w:rFonts w:ascii="Courier New" w:hAnsi="Courier New"/>
+          <w:sz w:val="18"/>
+        </w:rPr>
+        <w:t xml:space="preserve">, mv, cp (overwrite), </w:t>
+      </w:r>
+      <w:proofErr w:type="spellStart"/>
+      <w:r>
+        <w:rPr>
+          <w:rFonts w:ascii="Courier New" w:hAnsi="Courier New"/>
+          <w:sz w:val="18"/>
+        </w:rPr>
+        <w:t>chmod</w:t>
+      </w:r>
+      <w:proofErr w:type="spellEnd"/>
+      <w:r>
+        <w:rPr>
+          <w:rFonts w:ascii="Courier New" w:hAnsi="Courier New"/>
+          <w:sz w:val="18"/>
+        </w:rPr>
+        <w:t xml:space="preserve">, </w:t>
+      </w:r>
+      <w:proofErr w:type="spellStart"/>
+      <w:r>
+        <w:rPr>
+          <w:rFonts w:ascii="Courier New" w:hAnsi="Courier New"/>
+          <w:sz w:val="18"/>
+        </w:rPr>
+        <w:t>chown</w:t>
+      </w:r>
+      <w:proofErr w:type="spellEnd"/>
+      <w:r>
+        <w:rPr>
+          <w:rFonts w:ascii="Courier New" w:hAnsi="Courier New"/>
+          <w:sz w:val="18"/>
+        </w:rPr>
+        <w:t xml:space="preserve">, kill, </w:t>
+      </w:r>
+      <w:proofErr w:type="spellStart"/>
+      <w:r>
+        <w:rPr>
+          <w:rFonts w:ascii="Courier New" w:hAnsi="Courier New"/>
+          <w:sz w:val="18"/>
+        </w:rPr>
+        <w:t>pkill</w:t>
+      </w:r>
+      <w:proofErr w:type="spellEnd"/>
+      <w:r>
+        <w:rPr>
+          <w:rFonts w:ascii="Courier New" w:hAnsi="Courier New"/>
+          <w:sz w:val="18"/>
+        </w:rPr>
+        <w:t xml:space="preserve">, </w:t>
+      </w:r>
+      <w:proofErr w:type="spellStart"/>
+      <w:r>
+        <w:rPr>
+          <w:rFonts w:ascii="Courier New" w:hAnsi="Courier New"/>
+          <w:sz w:val="18"/>
+        </w:rPr>
+        <w:t>sudo</w:t>
+      </w:r>
+      <w:proofErr w:type="spellEnd"/>
+      <w:r>
+        <w:rPr>
+          <w:rFonts w:ascii="Courier New" w:hAnsi="Courier New"/>
+          <w:sz w:val="18"/>
+        </w:rPr>
+        <w:t>,</w:t>
       </w:r>
     </w:p>
     <w:p>
@@ -4372,7 +5429,39 @@
           <w:rFonts w:ascii="Courier New" w:hAnsi="Courier New"/>
           <w:sz w:val="18"/>
         </w:rPr>
-        <w:t>apt/pip/brew, git push/reset --hard, curl|sh, dd, mkfs, truncate, &gt; redirects,</w:t>
+        <w:t xml:space="preserve">apt/pip/brew, git push/reset --hard, </w:t>
+      </w:r>
+      <w:proofErr w:type="spellStart"/>
+      <w:r>
+        <w:rPr>
+          <w:rFonts w:ascii="Courier New" w:hAnsi="Courier New"/>
+          <w:sz w:val="18"/>
+        </w:rPr>
+        <w:t>curl|sh</w:t>
+      </w:r>
+      <w:proofErr w:type="spellEnd"/>
+      <w:r>
+        <w:rPr>
+          <w:rFonts w:ascii="Courier New" w:hAnsi="Courier New"/>
+          <w:sz w:val="18"/>
+        </w:rPr>
+        <w:t xml:space="preserve">, dd, </w:t>
+      </w:r>
+      <w:proofErr w:type="spellStart"/>
+      <w:r>
+        <w:rPr>
+          <w:rFonts w:ascii="Courier New" w:hAnsi="Courier New"/>
+          <w:sz w:val="18"/>
+        </w:rPr>
+        <w:t>mkfs</w:t>
+      </w:r>
+      <w:proofErr w:type="spellEnd"/>
+      <w:r>
+        <w:rPr>
+          <w:rFonts w:ascii="Courier New" w:hAnsi="Courier New"/>
+          <w:sz w:val="18"/>
+        </w:rPr>
+        <w:t>, truncate, &gt; redirects,</w:t>
       </w:r>
     </w:p>
     <w:p>
@@ -4380,12 +5469,21 @@
         <w:pStyle w:val="NoSpacing"/>
         <w:shd w:val="clear" w:color="auto" w:fill="F0F0F0"/>
       </w:pPr>
-      <w:r>
-        <w:rPr>
-          <w:rFonts w:ascii="Courier New" w:hAnsi="Courier New"/>
-          <w:sz w:val="18"/>
-        </w:rPr>
-        <w:t>systemctl stop/disable, and anything else that alters state.</w:t>
+      <w:proofErr w:type="spellStart"/>
+      <w:r>
+        <w:rPr>
+          <w:rFonts w:ascii="Courier New" w:hAnsi="Courier New"/>
+          <w:sz w:val="18"/>
+        </w:rPr>
+        <w:t>systemctl</w:t>
+      </w:r>
+      <w:proofErr w:type="spellEnd"/>
+      <w:r>
+        <w:rPr>
+          <w:rFonts w:ascii="Courier New" w:hAnsi="Courier New"/>
+          <w:sz w:val="18"/>
+        </w:rPr>
+        <w:t xml:space="preserve"> stop/disable, and anything else that alters state.</w:t>
       </w:r>
     </w:p>
     <w:p>
@@ -4411,7 +5509,55 @@
           <w:rFonts w:ascii="Courier New" w:hAnsi="Courier New"/>
           <w:sz w:val="18"/>
         </w:rPr>
-        <w:t>Dangerous = false for: ls, cat, head, tail, grep, find, ps, df, du, pwd, echo,</w:t>
+        <w:t xml:space="preserve">Dangerous = false for: ls, cat, head, tail, grep, find, </w:t>
+      </w:r>
+      <w:proofErr w:type="spellStart"/>
+      <w:r>
+        <w:rPr>
+          <w:rFonts w:ascii="Courier New" w:hAnsi="Courier New"/>
+          <w:sz w:val="18"/>
+        </w:rPr>
+        <w:t>ps</w:t>
+      </w:r>
+      <w:proofErr w:type="spellEnd"/>
+      <w:r>
+        <w:rPr>
+          <w:rFonts w:ascii="Courier New" w:hAnsi="Courier New"/>
+          <w:sz w:val="18"/>
+        </w:rPr>
+        <w:t xml:space="preserve">, </w:t>
+      </w:r>
+      <w:proofErr w:type="spellStart"/>
+      <w:r>
+        <w:rPr>
+          <w:rFonts w:ascii="Courier New" w:hAnsi="Courier New"/>
+          <w:sz w:val="18"/>
+        </w:rPr>
+        <w:t>df</w:t>
+      </w:r>
+      <w:proofErr w:type="spellEnd"/>
+      <w:r>
+        <w:rPr>
+          <w:rFonts w:ascii="Courier New" w:hAnsi="Courier New"/>
+          <w:sz w:val="18"/>
+        </w:rPr>
+        <w:t xml:space="preserve">, du, </w:t>
+      </w:r>
+      <w:proofErr w:type="spellStart"/>
+      <w:r>
+        <w:rPr>
+          <w:rFonts w:ascii="Courier New" w:hAnsi="Courier New"/>
+          <w:sz w:val="18"/>
+        </w:rPr>
+        <w:t>pwd</w:t>
+      </w:r>
+      <w:proofErr w:type="spellEnd"/>
+      <w:r>
+        <w:rPr>
+          <w:rFonts w:ascii="Courier New" w:hAnsi="Courier New"/>
+          <w:sz w:val="18"/>
+        </w:rPr>
+        <w:t>, echo,</w:t>
       </w:r>
     </w:p>
     <w:p>
@@ -4424,7 +5570,23 @@
           <w:rFonts w:ascii="Courier New" w:hAnsi="Courier New"/>
           <w:sz w:val="18"/>
         </w:rPr>
-        <w:t>which, man, stat, file, wc, diff, git log/status/diff, and other read-only operations.</w:t>
+        <w:t xml:space="preserve">which, man, stat, file, </w:t>
+      </w:r>
+      <w:proofErr w:type="spellStart"/>
+      <w:r>
+        <w:rPr>
+          <w:rFonts w:ascii="Courier New" w:hAnsi="Courier New"/>
+          <w:sz w:val="18"/>
+        </w:rPr>
+        <w:t>wc</w:t>
+      </w:r>
+      <w:proofErr w:type="spellEnd"/>
+      <w:r>
+        <w:rPr>
+          <w:rFonts w:ascii="Courier New" w:hAnsi="Courier New"/>
+          <w:sz w:val="18"/>
+        </w:rPr>
+        <w:t>, diff, git log/status/diff, and other read-only operations.</w:t>
       </w:r>
     </w:p>
     <w:p>
@@ -4463,23 +5625,7 @@
           <w:rFonts w:ascii="Courier New" w:hAnsi="Courier New"/>
           <w:sz w:val="18"/>
         </w:rPr>
-        <w:t xml:space="preserve">When user </w:t>
-      </w:r>
-      <w:proofErr w:type="gramStart"/>
-      <w:r>
-        <w:rPr>
-          <w:rFonts w:ascii="Courier New" w:hAnsi="Courier New"/>
-          <w:sz w:val="18"/>
-        </w:rPr>
-        <w:t>asks</w:t>
-      </w:r>
-      <w:proofErr w:type="gramEnd"/>
-      <w:r>
-        <w:rPr>
-          <w:rFonts w:ascii="Courier New" w:hAnsi="Courier New"/>
-          <w:sz w:val="18"/>
-        </w:rPr>
-        <w:t xml:space="preserve"> "how do I...": respond with type=answer, not type=command.</w:t>
+        <w:t>When user asks "how do I...": respond with type=answer, not type=command.</w:t>
       </w:r>
     </w:p>
     <w:p>
@@ -4505,23 +5651,23 @@
           <w:rFonts w:ascii="Courier New" w:hAnsi="Courier New"/>
           <w:sz w:val="18"/>
         </w:rPr>
-        <w:t xml:space="preserve">Current </w:t>
-      </w:r>
-      <w:proofErr w:type="gramStart"/>
-      <w:r>
-        <w:rPr>
-          <w:rFonts w:ascii="Courier New" w:hAnsi="Courier New"/>
-          <w:sz w:val="18"/>
-        </w:rPr>
-        <w:t>directory: {</w:t>
-      </w:r>
-      <w:proofErr w:type="gramEnd"/>
-      <w:r>
-        <w:rPr>
-          <w:rFonts w:ascii="Courier New" w:hAnsi="Courier New"/>
-          <w:sz w:val="18"/>
-        </w:rPr>
-        <w:t>cwd}</w:t>
+        <w:t>Current directory: {</w:t>
+      </w:r>
+      <w:proofErr w:type="spellStart"/>
+      <w:r>
+        <w:rPr>
+          <w:rFonts w:ascii="Courier New" w:hAnsi="Courier New"/>
+          <w:sz w:val="18"/>
+        </w:rPr>
+        <w:t>cwd</w:t>
+      </w:r>
+      <w:proofErr w:type="spellEnd"/>
+      <w:r>
+        <w:rPr>
+          <w:rFonts w:ascii="Courier New" w:hAnsi="Courier New"/>
+          <w:sz w:val="18"/>
+        </w:rPr>
+        <w:t>}</w:t>
       </w:r>
     </w:p>
     <w:p>
@@ -4529,7 +5675,6 @@
         <w:pStyle w:val="NoSpacing"/>
         <w:shd w:val="clear" w:color="auto" w:fill="F0F0F0"/>
       </w:pPr>
-      <w:proofErr w:type="gramStart"/>
       <w:r>
         <w:rPr>
           <w:rFonts w:ascii="Courier New" w:hAnsi="Courier New"/>
@@ -4537,13 +5682,37 @@
         </w:rPr>
         <w:t>Shell: {</w:t>
       </w:r>
-      <w:proofErr w:type="gramEnd"/>
-      <w:r>
-        <w:rPr>
-          <w:rFonts w:ascii="Courier New" w:hAnsi="Courier New"/>
-          <w:sz w:val="18"/>
-        </w:rPr>
-        <w:t>shell_name}  |  Session: {session_id}</w:t>
+      <w:proofErr w:type="spellStart"/>
+      <w:r>
+        <w:rPr>
+          <w:rFonts w:ascii="Courier New" w:hAnsi="Courier New"/>
+          <w:sz w:val="18"/>
+        </w:rPr>
+        <w:t>shell_name</w:t>
+      </w:r>
+      <w:proofErr w:type="spellEnd"/>
+      <w:r>
+        <w:rPr>
+          <w:rFonts w:ascii="Courier New" w:hAnsi="Courier New"/>
+          <w:sz w:val="18"/>
+        </w:rPr>
+        <w:t>}  |  Session: {</w:t>
+      </w:r>
+      <w:proofErr w:type="spellStart"/>
+      <w:r>
+        <w:rPr>
+          <w:rFonts w:ascii="Courier New" w:hAnsi="Courier New"/>
+          <w:sz w:val="18"/>
+        </w:rPr>
+        <w:t>session_id</w:t>
+      </w:r>
+      <w:proofErr w:type="spellEnd"/>
+      <w:r>
+        <w:rPr>
+          <w:rFonts w:ascii="Courier New" w:hAnsi="Courier New"/>
+          <w:sz w:val="18"/>
+        </w:rPr>
+        <w:t>}</w:t>
       </w:r>
     </w:p>
     <w:p>
@@ -4569,23 +5738,7 @@
           <w:rFonts w:ascii="Courier New" w:hAnsi="Courier New"/>
           <w:sz w:val="18"/>
         </w:rPr>
-        <w:t xml:space="preserve">[if memory </w:t>
-      </w:r>
-      <w:proofErr w:type="gramStart"/>
-      <w:r>
-        <w:rPr>
-          <w:rFonts w:ascii="Courier New" w:hAnsi="Courier New"/>
-          <w:sz w:val="18"/>
-        </w:rPr>
-        <w:t>non</w:t>
-      </w:r>
-      <w:proofErr w:type="gramEnd"/>
-      <w:r>
-        <w:rPr>
-          <w:rFonts w:ascii="Courier New" w:hAnsi="Courier New"/>
-          <w:sz w:val="18"/>
-        </w:rPr>
-        <w:t>-empty]</w:t>
+        <w:t>[if memory non-empty]</w:t>
       </w:r>
     </w:p>
     <w:p>
@@ -4611,23 +5764,7 @@
           <w:rFonts w:ascii="Courier New" w:hAnsi="Courier New"/>
           <w:sz w:val="18"/>
         </w:rPr>
-        <w:t xml:space="preserve">  </w:t>
-      </w:r>
-      <w:proofErr w:type="gramStart"/>
-      <w:r>
-        <w:rPr>
-          <w:rFonts w:ascii="Courier New" w:hAnsi="Courier New"/>
-          <w:sz w:val="18"/>
-        </w:rPr>
-        <w:t>{key}: {</w:t>
-      </w:r>
-      <w:proofErr w:type="gramEnd"/>
-      <w:r>
-        <w:rPr>
-          <w:rFonts w:ascii="Courier New" w:hAnsi="Courier New"/>
-          <w:sz w:val="18"/>
-        </w:rPr>
-        <w:t>value}</w:t>
+        <w:t xml:space="preserve">  {key}: {value}</w:t>
       </w:r>
     </w:p>
     <w:p>
@@ -4680,7 +5817,23 @@
           <w:rFonts w:ascii="Courier New" w:hAnsi="Courier New"/>
           <w:sz w:val="18"/>
         </w:rPr>
-        <w:t xml:space="preserve">  $ {cmd}</w:t>
+        <w:t xml:space="preserve">  $ {</w:t>
+      </w:r>
+      <w:proofErr w:type="spellStart"/>
+      <w:r>
+        <w:rPr>
+          <w:rFonts w:ascii="Courier New" w:hAnsi="Courier New"/>
+          <w:sz w:val="18"/>
+        </w:rPr>
+        <w:t>cmd</w:t>
+      </w:r>
+      <w:proofErr w:type="spellEnd"/>
+      <w:r>
+        <w:rPr>
+          <w:rFonts w:ascii="Courier New" w:hAnsi="Courier New"/>
+          <w:sz w:val="18"/>
+        </w:rPr>
+        <w:t>}</w:t>
       </w:r>
     </w:p>
     <w:p>
@@ -4727,23 +5880,7 @@
           <w:rFonts w:ascii="Courier New" w:hAnsi="Courier New"/>
           <w:sz w:val="18"/>
         </w:rPr>
-        <w:t xml:space="preserve">and </w:t>
-      </w:r>
-      <w:proofErr w:type="gramStart"/>
-      <w:r>
-        <w:rPr>
-          <w:rFonts w:ascii="Courier New" w:hAnsi="Courier New"/>
-          <w:sz w:val="18"/>
-        </w:rPr>
-        <w:t>deciding</w:t>
-      </w:r>
-      <w:proofErr w:type="gramEnd"/>
-      <w:r>
-        <w:rPr>
-          <w:rFonts w:ascii="Courier New" w:hAnsi="Courier New"/>
-          <w:sz w:val="18"/>
-        </w:rPr>
-        <w:t xml:space="preserve"> what to do next.</w:t>
+        <w:t>and deciding what to do next.</w:t>
       </w:r>
     </w:p>
     <w:p>
@@ -4847,17 +5984,24 @@
           <w:rFonts w:ascii="Courier New" w:hAnsi="Courier New"/>
           <w:sz w:val="18"/>
         </w:rPr>
-        <w:t>{"type":"agentic_done","summary":"&lt;what was accomplished</w:t>
-      </w:r>
-      <w:proofErr w:type="gramStart"/>
-      <w:r>
-        <w:rPr>
-          <w:rFonts w:ascii="Courier New" w:hAnsi="Courier New"/>
-          <w:sz w:val="18"/>
-        </w:rPr>
-        <w:t>&gt;"}</w:t>
-      </w:r>
-      <w:proofErr w:type="gramEnd"/>
+        <w:t>{"</w:t>
+      </w:r>
+      <w:proofErr w:type="spellStart"/>
+      <w:r>
+        <w:rPr>
+          <w:rFonts w:ascii="Courier New" w:hAnsi="Courier New"/>
+          <w:sz w:val="18"/>
+        </w:rPr>
+        <w:t>type":"agentic_done","summary</w:t>
+      </w:r>
+      <w:proofErr w:type="spellEnd"/>
+      <w:r>
+        <w:rPr>
+          <w:rFonts w:ascii="Courier New" w:hAnsi="Courier New"/>
+          <w:sz w:val="18"/>
+        </w:rPr>
+        <w:t>":"&lt;what was accomplished&gt;"}</w:t>
+      </w:r>
     </w:p>
     <w:p>
       <w:pPr>
@@ -4895,17 +6039,24 @@
           <w:rFonts w:ascii="Courier New" w:hAnsi="Courier New"/>
           <w:sz w:val="18"/>
         </w:rPr>
-        <w:t>{"type":"agentic_ask","question":"&lt;your question</w:t>
-      </w:r>
-      <w:proofErr w:type="gramStart"/>
-      <w:r>
-        <w:rPr>
-          <w:rFonts w:ascii="Courier New" w:hAnsi="Courier New"/>
-          <w:sz w:val="18"/>
-        </w:rPr>
-        <w:t>&gt;"}</w:t>
-      </w:r>
-      <w:proofErr w:type="gramEnd"/>
+        <w:t>{"</w:t>
+      </w:r>
+      <w:proofErr w:type="spellStart"/>
+      <w:r>
+        <w:rPr>
+          <w:rFonts w:ascii="Courier New" w:hAnsi="Courier New"/>
+          <w:sz w:val="18"/>
+        </w:rPr>
+        <w:t>type":"agentic_ask","question</w:t>
+      </w:r>
+      <w:proofErr w:type="spellEnd"/>
+      <w:r>
+        <w:rPr>
+          <w:rFonts w:ascii="Courier New" w:hAnsi="Courier New"/>
+          <w:sz w:val="18"/>
+        </w:rPr>
+        <w:t>":"&lt;your question&gt;"}</w:t>
+      </w:r>
     </w:p>
     <w:p>
       <w:pPr>
@@ -4943,7 +6094,23 @@
           <w:rFonts w:ascii="Courier New" w:hAnsi="Courier New"/>
           <w:sz w:val="18"/>
         </w:rPr>
-        <w:t>Never loop forever: if you cannot make progress after 3 attempts, use agentic_done to stop.</w:t>
+        <w:t xml:space="preserve">Never loop forever: if you cannot make progress after 3 attempts, use </w:t>
+      </w:r>
+      <w:proofErr w:type="spellStart"/>
+      <w:r>
+        <w:rPr>
+          <w:rFonts w:ascii="Courier New" w:hAnsi="Courier New"/>
+          <w:sz w:val="18"/>
+        </w:rPr>
+        <w:t>agentic_done</w:t>
+      </w:r>
+      <w:proofErr w:type="spellEnd"/>
+      <w:r>
+        <w:rPr>
+          <w:rFonts w:ascii="Courier New" w:hAnsi="Courier New"/>
+          <w:sz w:val="18"/>
+        </w:rPr>
+        <w:t xml:space="preserve"> to stop.</w:t>
       </w:r>
     </w:p>
     <w:p>
@@ -4969,23 +6136,23 @@
           <w:rFonts w:ascii="Courier New" w:hAnsi="Courier New"/>
           <w:sz w:val="18"/>
         </w:rPr>
-        <w:t xml:space="preserve">Current </w:t>
-      </w:r>
-      <w:proofErr w:type="gramStart"/>
-      <w:r>
-        <w:rPr>
-          <w:rFonts w:ascii="Courier New" w:hAnsi="Courier New"/>
-          <w:sz w:val="18"/>
-        </w:rPr>
-        <w:t>directory: {</w:t>
-      </w:r>
-      <w:proofErr w:type="gramEnd"/>
-      <w:r>
-        <w:rPr>
-          <w:rFonts w:ascii="Courier New" w:hAnsi="Courier New"/>
-          <w:sz w:val="18"/>
-        </w:rPr>
-        <w:t>cwd}</w:t>
+        <w:t>Current directory: {</w:t>
+      </w:r>
+      <w:proofErr w:type="spellStart"/>
+      <w:r>
+        <w:rPr>
+          <w:rFonts w:ascii="Courier New" w:hAnsi="Courier New"/>
+          <w:sz w:val="18"/>
+        </w:rPr>
+        <w:t>cwd</w:t>
+      </w:r>
+      <w:proofErr w:type="spellEnd"/>
+      <w:r>
+        <w:rPr>
+          <w:rFonts w:ascii="Courier New" w:hAnsi="Courier New"/>
+          <w:sz w:val="18"/>
+        </w:rPr>
+        <w:t>}</w:t>
       </w:r>
     </w:p>
     <w:p>
@@ -4998,7 +6165,23 @@
           <w:rFonts w:ascii="Courier New" w:hAnsi="Courier New"/>
           <w:sz w:val="18"/>
         </w:rPr>
-        <w:t>Shell: {shell_name}</w:t>
+        <w:t>Shell: {</w:t>
+      </w:r>
+      <w:proofErr w:type="spellStart"/>
+      <w:r>
+        <w:rPr>
+          <w:rFonts w:ascii="Courier New" w:hAnsi="Courier New"/>
+          <w:sz w:val="18"/>
+        </w:rPr>
+        <w:t>shell_name</w:t>
+      </w:r>
+      <w:proofErr w:type="spellEnd"/>
+      <w:r>
+        <w:rPr>
+          <w:rFonts w:ascii="Courier New" w:hAnsi="Courier New"/>
+          <w:sz w:val="18"/>
+        </w:rPr>
+        <w:t>}</w:t>
       </w:r>
     </w:p>
     <w:p>
@@ -5024,23 +6207,7 @@
           <w:rFonts w:ascii="Courier New" w:hAnsi="Courier New"/>
           <w:sz w:val="18"/>
         </w:rPr>
-        <w:t xml:space="preserve">[if memory </w:t>
-      </w:r>
-      <w:proofErr w:type="gramStart"/>
-      <w:r>
-        <w:rPr>
-          <w:rFonts w:ascii="Courier New" w:hAnsi="Courier New"/>
-          <w:sz w:val="18"/>
-        </w:rPr>
-        <w:t>non</w:t>
-      </w:r>
-      <w:proofErr w:type="gramEnd"/>
-      <w:r>
-        <w:rPr>
-          <w:rFonts w:ascii="Courier New" w:hAnsi="Courier New"/>
-          <w:sz w:val="18"/>
-        </w:rPr>
-        <w:t>-empty]</w:t>
+        <w:t>[if memory non-empty]</w:t>
       </w:r>
     </w:p>
     <w:p>
@@ -5066,23 +6233,7 @@
           <w:rFonts w:ascii="Courier New" w:hAnsi="Courier New"/>
           <w:sz w:val="18"/>
         </w:rPr>
-        <w:t xml:space="preserve">  </w:t>
-      </w:r>
-      <w:proofErr w:type="gramStart"/>
-      <w:r>
-        <w:rPr>
-          <w:rFonts w:ascii="Courier New" w:hAnsi="Courier New"/>
-          <w:sz w:val="18"/>
-        </w:rPr>
-        <w:t>{key}: {</w:t>
-      </w:r>
-      <w:proofErr w:type="gramEnd"/>
-      <w:r>
-        <w:rPr>
-          <w:rFonts w:ascii="Courier New" w:hAnsi="Courier New"/>
-          <w:sz w:val="18"/>
-        </w:rPr>
-        <w:t>value}</w:t>
+        <w:t xml:space="preserve">  {key}: {value}</w:t>
       </w:r>
     </w:p>
     <w:sectPr>
